--- a/UNITEC-TTB-Documentación/Documentacion.docx
+++ b/UNITEC-TTB-Documentación/Documentacion.docx
@@ -19,6 +19,144 @@
       </w:pPr>
       <w:r>
         <w:rPr>
+          <w:noProof/>
+        </w:rPr>
+        <w:drawing>
+          <wp:anchor distT="0" distB="0" distL="114300" distR="114300" simplePos="0" relativeHeight="251659264" behindDoc="0" locked="0" layoutInCell="1" allowOverlap="1" wp14:anchorId="3E6E0321" wp14:editId="55200A4F">
+            <wp:simplePos x="0" y="0"/>
+            <wp:positionH relativeFrom="column">
+              <wp:posOffset>2195195</wp:posOffset>
+            </wp:positionH>
+            <wp:positionV relativeFrom="page">
+              <wp:posOffset>774700</wp:posOffset>
+            </wp:positionV>
+            <wp:extent cx="4153535" cy="1524000"/>
+            <wp:effectExtent l="0" t="0" r="0" b="0"/>
+            <wp:wrapTopAndBottom/>
+            <wp:docPr id="579468181" name="Imagen 2"/>
+            <wp:cNvGraphicFramePr>
+              <a:graphicFrameLocks xmlns:a="http://schemas.openxmlformats.org/drawingml/2006/main" noChangeAspect="1"/>
+            </wp:cNvGraphicFramePr>
+            <a:graphic xmlns:a="http://schemas.openxmlformats.org/drawingml/2006/main">
+              <a:graphicData uri="http://schemas.openxmlformats.org/drawingml/2006/picture">
+                <pic:pic xmlns:pic="http://schemas.openxmlformats.org/drawingml/2006/picture">
+                  <pic:nvPicPr>
+                    <pic:cNvPr id="0" name="Picture 3"/>
+                    <pic:cNvPicPr>
+                      <a:picLocks noChangeAspect="1" noChangeArrowheads="1"/>
+                    </pic:cNvPicPr>
+                  </pic:nvPicPr>
+                  <pic:blipFill>
+                    <a:blip r:embed="rId5">
+                      <a:extLst>
+                        <a:ext uri="{28A0092B-C50C-407E-A947-70E740481C1C}">
+                          <a14:useLocalDpi xmlns:a14="http://schemas.microsoft.com/office/drawing/2010/main" val="0"/>
+                        </a:ext>
+                      </a:extLst>
+                    </a:blip>
+                    <a:srcRect/>
+                    <a:stretch>
+                      <a:fillRect/>
+                    </a:stretch>
+                  </pic:blipFill>
+                  <pic:spPr bwMode="auto">
+                    <a:xfrm>
+                      <a:off x="0" y="0"/>
+                      <a:ext cx="4153535" cy="1524000"/>
+                    </a:xfrm>
+                    <a:prstGeom prst="rect">
+                      <a:avLst/>
+                    </a:prstGeom>
+                    <a:noFill/>
+                    <a:ln>
+                      <a:noFill/>
+                    </a:ln>
+                  </pic:spPr>
+                </pic:pic>
+              </a:graphicData>
+            </a:graphic>
+            <wp14:sizeRelH relativeFrom="margin">
+              <wp14:pctWidth>0</wp14:pctWidth>
+            </wp14:sizeRelH>
+            <wp14:sizeRelV relativeFrom="margin">
+              <wp14:pctHeight>0</wp14:pctHeight>
+            </wp14:sizeRelV>
+          </wp:anchor>
+        </w:drawing>
+      </w:r>
+      <w:r>
+        <w:rPr>
+          <w:noProof/>
+        </w:rPr>
+        <w:drawing>
+          <wp:anchor distT="0" distB="0" distL="114300" distR="114300" simplePos="0" relativeHeight="251658240" behindDoc="0" locked="0" layoutInCell="1" allowOverlap="1" wp14:anchorId="013E1CA4" wp14:editId="7C0B50DE">
+            <wp:simplePos x="0" y="0"/>
+            <wp:positionH relativeFrom="column">
+              <wp:posOffset>-749935</wp:posOffset>
+            </wp:positionH>
+            <wp:positionV relativeFrom="page">
+              <wp:posOffset>330200</wp:posOffset>
+            </wp:positionV>
+            <wp:extent cx="2438400" cy="2438400"/>
+            <wp:effectExtent l="0" t="0" r="0" b="0"/>
+            <wp:wrapTopAndBottom/>
+            <wp:docPr id="2125715389" name="Imagen 1" descr="Universidad Tecnologica de Mexico | Brands of the World™ | Download vector  logos and logotypes"/>
+            <wp:cNvGraphicFramePr>
+              <a:graphicFrameLocks xmlns:a="http://schemas.openxmlformats.org/drawingml/2006/main" noChangeAspect="1"/>
+            </wp:cNvGraphicFramePr>
+            <a:graphic xmlns:a="http://schemas.openxmlformats.org/drawingml/2006/main">
+              <a:graphicData uri="http://schemas.openxmlformats.org/drawingml/2006/picture">
+                <pic:pic xmlns:pic="http://schemas.openxmlformats.org/drawingml/2006/picture">
+                  <pic:nvPicPr>
+                    <pic:cNvPr id="0" name="Picture 1" descr="Universidad Tecnologica de Mexico | Brands of the World™ | Download vector  logos and logotypes"/>
+                    <pic:cNvPicPr>
+                      <a:picLocks noChangeAspect="1" noChangeArrowheads="1"/>
+                    </pic:cNvPicPr>
+                  </pic:nvPicPr>
+                  <pic:blipFill>
+                    <a:blip r:embed="rId6">
+                      <a:extLst>
+                        <a:ext uri="{28A0092B-C50C-407E-A947-70E740481C1C}">
+                          <a14:useLocalDpi xmlns:a14="http://schemas.microsoft.com/office/drawing/2010/main" val="0"/>
+                        </a:ext>
+                      </a:extLst>
+                    </a:blip>
+                    <a:srcRect/>
+                    <a:stretch>
+                      <a:fillRect/>
+                    </a:stretch>
+                  </pic:blipFill>
+                  <pic:spPr bwMode="auto">
+                    <a:xfrm>
+                      <a:off x="0" y="0"/>
+                      <a:ext cx="2438400" cy="2438400"/>
+                    </a:xfrm>
+                    <a:prstGeom prst="rect">
+                      <a:avLst/>
+                    </a:prstGeom>
+                    <a:noFill/>
+                    <a:ln>
+                      <a:noFill/>
+                    </a:ln>
+                  </pic:spPr>
+                </pic:pic>
+              </a:graphicData>
+            </a:graphic>
+            <wp14:sizeRelH relativeFrom="margin">
+              <wp14:pctWidth>0</wp14:pctWidth>
+            </wp14:sizeRelH>
+            <wp14:sizeRelV relativeFrom="margin">
+              <wp14:pctHeight>0</wp14:pctHeight>
+            </wp14:sizeRelV>
+          </wp:anchor>
+        </w:drawing>
+      </w:r>
+    </w:p>
+    <w:p>
+      <w:pPr>
+        <w:spacing w:before="100" w:beforeAutospacing="1" w:after="100" w:afterAutospacing="1" w:line="240" w:lineRule="auto"/>
+        <w:outlineLvl w:val="0"/>
+        <w:rPr>
           <w:rFonts w:ascii="Arial" w:eastAsia="Times New Roman" w:hAnsi="Arial" w:cs="Arial"/>
           <w:b/>
           <w:bCs/>
@@ -28,6 +166,3454 @@
           <w:lang w:eastAsia="es-MX"/>
           <w14:ligatures w14:val="none"/>
         </w:rPr>
+      </w:pPr>
+    </w:p>
+    <w:p>
+      <w:pPr>
+        <w:spacing w:before="100" w:beforeAutospacing="1" w:after="100" w:afterAutospacing="1" w:line="240" w:lineRule="auto"/>
+        <w:jc w:val="center"/>
+        <w:outlineLvl w:val="0"/>
+        <w:rPr>
+          <w:rFonts w:ascii="Arial" w:eastAsia="Times New Roman" w:hAnsi="Arial" w:cs="Arial"/>
+          <w:b/>
+          <w:bCs/>
+          <w:kern w:val="36"/>
+          <w:sz w:val="72"/>
+          <w:szCs w:val="72"/>
+          <w:lang w:eastAsia="es-MX"/>
+          <w14:ligatures w14:val="none"/>
+        </w:rPr>
+      </w:pPr>
+      <w:r>
+        <w:rPr>
+          <w:rFonts w:ascii="Arial" w:eastAsia="Times New Roman" w:hAnsi="Arial" w:cs="Arial"/>
+          <w:b/>
+          <w:bCs/>
+          <w:kern w:val="36"/>
+          <w:sz w:val="72"/>
+          <w:szCs w:val="72"/>
+          <w:lang w:eastAsia="es-MX"/>
+          <w14:ligatures w14:val="none"/>
+        </w:rPr>
+        <w:t>Universidad Tecnológica de México</w:t>
+      </w:r>
+    </w:p>
+    <w:p>
+      <w:pPr>
+        <w:spacing w:before="100" w:beforeAutospacing="1" w:after="100" w:afterAutospacing="1" w:line="240" w:lineRule="auto"/>
+        <w:jc w:val="center"/>
+        <w:outlineLvl w:val="0"/>
+        <w:rPr>
+          <w:rFonts w:ascii="Arial" w:eastAsia="Times New Roman" w:hAnsi="Arial" w:cs="Arial"/>
+          <w:b/>
+          <w:bCs/>
+          <w:kern w:val="36"/>
+          <w:sz w:val="44"/>
+          <w:szCs w:val="44"/>
+          <w:lang w:eastAsia="es-MX"/>
+          <w14:ligatures w14:val="none"/>
+        </w:rPr>
+      </w:pPr>
+    </w:p>
+    <w:p>
+      <w:pPr>
+        <w:spacing w:before="100" w:beforeAutospacing="1" w:after="100" w:afterAutospacing="1" w:line="240" w:lineRule="auto"/>
+        <w:jc w:val="center"/>
+        <w:outlineLvl w:val="0"/>
+        <w:rPr>
+          <w:rFonts w:ascii="Arial" w:eastAsia="Times New Roman" w:hAnsi="Arial" w:cs="Arial"/>
+          <w:b/>
+          <w:bCs/>
+          <w:kern w:val="36"/>
+          <w:sz w:val="56"/>
+          <w:szCs w:val="56"/>
+          <w:lang w:eastAsia="es-MX"/>
+          <w14:ligatures w14:val="none"/>
+        </w:rPr>
+      </w:pPr>
+      <w:r>
+        <w:rPr>
+          <w:rFonts w:ascii="Arial" w:eastAsia="Times New Roman" w:hAnsi="Arial" w:cs="Arial"/>
+          <w:b/>
+          <w:bCs/>
+          <w:kern w:val="36"/>
+          <w:sz w:val="56"/>
+          <w:szCs w:val="56"/>
+          <w:lang w:eastAsia="es-MX"/>
+          <w14:ligatures w14:val="none"/>
+        </w:rPr>
+        <w:t>Sistemas Inteligentes</w:t>
+      </w:r>
+    </w:p>
+    <w:p>
+      <w:pPr>
+        <w:spacing w:before="100" w:beforeAutospacing="1" w:after="100" w:afterAutospacing="1" w:line="240" w:lineRule="auto"/>
+        <w:jc w:val="center"/>
+        <w:outlineLvl w:val="0"/>
+        <w:rPr>
+          <w:rFonts w:ascii="Arial" w:eastAsia="Times New Roman" w:hAnsi="Arial" w:cs="Arial"/>
+          <w:b/>
+          <w:bCs/>
+          <w:kern w:val="36"/>
+          <w:sz w:val="56"/>
+          <w:szCs w:val="56"/>
+          <w:lang w:eastAsia="es-MX"/>
+          <w14:ligatures w14:val="none"/>
+        </w:rPr>
+      </w:pPr>
+      <w:r>
+        <w:rPr>
+          <w:rFonts w:ascii="Arial" w:eastAsia="Times New Roman" w:hAnsi="Arial" w:cs="Arial"/>
+          <w:b/>
+          <w:bCs/>
+          <w:kern w:val="36"/>
+          <w:sz w:val="56"/>
+          <w:szCs w:val="56"/>
+          <w:lang w:eastAsia="es-MX"/>
+          <w14:ligatures w14:val="none"/>
+        </w:rPr>
+        <w:t>Proyecto Final</w:t>
+      </w:r>
+    </w:p>
+    <w:p>
+      <w:pPr>
+        <w:spacing w:before="100" w:beforeAutospacing="1" w:after="100" w:afterAutospacing="1" w:line="240" w:lineRule="auto"/>
+        <w:jc w:val="center"/>
+        <w:outlineLvl w:val="0"/>
+        <w:rPr>
+          <w:rFonts w:ascii="Arial" w:eastAsia="Times New Roman" w:hAnsi="Arial" w:cs="Arial"/>
+          <w:b/>
+          <w:bCs/>
+          <w:kern w:val="36"/>
+          <w:sz w:val="56"/>
+          <w:szCs w:val="56"/>
+          <w:lang w:eastAsia="es-MX"/>
+          <w14:ligatures w14:val="none"/>
+        </w:rPr>
+      </w:pPr>
+      <w:r>
+        <w:rPr>
+          <w:rFonts w:ascii="Arial" w:eastAsia="Times New Roman" w:hAnsi="Arial" w:cs="Arial"/>
+          <w:b/>
+          <w:bCs/>
+          <w:kern w:val="36"/>
+          <w:sz w:val="56"/>
+          <w:szCs w:val="56"/>
+          <w:lang w:eastAsia="es-MX"/>
+          <w14:ligatures w14:val="none"/>
+        </w:rPr>
+        <w:t>Tic-Tac-Bum</w:t>
+      </w:r>
+    </w:p>
+    <w:p>
+      <w:pPr>
+        <w:spacing w:before="100" w:beforeAutospacing="1" w:after="100" w:afterAutospacing="1" w:line="240" w:lineRule="auto"/>
+        <w:jc w:val="center"/>
+        <w:outlineLvl w:val="0"/>
+        <w:rPr>
+          <w:rFonts w:ascii="Arial" w:eastAsia="Times New Roman" w:hAnsi="Arial" w:cs="Arial"/>
+          <w:b/>
+          <w:bCs/>
+          <w:kern w:val="36"/>
+          <w:sz w:val="48"/>
+          <w:szCs w:val="48"/>
+          <w:lang w:eastAsia="es-MX"/>
+          <w14:ligatures w14:val="none"/>
+        </w:rPr>
+      </w:pPr>
+    </w:p>
+    <w:p>
+      <w:pPr>
+        <w:spacing w:before="100" w:beforeAutospacing="1" w:after="100" w:afterAutospacing="1" w:line="240" w:lineRule="auto"/>
+        <w:jc w:val="center"/>
+        <w:outlineLvl w:val="0"/>
+        <w:rPr>
+          <w:rFonts w:ascii="Arial" w:eastAsia="Times New Roman" w:hAnsi="Arial" w:cs="Arial"/>
+          <w:b/>
+          <w:bCs/>
+          <w:kern w:val="36"/>
+          <w:sz w:val="52"/>
+          <w:szCs w:val="52"/>
+          <w:lang w:eastAsia="es-MX"/>
+          <w14:ligatures w14:val="none"/>
+        </w:rPr>
+      </w:pPr>
+      <w:r>
+        <w:rPr>
+          <w:rFonts w:ascii="Arial" w:eastAsia="Times New Roman" w:hAnsi="Arial" w:cs="Arial"/>
+          <w:b/>
+          <w:bCs/>
+          <w:kern w:val="36"/>
+          <w:sz w:val="52"/>
+          <w:szCs w:val="52"/>
+          <w:lang w:eastAsia="es-MX"/>
+          <w14:ligatures w14:val="none"/>
+        </w:rPr>
+        <w:t>Escudero Medina Eduar</w:t>
+      </w:r>
+    </w:p>
+    <w:p>
+      <w:pPr>
+        <w:spacing w:before="100" w:beforeAutospacing="1" w:after="100" w:afterAutospacing="1" w:line="240" w:lineRule="auto"/>
+        <w:jc w:val="center"/>
+        <w:outlineLvl w:val="0"/>
+        <w:rPr>
+          <w:rFonts w:ascii="Arial" w:eastAsia="Times New Roman" w:hAnsi="Arial" w:cs="Arial"/>
+          <w:b/>
+          <w:bCs/>
+          <w:kern w:val="36"/>
+          <w:sz w:val="52"/>
+          <w:szCs w:val="52"/>
+          <w:lang w:eastAsia="es-MX"/>
+          <w14:ligatures w14:val="none"/>
+        </w:rPr>
+      </w:pPr>
+      <w:r>
+        <w:rPr>
+          <w:rFonts w:ascii="Arial" w:eastAsia="Times New Roman" w:hAnsi="Arial" w:cs="Arial"/>
+          <w:b/>
+          <w:bCs/>
+          <w:kern w:val="36"/>
+          <w:sz w:val="52"/>
+          <w:szCs w:val="52"/>
+          <w:lang w:eastAsia="es-MX"/>
+          <w14:ligatures w14:val="none"/>
+        </w:rPr>
+        <w:t>Ledesma Caballero Gael</w:t>
+      </w:r>
+    </w:p>
+    <w:p>
+      <w:pPr>
+        <w:spacing w:before="100" w:beforeAutospacing="1" w:after="100" w:afterAutospacing="1" w:line="240" w:lineRule="auto"/>
+        <w:jc w:val="center"/>
+        <w:outlineLvl w:val="0"/>
+        <w:rPr>
+          <w:rFonts w:ascii="Arial" w:eastAsia="Times New Roman" w:hAnsi="Arial" w:cs="Arial"/>
+          <w:b/>
+          <w:bCs/>
+          <w:kern w:val="36"/>
+          <w:sz w:val="52"/>
+          <w:szCs w:val="52"/>
+          <w:lang w:eastAsia="es-MX"/>
+          <w14:ligatures w14:val="none"/>
+        </w:rPr>
+      </w:pPr>
+      <w:r>
+        <w:rPr>
+          <w:rFonts w:ascii="Arial" w:eastAsia="Times New Roman" w:hAnsi="Arial" w:cs="Arial"/>
+          <w:b/>
+          <w:bCs/>
+          <w:kern w:val="36"/>
+          <w:sz w:val="52"/>
+          <w:szCs w:val="52"/>
+          <w:lang w:eastAsia="es-MX"/>
+          <w14:ligatures w14:val="none"/>
+        </w:rPr>
+        <w:t>Rodríguez Cervantes Miguel Ángel</w:t>
+      </w:r>
+    </w:p>
+    <w:p>
+      <w:pPr>
+        <w:spacing w:before="100" w:beforeAutospacing="1" w:after="100" w:afterAutospacing="1" w:line="240" w:lineRule="auto"/>
+        <w:outlineLvl w:val="1"/>
+        <w:rPr>
+          <w:rFonts w:ascii="Arial" w:eastAsia="Times New Roman" w:hAnsi="Arial" w:cs="Arial"/>
+          <w:b/>
+          <w:bCs/>
+          <w:kern w:val="36"/>
+          <w:sz w:val="28"/>
+          <w:szCs w:val="28"/>
+          <w:lang w:eastAsia="es-MX"/>
+          <w14:ligatures w14:val="none"/>
+        </w:rPr>
+      </w:pPr>
+      <w:r>
+        <w:rPr>
+          <w:rFonts w:ascii="Arial" w:eastAsia="Times New Roman" w:hAnsi="Arial" w:cs="Arial"/>
+          <w:b/>
+          <w:bCs/>
+          <w:kern w:val="36"/>
+          <w:sz w:val="28"/>
+          <w:szCs w:val="28"/>
+          <w:lang w:eastAsia="es-MX"/>
+          <w14:ligatures w14:val="none"/>
+        </w:rPr>
+        <w:lastRenderedPageBreak/>
+        <w:t xml:space="preserve">1. Arquitectura de Sistema (Full-Stack </w:t>
+      </w:r>
+      <w:proofErr w:type="spellStart"/>
+      <w:r>
+        <w:rPr>
+          <w:rFonts w:ascii="Arial" w:eastAsia="Times New Roman" w:hAnsi="Arial" w:cs="Arial"/>
+          <w:b/>
+          <w:bCs/>
+          <w:kern w:val="36"/>
+          <w:sz w:val="28"/>
+          <w:szCs w:val="28"/>
+          <w:lang w:eastAsia="es-MX"/>
+          <w14:ligatures w14:val="none"/>
+        </w:rPr>
+        <w:t>IoT</w:t>
+      </w:r>
+      <w:proofErr w:type="spellEnd"/>
+      <w:r>
+        <w:rPr>
+          <w:rFonts w:ascii="Arial" w:eastAsia="Times New Roman" w:hAnsi="Arial" w:cs="Arial"/>
+          <w:b/>
+          <w:bCs/>
+          <w:kern w:val="36"/>
+          <w:sz w:val="28"/>
+          <w:szCs w:val="28"/>
+          <w:lang w:eastAsia="es-MX"/>
+          <w14:ligatures w14:val="none"/>
+        </w:rPr>
+        <w:t>)</w:t>
+      </w:r>
+    </w:p>
+    <w:p>
+      <w:pPr>
+        <w:spacing w:before="100" w:beforeAutospacing="1" w:after="100" w:afterAutospacing="1" w:line="240" w:lineRule="auto"/>
+        <w:outlineLvl w:val="1"/>
+        <w:rPr>
+          <w:rFonts w:ascii="Arial" w:eastAsia="Times New Roman" w:hAnsi="Arial" w:cs="Arial"/>
+          <w:kern w:val="36"/>
+          <w:lang w:eastAsia="es-MX"/>
+          <w14:ligatures w14:val="none"/>
+        </w:rPr>
+      </w:pPr>
+      <w:r>
+        <w:rPr>
+          <w:rFonts w:ascii="Arial" w:eastAsia="Times New Roman" w:hAnsi="Arial" w:cs="Arial"/>
+          <w:kern w:val="36"/>
+          <w:lang w:eastAsia="es-MX"/>
+          <w14:ligatures w14:val="none"/>
+        </w:rPr>
+        <w:t xml:space="preserve">El sistema emplea una arquitectura distribuida basada en el modelo Productor-Consumidor y </w:t>
+      </w:r>
+      <w:proofErr w:type="spellStart"/>
+      <w:r>
+        <w:rPr>
+          <w:rFonts w:ascii="Arial" w:eastAsia="Times New Roman" w:hAnsi="Arial" w:cs="Arial"/>
+          <w:kern w:val="36"/>
+          <w:lang w:eastAsia="es-MX"/>
+          <w14:ligatures w14:val="none"/>
+        </w:rPr>
+        <w:t>Event-Driven</w:t>
+      </w:r>
+      <w:proofErr w:type="spellEnd"/>
+      <w:r>
+        <w:rPr>
+          <w:rFonts w:ascii="Arial" w:eastAsia="Times New Roman" w:hAnsi="Arial" w:cs="Arial"/>
+          <w:kern w:val="36"/>
+          <w:lang w:eastAsia="es-MX"/>
+          <w14:ligatures w14:val="none"/>
+        </w:rPr>
+        <w:t xml:space="preserve"> </w:t>
+      </w:r>
+      <w:proofErr w:type="spellStart"/>
+      <w:r>
+        <w:rPr>
+          <w:rFonts w:ascii="Arial" w:eastAsia="Times New Roman" w:hAnsi="Arial" w:cs="Arial"/>
+          <w:kern w:val="36"/>
+          <w:lang w:eastAsia="es-MX"/>
+          <w14:ligatures w14:val="none"/>
+        </w:rPr>
+        <w:t>Design</w:t>
+      </w:r>
+      <w:proofErr w:type="spellEnd"/>
+      <w:r>
+        <w:rPr>
+          <w:rFonts w:ascii="Arial" w:eastAsia="Times New Roman" w:hAnsi="Arial" w:cs="Arial"/>
+          <w:kern w:val="36"/>
+          <w:lang w:eastAsia="es-MX"/>
+          <w14:ligatures w14:val="none"/>
+        </w:rPr>
+        <w:t xml:space="preserve"> (Diseño orientado a eventos), asegurando que la latencia entre la acción física y la respuesta digital sea mínima.</w:t>
+      </w:r>
+    </w:p>
+    <w:p>
+      <w:pPr>
+        <w:spacing w:before="100" w:beforeAutospacing="1" w:after="100" w:afterAutospacing="1" w:line="240" w:lineRule="auto"/>
+        <w:outlineLvl w:val="1"/>
+        <w:rPr>
+          <w:rFonts w:ascii="Arial" w:eastAsia="Times New Roman" w:hAnsi="Arial" w:cs="Arial"/>
+          <w:kern w:val="36"/>
+          <w:lang w:eastAsia="es-MX"/>
+          <w14:ligatures w14:val="none"/>
+        </w:rPr>
+      </w:pPr>
+      <w:r>
+        <w:rPr>
+          <w:rFonts w:ascii="Arial" w:eastAsia="Times New Roman" w:hAnsi="Arial" w:cs="Arial"/>
+          <w:kern w:val="36"/>
+          <w:lang w:eastAsia="es-MX"/>
+          <w14:ligatures w14:val="none"/>
+        </w:rPr>
+        <w:t>Capas del Ecosistema:</w:t>
+      </w:r>
+    </w:p>
+    <w:p>
+      <w:pPr>
+        <w:numPr>
+          <w:ilvl w:val="0"/>
+          <w:numId w:val="52"/>
+        </w:numPr>
+        <w:spacing w:before="100" w:beforeAutospacing="1" w:after="100" w:afterAutospacing="1" w:line="240" w:lineRule="auto"/>
+        <w:outlineLvl w:val="1"/>
+        <w:rPr>
+          <w:rFonts w:ascii="Arial" w:eastAsia="Times New Roman" w:hAnsi="Arial" w:cs="Arial"/>
+          <w:kern w:val="36"/>
+          <w:lang w:eastAsia="es-MX"/>
+          <w14:ligatures w14:val="none"/>
+        </w:rPr>
+      </w:pPr>
+      <w:r>
+        <w:rPr>
+          <w:rFonts w:ascii="Arial" w:eastAsia="Times New Roman" w:hAnsi="Arial" w:cs="Arial"/>
+          <w:kern w:val="36"/>
+          <w:lang w:eastAsia="es-MX"/>
+          <w14:ligatures w14:val="none"/>
+        </w:rPr>
+        <w:t xml:space="preserve">Capa Perimetral (Edge Computing - ESP32-S3): Gestiona el tiempo real, procesa señales I/O y realiza el </w:t>
+      </w:r>
+      <w:proofErr w:type="spellStart"/>
+      <w:r>
+        <w:rPr>
+          <w:rFonts w:ascii="Arial" w:eastAsia="Times New Roman" w:hAnsi="Arial" w:cs="Arial"/>
+          <w:kern w:val="36"/>
+          <w:lang w:eastAsia="es-MX"/>
+          <w14:ligatures w14:val="none"/>
+        </w:rPr>
+        <w:t>streaming</w:t>
+      </w:r>
+      <w:proofErr w:type="spellEnd"/>
+      <w:r>
+        <w:rPr>
+          <w:rFonts w:ascii="Arial" w:eastAsia="Times New Roman" w:hAnsi="Arial" w:cs="Arial"/>
+          <w:kern w:val="36"/>
+          <w:lang w:eastAsia="es-MX"/>
+          <w14:ligatures w14:val="none"/>
+        </w:rPr>
+        <w:t xml:space="preserve"> de audio bidireccional.</w:t>
+      </w:r>
+    </w:p>
+    <w:p>
+      <w:pPr>
+        <w:numPr>
+          <w:ilvl w:val="0"/>
+          <w:numId w:val="52"/>
+        </w:numPr>
+        <w:spacing w:before="100" w:beforeAutospacing="1" w:after="100" w:afterAutospacing="1" w:line="240" w:lineRule="auto"/>
+        <w:outlineLvl w:val="1"/>
+        <w:rPr>
+          <w:rFonts w:ascii="Arial" w:eastAsia="Times New Roman" w:hAnsi="Arial" w:cs="Arial"/>
+          <w:kern w:val="36"/>
+          <w:lang w:eastAsia="es-MX"/>
+          <w14:ligatures w14:val="none"/>
+        </w:rPr>
+      </w:pPr>
+      <w:r>
+        <w:rPr>
+          <w:rFonts w:ascii="Arial" w:eastAsia="Times New Roman" w:hAnsi="Arial" w:cs="Arial"/>
+          <w:kern w:val="36"/>
+          <w:lang w:eastAsia="es-MX"/>
+          <w14:ligatures w14:val="none"/>
+        </w:rPr>
+        <w:t>Capa de Orquestación (</w:t>
+      </w:r>
+      <w:proofErr w:type="spellStart"/>
+      <w:r>
+        <w:rPr>
+          <w:rFonts w:ascii="Arial" w:eastAsia="Times New Roman" w:hAnsi="Arial" w:cs="Arial"/>
+          <w:kern w:val="36"/>
+          <w:lang w:eastAsia="es-MX"/>
+          <w14:ligatures w14:val="none"/>
+        </w:rPr>
+        <w:t>Backend</w:t>
+      </w:r>
+      <w:proofErr w:type="spellEnd"/>
+      <w:r>
+        <w:rPr>
+          <w:rFonts w:ascii="Arial" w:eastAsia="Times New Roman" w:hAnsi="Arial" w:cs="Arial"/>
+          <w:kern w:val="36"/>
+          <w:lang w:eastAsia="es-MX"/>
+          <w14:ligatures w14:val="none"/>
+        </w:rPr>
+        <w:t xml:space="preserve"> - </w:t>
+      </w:r>
+      <w:proofErr w:type="spellStart"/>
+      <w:r>
+        <w:rPr>
+          <w:rFonts w:ascii="Arial" w:eastAsia="Times New Roman" w:hAnsi="Arial" w:cs="Arial"/>
+          <w:kern w:val="36"/>
+          <w:lang w:eastAsia="es-MX"/>
+          <w14:ligatures w14:val="none"/>
+        </w:rPr>
+        <w:t>FastAPI</w:t>
+      </w:r>
+      <w:proofErr w:type="spellEnd"/>
+      <w:r>
+        <w:rPr>
+          <w:rFonts w:ascii="Arial" w:eastAsia="Times New Roman" w:hAnsi="Arial" w:cs="Arial"/>
+          <w:kern w:val="36"/>
+          <w:lang w:eastAsia="es-MX"/>
+          <w14:ligatures w14:val="none"/>
+        </w:rPr>
+        <w:t>): Centraliza la lógica de negocio, gestiona el estado del mazo, y procesa el flujo de datos binarios para el reconocimiento de voz.</w:t>
+      </w:r>
+    </w:p>
+    <w:p>
+      <w:pPr>
+        <w:numPr>
+          <w:ilvl w:val="0"/>
+          <w:numId w:val="52"/>
+        </w:numPr>
+        <w:spacing w:before="100" w:beforeAutospacing="1" w:after="100" w:afterAutospacing="1" w:line="240" w:lineRule="auto"/>
+        <w:outlineLvl w:val="1"/>
+        <w:rPr>
+          <w:rFonts w:ascii="Arial" w:eastAsia="Times New Roman" w:hAnsi="Arial" w:cs="Arial"/>
+          <w:kern w:val="36"/>
+          <w:lang w:eastAsia="es-MX"/>
+          <w14:ligatures w14:val="none"/>
+        </w:rPr>
+      </w:pPr>
+      <w:r>
+        <w:rPr>
+          <w:rFonts w:ascii="Arial" w:eastAsia="Times New Roman" w:hAnsi="Arial" w:cs="Arial"/>
+          <w:kern w:val="36"/>
+          <w:lang w:eastAsia="es-MX"/>
+          <w14:ligatures w14:val="none"/>
+        </w:rPr>
+        <w:t>Capa de Presentación (</w:t>
+      </w:r>
+      <w:proofErr w:type="spellStart"/>
+      <w:r>
+        <w:rPr>
+          <w:rFonts w:ascii="Arial" w:eastAsia="Times New Roman" w:hAnsi="Arial" w:cs="Arial"/>
+          <w:kern w:val="36"/>
+          <w:lang w:eastAsia="es-MX"/>
+          <w14:ligatures w14:val="none"/>
+        </w:rPr>
+        <w:t>Frontend</w:t>
+      </w:r>
+      <w:proofErr w:type="spellEnd"/>
+      <w:r>
+        <w:rPr>
+          <w:rFonts w:ascii="Arial" w:eastAsia="Times New Roman" w:hAnsi="Arial" w:cs="Arial"/>
+          <w:kern w:val="36"/>
+          <w:lang w:eastAsia="es-MX"/>
+          <w14:ligatures w14:val="none"/>
+        </w:rPr>
+        <w:t xml:space="preserve"> - Vue.js): Interfaz reactiva que refleja en tiempo real el estado del servidor mediante </w:t>
+      </w:r>
+      <w:proofErr w:type="spellStart"/>
+      <w:r>
+        <w:rPr>
+          <w:rFonts w:ascii="Arial" w:eastAsia="Times New Roman" w:hAnsi="Arial" w:cs="Arial"/>
+          <w:kern w:val="36"/>
+          <w:lang w:eastAsia="es-MX"/>
+          <w14:ligatures w14:val="none"/>
+        </w:rPr>
+        <w:t>WebSockets</w:t>
+      </w:r>
+      <w:proofErr w:type="spellEnd"/>
+      <w:r>
+        <w:rPr>
+          <w:rFonts w:ascii="Arial" w:eastAsia="Times New Roman" w:hAnsi="Arial" w:cs="Arial"/>
+          <w:kern w:val="36"/>
+          <w:lang w:eastAsia="es-MX"/>
+          <w14:ligatures w14:val="none"/>
+        </w:rPr>
+        <w:t>.</w:t>
+      </w:r>
+    </w:p>
+    <w:p>
+      <w:pPr>
+        <w:spacing w:before="100" w:beforeAutospacing="1" w:after="100" w:afterAutospacing="1" w:line="240" w:lineRule="auto"/>
+        <w:outlineLvl w:val="1"/>
+        <w:rPr>
+          <w:rFonts w:ascii="Arial" w:eastAsia="Times New Roman" w:hAnsi="Arial" w:cs="Arial"/>
+          <w:kern w:val="36"/>
+          <w:lang w:eastAsia="es-MX"/>
+          <w14:ligatures w14:val="none"/>
+        </w:rPr>
+      </w:pPr>
+    </w:p>
+    <w:p>
+      <w:pPr>
+        <w:spacing w:before="100" w:beforeAutospacing="1" w:after="100" w:afterAutospacing="1" w:line="240" w:lineRule="auto"/>
+        <w:outlineLvl w:val="1"/>
+        <w:rPr>
+          <w:rFonts w:ascii="Arial" w:eastAsia="Times New Roman" w:hAnsi="Arial" w:cs="Arial"/>
+          <w:b/>
+          <w:bCs/>
+          <w:kern w:val="0"/>
+          <w:sz w:val="28"/>
+          <w:szCs w:val="28"/>
+          <w:lang w:eastAsia="es-MX"/>
+          <w14:ligatures w14:val="none"/>
+        </w:rPr>
+      </w:pPr>
+      <w:r>
+        <w:rPr>
+          <w:rFonts w:ascii="Arial" w:eastAsia="Times New Roman" w:hAnsi="Arial" w:cs="Arial"/>
+          <w:b/>
+          <w:bCs/>
+          <w:kern w:val="0"/>
+          <w:sz w:val="28"/>
+          <w:szCs w:val="28"/>
+          <w:lang w:eastAsia="es-MX"/>
+          <w14:ligatures w14:val="none"/>
+        </w:rPr>
+        <w:t>2. Descripción de Capas y Librerías</w:t>
+      </w:r>
+    </w:p>
+    <w:p>
+      <w:pPr>
+        <w:spacing w:before="100" w:beforeAutospacing="1" w:after="100" w:afterAutospacing="1" w:line="240" w:lineRule="auto"/>
+        <w:jc w:val="both"/>
+        <w:outlineLvl w:val="1"/>
+        <w:rPr>
+          <w:rFonts w:ascii="Arial" w:eastAsia="Times New Roman" w:hAnsi="Arial" w:cs="Arial"/>
+          <w:b/>
+          <w:bCs/>
+          <w:kern w:val="0"/>
+          <w:lang w:eastAsia="es-MX"/>
+          <w14:ligatures w14:val="none"/>
+        </w:rPr>
+      </w:pPr>
+      <w:r>
+        <w:rPr>
+          <w:rFonts w:ascii="Arial" w:eastAsia="Times New Roman" w:hAnsi="Arial" w:cs="Arial"/>
+          <w:b/>
+          <w:bCs/>
+          <w:kern w:val="0"/>
+          <w:lang w:eastAsia="es-MX"/>
+          <w14:ligatures w14:val="none"/>
+        </w:rPr>
+        <w:t>2.1. Capa de Hardware (Firmware C++)</w:t>
+      </w:r>
+    </w:p>
+    <w:p>
+      <w:pPr>
+        <w:spacing w:before="100" w:beforeAutospacing="1" w:after="100" w:afterAutospacing="1" w:line="240" w:lineRule="auto"/>
+        <w:jc w:val="both"/>
+        <w:outlineLvl w:val="1"/>
+        <w:rPr>
+          <w:rFonts w:ascii="Arial" w:eastAsia="Times New Roman" w:hAnsi="Arial" w:cs="Arial"/>
+          <w:kern w:val="0"/>
+          <w:lang w:eastAsia="es-MX"/>
+          <w14:ligatures w14:val="none"/>
+        </w:rPr>
+      </w:pPr>
+      <w:r>
+        <w:rPr>
+          <w:rFonts w:ascii="Arial" w:eastAsia="Times New Roman" w:hAnsi="Arial" w:cs="Arial"/>
+          <w:kern w:val="0"/>
+          <w:lang w:eastAsia="es-MX"/>
+          <w14:ligatures w14:val="none"/>
+        </w:rPr>
+        <w:t xml:space="preserve">El firmware está construido sobre el </w:t>
+      </w:r>
+      <w:proofErr w:type="spellStart"/>
+      <w:r>
+        <w:rPr>
+          <w:rFonts w:ascii="Arial" w:eastAsia="Times New Roman" w:hAnsi="Arial" w:cs="Arial"/>
+          <w:kern w:val="0"/>
+          <w:lang w:eastAsia="es-MX"/>
+          <w14:ligatures w14:val="none"/>
+        </w:rPr>
+        <w:t>framework</w:t>
+      </w:r>
+      <w:proofErr w:type="spellEnd"/>
+      <w:r>
+        <w:rPr>
+          <w:rFonts w:ascii="Arial" w:eastAsia="Times New Roman" w:hAnsi="Arial" w:cs="Arial"/>
+          <w:kern w:val="0"/>
+          <w:lang w:eastAsia="es-MX"/>
+          <w14:ligatures w14:val="none"/>
+        </w:rPr>
+        <w:t xml:space="preserve"> de Arduino para ESP32, optimizado para multitarea mediante </w:t>
+      </w:r>
+      <w:proofErr w:type="spellStart"/>
+      <w:r>
+        <w:rPr>
+          <w:rFonts w:ascii="Arial" w:eastAsia="Times New Roman" w:hAnsi="Arial" w:cs="Arial"/>
+          <w:kern w:val="0"/>
+          <w:lang w:eastAsia="es-MX"/>
+          <w14:ligatures w14:val="none"/>
+        </w:rPr>
+        <w:t>FreeRTOS</w:t>
+      </w:r>
+      <w:proofErr w:type="spellEnd"/>
+      <w:r>
+        <w:rPr>
+          <w:rFonts w:ascii="Arial" w:eastAsia="Times New Roman" w:hAnsi="Arial" w:cs="Arial"/>
+          <w:kern w:val="0"/>
+          <w:lang w:eastAsia="es-MX"/>
+          <w14:ligatures w14:val="none"/>
+        </w:rPr>
+        <w:t>.</w:t>
+      </w:r>
+    </w:p>
+    <w:p>
+      <w:pPr>
+        <w:numPr>
+          <w:ilvl w:val="0"/>
+          <w:numId w:val="53"/>
+        </w:numPr>
+        <w:spacing w:before="100" w:beforeAutospacing="1" w:after="100" w:afterAutospacing="1" w:line="240" w:lineRule="auto"/>
+        <w:jc w:val="both"/>
+        <w:outlineLvl w:val="1"/>
+        <w:rPr>
+          <w:rFonts w:ascii="Arial" w:eastAsia="Times New Roman" w:hAnsi="Arial" w:cs="Arial"/>
+          <w:kern w:val="0"/>
+          <w:lang w:eastAsia="es-MX"/>
+          <w14:ligatures w14:val="none"/>
+        </w:rPr>
+      </w:pPr>
+      <w:r>
+        <w:rPr>
+          <w:rFonts w:ascii="Arial" w:eastAsia="Times New Roman" w:hAnsi="Arial" w:cs="Arial"/>
+          <w:kern w:val="0"/>
+          <w:lang w:eastAsia="es-MX"/>
+          <w14:ligatures w14:val="none"/>
+        </w:rPr>
+        <w:t>Librerías Clave:</w:t>
+      </w:r>
+    </w:p>
+    <w:p>
+      <w:pPr>
+        <w:numPr>
+          <w:ilvl w:val="1"/>
+          <w:numId w:val="53"/>
+        </w:numPr>
+        <w:spacing w:before="100" w:beforeAutospacing="1" w:after="100" w:afterAutospacing="1" w:line="240" w:lineRule="auto"/>
+        <w:jc w:val="both"/>
+        <w:outlineLvl w:val="1"/>
+        <w:rPr>
+          <w:rFonts w:ascii="Arial" w:eastAsia="Times New Roman" w:hAnsi="Arial" w:cs="Arial"/>
+          <w:kern w:val="0"/>
+          <w:lang w:eastAsia="es-MX"/>
+          <w14:ligatures w14:val="none"/>
+        </w:rPr>
+      </w:pPr>
+      <w:r>
+        <w:rPr>
+          <w:rFonts w:ascii="Arial" w:eastAsia="Times New Roman" w:hAnsi="Arial" w:cs="Arial"/>
+          <w:kern w:val="0"/>
+          <w:lang w:eastAsia="es-MX"/>
+          <w14:ligatures w14:val="none"/>
+        </w:rPr>
+        <w:t xml:space="preserve">ESP32-audioI2S (Wolle): Motor principal para la decodificación de audio. Permite el </w:t>
+      </w:r>
+      <w:proofErr w:type="spellStart"/>
+      <w:r>
+        <w:rPr>
+          <w:rFonts w:ascii="Arial" w:eastAsia="Times New Roman" w:hAnsi="Arial" w:cs="Arial"/>
+          <w:kern w:val="0"/>
+          <w:lang w:eastAsia="es-MX"/>
+          <w14:ligatures w14:val="none"/>
+        </w:rPr>
+        <w:t>streaming</w:t>
+      </w:r>
+      <w:proofErr w:type="spellEnd"/>
+      <w:r>
+        <w:rPr>
+          <w:rFonts w:ascii="Arial" w:eastAsia="Times New Roman" w:hAnsi="Arial" w:cs="Arial"/>
+          <w:kern w:val="0"/>
+          <w:lang w:eastAsia="es-MX"/>
+          <w14:ligatures w14:val="none"/>
+        </w:rPr>
+        <w:t xml:space="preserve"> de archivos MP3 desde </w:t>
+      </w:r>
+      <w:proofErr w:type="spellStart"/>
+      <w:r>
+        <w:rPr>
+          <w:rFonts w:ascii="Arial" w:eastAsia="Times New Roman" w:hAnsi="Arial" w:cs="Arial"/>
+          <w:kern w:val="0"/>
+          <w:lang w:eastAsia="es-MX"/>
+          <w14:ligatures w14:val="none"/>
+        </w:rPr>
+        <w:t>URLs</w:t>
+      </w:r>
+      <w:proofErr w:type="spellEnd"/>
+      <w:r>
+        <w:rPr>
+          <w:rFonts w:ascii="Arial" w:eastAsia="Times New Roman" w:hAnsi="Arial" w:cs="Arial"/>
+          <w:kern w:val="0"/>
+          <w:lang w:eastAsia="es-MX"/>
+          <w14:ligatures w14:val="none"/>
+        </w:rPr>
+        <w:t xml:space="preserve"> HTTP de forma no bloqueante, gestionando el buffer DMA para el DAC PCM5102A.</w:t>
+      </w:r>
+    </w:p>
+    <w:p>
+      <w:pPr>
+        <w:numPr>
+          <w:ilvl w:val="1"/>
+          <w:numId w:val="53"/>
+        </w:numPr>
+        <w:spacing w:before="100" w:beforeAutospacing="1" w:after="100" w:afterAutospacing="1" w:line="240" w:lineRule="auto"/>
+        <w:jc w:val="both"/>
+        <w:outlineLvl w:val="1"/>
+        <w:rPr>
+          <w:rFonts w:ascii="Arial" w:eastAsia="Times New Roman" w:hAnsi="Arial" w:cs="Arial"/>
+          <w:kern w:val="0"/>
+          <w:lang w:eastAsia="es-MX"/>
+          <w14:ligatures w14:val="none"/>
+        </w:rPr>
+      </w:pPr>
+      <w:proofErr w:type="spellStart"/>
+      <w:r>
+        <w:rPr>
+          <w:rFonts w:ascii="Arial" w:eastAsia="Times New Roman" w:hAnsi="Arial" w:cs="Arial"/>
+          <w:kern w:val="0"/>
+          <w:lang w:eastAsia="es-MX"/>
+          <w14:ligatures w14:val="none"/>
+        </w:rPr>
+        <w:t>ArduinoJson</w:t>
+      </w:r>
+      <w:proofErr w:type="spellEnd"/>
+      <w:r>
+        <w:rPr>
+          <w:rFonts w:ascii="Arial" w:eastAsia="Times New Roman" w:hAnsi="Arial" w:cs="Arial"/>
+          <w:kern w:val="0"/>
+          <w:lang w:eastAsia="es-MX"/>
+          <w14:ligatures w14:val="none"/>
+        </w:rPr>
+        <w:t xml:space="preserve">: Utilizada para el </w:t>
+      </w:r>
+      <w:proofErr w:type="spellStart"/>
+      <w:r>
+        <w:rPr>
+          <w:rFonts w:ascii="Arial" w:eastAsia="Times New Roman" w:hAnsi="Arial" w:cs="Arial"/>
+          <w:kern w:val="0"/>
+          <w:lang w:eastAsia="es-MX"/>
+          <w14:ligatures w14:val="none"/>
+        </w:rPr>
+        <w:t>parseo</w:t>
+      </w:r>
+      <w:proofErr w:type="spellEnd"/>
+      <w:r>
+        <w:rPr>
+          <w:rFonts w:ascii="Arial" w:eastAsia="Times New Roman" w:hAnsi="Arial" w:cs="Arial"/>
+          <w:kern w:val="0"/>
+          <w:lang w:eastAsia="es-MX"/>
+          <w14:ligatures w14:val="none"/>
+        </w:rPr>
+        <w:t xml:space="preserve"> y generación de mensajes de control livianos entre el ESP32 y el servidor.</w:t>
+      </w:r>
+    </w:p>
+    <w:p>
+      <w:pPr>
+        <w:numPr>
+          <w:ilvl w:val="1"/>
+          <w:numId w:val="53"/>
+        </w:numPr>
+        <w:spacing w:before="100" w:beforeAutospacing="1" w:after="100" w:afterAutospacing="1" w:line="240" w:lineRule="auto"/>
+        <w:jc w:val="both"/>
+        <w:outlineLvl w:val="1"/>
+        <w:rPr>
+          <w:rFonts w:ascii="Arial" w:eastAsia="Times New Roman" w:hAnsi="Arial" w:cs="Arial"/>
+          <w:kern w:val="0"/>
+          <w:lang w:eastAsia="es-MX"/>
+          <w14:ligatures w14:val="none"/>
+        </w:rPr>
+      </w:pPr>
+      <w:proofErr w:type="spellStart"/>
+      <w:r>
+        <w:rPr>
+          <w:rFonts w:ascii="Arial" w:eastAsia="Times New Roman" w:hAnsi="Arial" w:cs="Arial"/>
+          <w:kern w:val="0"/>
+          <w:lang w:eastAsia="es-MX"/>
+          <w14:ligatures w14:val="none"/>
+        </w:rPr>
+        <w:t>Adafruit_NeoPixel</w:t>
+      </w:r>
+      <w:proofErr w:type="spellEnd"/>
+      <w:r>
+        <w:rPr>
+          <w:rFonts w:ascii="Arial" w:eastAsia="Times New Roman" w:hAnsi="Arial" w:cs="Arial"/>
+          <w:kern w:val="0"/>
+          <w:lang w:eastAsia="es-MX"/>
+          <w14:ligatures w14:val="none"/>
+        </w:rPr>
+        <w:t xml:space="preserve">: Gestión de la matriz de </w:t>
+      </w:r>
+      <w:proofErr w:type="spellStart"/>
+      <w:r>
+        <w:rPr>
+          <w:rFonts w:ascii="Arial" w:eastAsia="Times New Roman" w:hAnsi="Arial" w:cs="Arial"/>
+          <w:kern w:val="0"/>
+          <w:lang w:eastAsia="es-MX"/>
+          <w14:ligatures w14:val="none"/>
+        </w:rPr>
+        <w:t>LEDs</w:t>
+      </w:r>
+      <w:proofErr w:type="spellEnd"/>
+      <w:r>
+        <w:rPr>
+          <w:rFonts w:ascii="Arial" w:eastAsia="Times New Roman" w:hAnsi="Arial" w:cs="Arial"/>
+          <w:kern w:val="0"/>
+          <w:lang w:eastAsia="es-MX"/>
+          <w14:ligatures w14:val="none"/>
+        </w:rPr>
+        <w:t xml:space="preserve"> para </w:t>
+      </w:r>
+      <w:proofErr w:type="spellStart"/>
+      <w:r>
+        <w:rPr>
+          <w:rFonts w:ascii="Arial" w:eastAsia="Times New Roman" w:hAnsi="Arial" w:cs="Arial"/>
+          <w:kern w:val="0"/>
+          <w:lang w:eastAsia="es-MX"/>
+          <w14:ligatures w14:val="none"/>
+        </w:rPr>
+        <w:t>feedback</w:t>
+      </w:r>
+      <w:proofErr w:type="spellEnd"/>
+      <w:r>
+        <w:rPr>
+          <w:rFonts w:ascii="Arial" w:eastAsia="Times New Roman" w:hAnsi="Arial" w:cs="Arial"/>
+          <w:kern w:val="0"/>
+          <w:lang w:eastAsia="es-MX"/>
+          <w14:ligatures w14:val="none"/>
+        </w:rPr>
+        <w:t xml:space="preserve"> visual de estados críticos.</w:t>
+      </w:r>
+    </w:p>
+    <w:p>
+      <w:pPr>
+        <w:numPr>
+          <w:ilvl w:val="1"/>
+          <w:numId w:val="53"/>
+        </w:numPr>
+        <w:spacing w:before="100" w:beforeAutospacing="1" w:after="100" w:afterAutospacing="1" w:line="240" w:lineRule="auto"/>
+        <w:jc w:val="both"/>
+        <w:outlineLvl w:val="1"/>
+        <w:rPr>
+          <w:rFonts w:ascii="Arial" w:eastAsia="Times New Roman" w:hAnsi="Arial" w:cs="Arial"/>
+          <w:kern w:val="0"/>
+          <w:lang w:eastAsia="es-MX"/>
+          <w14:ligatures w14:val="none"/>
+        </w:rPr>
+      </w:pPr>
+      <w:proofErr w:type="spellStart"/>
+      <w:r>
+        <w:rPr>
+          <w:rFonts w:ascii="Arial" w:eastAsia="Times New Roman" w:hAnsi="Arial" w:cs="Arial"/>
+          <w:kern w:val="0"/>
+          <w:lang w:eastAsia="es-MX"/>
+          <w14:ligatures w14:val="none"/>
+        </w:rPr>
+        <w:t>WiFi</w:t>
+      </w:r>
+      <w:proofErr w:type="spellEnd"/>
+      <w:r>
+        <w:rPr>
+          <w:rFonts w:ascii="Arial" w:eastAsia="Times New Roman" w:hAnsi="Arial" w:cs="Arial"/>
+          <w:kern w:val="0"/>
+          <w:lang w:eastAsia="es-MX"/>
+          <w14:ligatures w14:val="none"/>
+        </w:rPr>
+        <w:t xml:space="preserve"> &amp; </w:t>
+      </w:r>
+      <w:proofErr w:type="spellStart"/>
+      <w:r>
+        <w:rPr>
+          <w:rFonts w:ascii="Arial" w:eastAsia="Times New Roman" w:hAnsi="Arial" w:cs="Arial"/>
+          <w:kern w:val="0"/>
+          <w:lang w:eastAsia="es-MX"/>
+          <w14:ligatures w14:val="none"/>
+        </w:rPr>
+        <w:t>HTTPClient</w:t>
+      </w:r>
+      <w:proofErr w:type="spellEnd"/>
+      <w:r>
+        <w:rPr>
+          <w:rFonts w:ascii="Arial" w:eastAsia="Times New Roman" w:hAnsi="Arial" w:cs="Arial"/>
+          <w:kern w:val="0"/>
+          <w:lang w:eastAsia="es-MX"/>
+          <w14:ligatures w14:val="none"/>
+        </w:rPr>
+        <w:t>: Gestión de la pila de red y peticiones de recursos multimedia.</w:t>
+      </w:r>
+    </w:p>
+    <w:p>
+      <w:pPr>
+        <w:numPr>
+          <w:ilvl w:val="0"/>
+          <w:numId w:val="53"/>
+        </w:numPr>
+        <w:spacing w:before="100" w:beforeAutospacing="1" w:after="100" w:afterAutospacing="1" w:line="240" w:lineRule="auto"/>
+        <w:jc w:val="both"/>
+        <w:outlineLvl w:val="1"/>
+        <w:rPr>
+          <w:rFonts w:ascii="Arial" w:eastAsia="Times New Roman" w:hAnsi="Arial" w:cs="Arial"/>
+          <w:kern w:val="0"/>
+          <w:lang w:eastAsia="es-MX"/>
+          <w14:ligatures w14:val="none"/>
+        </w:rPr>
+      </w:pPr>
+      <w:r>
+        <w:rPr>
+          <w:rFonts w:ascii="Arial" w:eastAsia="Times New Roman" w:hAnsi="Arial" w:cs="Arial"/>
+          <w:kern w:val="0"/>
+          <w:lang w:eastAsia="es-MX"/>
+          <w14:ligatures w14:val="none"/>
+        </w:rPr>
+        <w:t>Arquitectura Interna:</w:t>
+      </w:r>
+    </w:p>
+    <w:p>
+      <w:pPr>
+        <w:numPr>
+          <w:ilvl w:val="1"/>
+          <w:numId w:val="53"/>
+        </w:numPr>
+        <w:spacing w:before="100" w:beforeAutospacing="1" w:after="100" w:afterAutospacing="1" w:line="240" w:lineRule="auto"/>
+        <w:jc w:val="both"/>
+        <w:outlineLvl w:val="1"/>
+        <w:rPr>
+          <w:rFonts w:ascii="Arial" w:eastAsia="Times New Roman" w:hAnsi="Arial" w:cs="Arial"/>
+          <w:kern w:val="0"/>
+          <w:lang w:eastAsia="es-MX"/>
+          <w14:ligatures w14:val="none"/>
+        </w:rPr>
+      </w:pPr>
+      <w:r>
+        <w:rPr>
+          <w:rFonts w:ascii="Arial" w:eastAsia="Times New Roman" w:hAnsi="Arial" w:cs="Arial"/>
+          <w:kern w:val="0"/>
+          <w:lang w:eastAsia="es-MX"/>
+          <w14:ligatures w14:val="none"/>
+        </w:rPr>
+        <w:t xml:space="preserve">Service </w:t>
+      </w:r>
+      <w:proofErr w:type="spellStart"/>
+      <w:r>
+        <w:rPr>
+          <w:rFonts w:ascii="Arial" w:eastAsia="Times New Roman" w:hAnsi="Arial" w:cs="Arial"/>
+          <w:kern w:val="0"/>
+          <w:lang w:eastAsia="es-MX"/>
+          <w14:ligatures w14:val="none"/>
+        </w:rPr>
+        <w:t>Pattern</w:t>
+      </w:r>
+      <w:proofErr w:type="spellEnd"/>
+      <w:r>
+        <w:rPr>
+          <w:rFonts w:ascii="Arial" w:eastAsia="Times New Roman" w:hAnsi="Arial" w:cs="Arial"/>
+          <w:kern w:val="0"/>
+          <w:lang w:eastAsia="es-MX"/>
+          <w14:ligatures w14:val="none"/>
+        </w:rPr>
+        <w:t xml:space="preserve">: El código se divide en </w:t>
+      </w:r>
+      <w:proofErr w:type="spellStart"/>
+      <w:r>
+        <w:rPr>
+          <w:rFonts w:ascii="Arial" w:eastAsia="Times New Roman" w:hAnsi="Arial" w:cs="Arial"/>
+          <w:kern w:val="0"/>
+          <w:lang w:eastAsia="es-MX"/>
+          <w14:ligatures w14:val="none"/>
+        </w:rPr>
+        <w:t>AudioService</w:t>
+      </w:r>
+      <w:proofErr w:type="spellEnd"/>
+      <w:r>
+        <w:rPr>
+          <w:rFonts w:ascii="Arial" w:eastAsia="Times New Roman" w:hAnsi="Arial" w:cs="Arial"/>
+          <w:kern w:val="0"/>
+          <w:lang w:eastAsia="es-MX"/>
+          <w14:ligatures w14:val="none"/>
+        </w:rPr>
+        <w:t xml:space="preserve">, </w:t>
+      </w:r>
+      <w:proofErr w:type="spellStart"/>
+      <w:r>
+        <w:rPr>
+          <w:rFonts w:ascii="Arial" w:eastAsia="Times New Roman" w:hAnsi="Arial" w:cs="Arial"/>
+          <w:kern w:val="0"/>
+          <w:lang w:eastAsia="es-MX"/>
+          <w14:ligatures w14:val="none"/>
+        </w:rPr>
+        <w:t>MicService</w:t>
+      </w:r>
+      <w:proofErr w:type="spellEnd"/>
+      <w:r>
+        <w:rPr>
+          <w:rFonts w:ascii="Arial" w:eastAsia="Times New Roman" w:hAnsi="Arial" w:cs="Arial"/>
+          <w:kern w:val="0"/>
+          <w:lang w:eastAsia="es-MX"/>
+          <w14:ligatures w14:val="none"/>
+        </w:rPr>
+        <w:t xml:space="preserve"> y </w:t>
+      </w:r>
+      <w:proofErr w:type="spellStart"/>
+      <w:r>
+        <w:rPr>
+          <w:rFonts w:ascii="Arial" w:eastAsia="Times New Roman" w:hAnsi="Arial" w:cs="Arial"/>
+          <w:kern w:val="0"/>
+          <w:lang w:eastAsia="es-MX"/>
+          <w14:ligatures w14:val="none"/>
+        </w:rPr>
+        <w:t>LedService</w:t>
+      </w:r>
+      <w:proofErr w:type="spellEnd"/>
+      <w:r>
+        <w:rPr>
+          <w:rFonts w:ascii="Arial" w:eastAsia="Times New Roman" w:hAnsi="Arial" w:cs="Arial"/>
+          <w:kern w:val="0"/>
+          <w:lang w:eastAsia="es-MX"/>
+          <w14:ligatures w14:val="none"/>
+        </w:rPr>
+        <w:t>, encapsulando la lógica de cada periférico para evitar colisiones de recursos.</w:t>
+      </w:r>
+    </w:p>
+    <w:p>
+      <w:pPr>
+        <w:spacing w:before="100" w:beforeAutospacing="1" w:after="100" w:afterAutospacing="1" w:line="240" w:lineRule="auto"/>
+        <w:jc w:val="both"/>
+        <w:outlineLvl w:val="1"/>
+        <w:rPr>
+          <w:rFonts w:ascii="Arial" w:eastAsia="Times New Roman" w:hAnsi="Arial" w:cs="Arial"/>
+          <w:kern w:val="0"/>
+          <w:lang w:eastAsia="es-MX"/>
+          <w14:ligatures w14:val="none"/>
+        </w:rPr>
+      </w:pPr>
+    </w:p>
+    <w:p>
+      <w:pPr>
+        <w:spacing w:before="100" w:beforeAutospacing="1" w:after="100" w:afterAutospacing="1" w:line="240" w:lineRule="auto"/>
+        <w:jc w:val="both"/>
+        <w:outlineLvl w:val="1"/>
+        <w:rPr>
+          <w:rFonts w:ascii="Arial" w:eastAsia="Times New Roman" w:hAnsi="Arial" w:cs="Arial"/>
+          <w:kern w:val="0"/>
+          <w:lang w:eastAsia="es-MX"/>
+          <w14:ligatures w14:val="none"/>
+        </w:rPr>
+      </w:pPr>
+    </w:p>
+    <w:p>
+      <w:pPr>
+        <w:spacing w:before="100" w:beforeAutospacing="1" w:after="100" w:afterAutospacing="1" w:line="240" w:lineRule="auto"/>
+        <w:jc w:val="both"/>
+        <w:outlineLvl w:val="1"/>
+        <w:rPr>
+          <w:rFonts w:ascii="Arial" w:eastAsia="Times New Roman" w:hAnsi="Arial" w:cs="Arial"/>
+          <w:kern w:val="0"/>
+          <w:lang w:eastAsia="es-MX"/>
+          <w14:ligatures w14:val="none"/>
+        </w:rPr>
+      </w:pPr>
+    </w:p>
+    <w:p>
+      <w:pPr>
+        <w:spacing w:before="100" w:beforeAutospacing="1" w:after="100" w:afterAutospacing="1" w:line="240" w:lineRule="auto"/>
+        <w:jc w:val="both"/>
+        <w:outlineLvl w:val="1"/>
+        <w:rPr>
+          <w:rFonts w:ascii="Arial" w:eastAsia="Times New Roman" w:hAnsi="Arial" w:cs="Arial"/>
+          <w:b/>
+          <w:bCs/>
+          <w:kern w:val="0"/>
+          <w:lang w:eastAsia="es-MX"/>
+          <w14:ligatures w14:val="none"/>
+        </w:rPr>
+      </w:pPr>
+      <w:r>
+        <w:rPr>
+          <w:rFonts w:ascii="Arial" w:eastAsia="Times New Roman" w:hAnsi="Arial" w:cs="Arial"/>
+          <w:b/>
+          <w:bCs/>
+          <w:kern w:val="0"/>
+          <w:lang w:eastAsia="es-MX"/>
+          <w14:ligatures w14:val="none"/>
+        </w:rPr>
+        <w:lastRenderedPageBreak/>
+        <w:t xml:space="preserve">2.2. Capa de </w:t>
+      </w:r>
+      <w:proofErr w:type="spellStart"/>
+      <w:r>
+        <w:rPr>
+          <w:rFonts w:ascii="Arial" w:eastAsia="Times New Roman" w:hAnsi="Arial" w:cs="Arial"/>
+          <w:b/>
+          <w:bCs/>
+          <w:kern w:val="0"/>
+          <w:lang w:eastAsia="es-MX"/>
+          <w14:ligatures w14:val="none"/>
+        </w:rPr>
+        <w:t>Backend</w:t>
+      </w:r>
+      <w:proofErr w:type="spellEnd"/>
+      <w:r>
+        <w:rPr>
+          <w:rFonts w:ascii="Arial" w:eastAsia="Times New Roman" w:hAnsi="Arial" w:cs="Arial"/>
+          <w:b/>
+          <w:bCs/>
+          <w:kern w:val="0"/>
+          <w:lang w:eastAsia="es-MX"/>
+          <w14:ligatures w14:val="none"/>
+        </w:rPr>
+        <w:t xml:space="preserve"> (Python 3.10+)</w:t>
+      </w:r>
+    </w:p>
+    <w:p>
+      <w:pPr>
+        <w:spacing w:before="100" w:beforeAutospacing="1" w:after="100" w:afterAutospacing="1" w:line="240" w:lineRule="auto"/>
+        <w:jc w:val="both"/>
+        <w:outlineLvl w:val="1"/>
+        <w:rPr>
+          <w:rFonts w:ascii="Arial" w:eastAsia="Times New Roman" w:hAnsi="Arial" w:cs="Arial"/>
+          <w:kern w:val="0"/>
+          <w:lang w:eastAsia="es-MX"/>
+          <w14:ligatures w14:val="none"/>
+        </w:rPr>
+      </w:pPr>
+      <w:r>
+        <w:rPr>
+          <w:rFonts w:ascii="Arial" w:eastAsia="Times New Roman" w:hAnsi="Arial" w:cs="Arial"/>
+          <w:kern w:val="0"/>
+          <w:lang w:eastAsia="es-MX"/>
+          <w14:ligatures w14:val="none"/>
+        </w:rPr>
+        <w:t>Un servidor asíncrono diseñado para manejar múltiples conexiones concurrentes (Hardware y Clientes Web).</w:t>
+      </w:r>
+    </w:p>
+    <w:p>
+      <w:pPr>
+        <w:numPr>
+          <w:ilvl w:val="0"/>
+          <w:numId w:val="54"/>
+        </w:numPr>
+        <w:spacing w:before="100" w:beforeAutospacing="1" w:after="100" w:afterAutospacing="1" w:line="240" w:lineRule="auto"/>
+        <w:jc w:val="both"/>
+        <w:outlineLvl w:val="1"/>
+        <w:rPr>
+          <w:rFonts w:ascii="Arial" w:eastAsia="Times New Roman" w:hAnsi="Arial" w:cs="Arial"/>
+          <w:kern w:val="0"/>
+          <w:lang w:eastAsia="es-MX"/>
+          <w14:ligatures w14:val="none"/>
+        </w:rPr>
+      </w:pPr>
+      <w:r>
+        <w:rPr>
+          <w:rFonts w:ascii="Arial" w:eastAsia="Times New Roman" w:hAnsi="Arial" w:cs="Arial"/>
+          <w:kern w:val="0"/>
+          <w:lang w:eastAsia="es-MX"/>
+          <w14:ligatures w14:val="none"/>
+        </w:rPr>
+        <w:t>Librerías Clave:</w:t>
+      </w:r>
+    </w:p>
+    <w:p>
+      <w:pPr>
+        <w:numPr>
+          <w:ilvl w:val="1"/>
+          <w:numId w:val="54"/>
+        </w:numPr>
+        <w:spacing w:before="100" w:beforeAutospacing="1" w:after="100" w:afterAutospacing="1" w:line="240" w:lineRule="auto"/>
+        <w:jc w:val="both"/>
+        <w:outlineLvl w:val="1"/>
+        <w:rPr>
+          <w:rFonts w:ascii="Arial" w:eastAsia="Times New Roman" w:hAnsi="Arial" w:cs="Arial"/>
+          <w:kern w:val="0"/>
+          <w:lang w:eastAsia="es-MX"/>
+          <w14:ligatures w14:val="none"/>
+        </w:rPr>
+      </w:pPr>
+      <w:proofErr w:type="spellStart"/>
+      <w:r>
+        <w:rPr>
+          <w:rFonts w:ascii="Arial" w:eastAsia="Times New Roman" w:hAnsi="Arial" w:cs="Arial"/>
+          <w:kern w:val="0"/>
+          <w:lang w:eastAsia="es-MX"/>
+          <w14:ligatures w14:val="none"/>
+        </w:rPr>
+        <w:t>FastAPI</w:t>
+      </w:r>
+      <w:proofErr w:type="spellEnd"/>
+      <w:r>
+        <w:rPr>
+          <w:rFonts w:ascii="Arial" w:eastAsia="Times New Roman" w:hAnsi="Arial" w:cs="Arial"/>
+          <w:kern w:val="0"/>
+          <w:lang w:eastAsia="es-MX"/>
+          <w14:ligatures w14:val="none"/>
+        </w:rPr>
+        <w:t xml:space="preserve"> / </w:t>
+      </w:r>
+      <w:proofErr w:type="spellStart"/>
+      <w:r>
+        <w:rPr>
+          <w:rFonts w:ascii="Arial" w:eastAsia="Times New Roman" w:hAnsi="Arial" w:cs="Arial"/>
+          <w:kern w:val="0"/>
+          <w:lang w:eastAsia="es-MX"/>
+          <w14:ligatures w14:val="none"/>
+        </w:rPr>
+        <w:t>Uvicorn</w:t>
+      </w:r>
+      <w:proofErr w:type="spellEnd"/>
+      <w:r>
+        <w:rPr>
+          <w:rFonts w:ascii="Arial" w:eastAsia="Times New Roman" w:hAnsi="Arial" w:cs="Arial"/>
+          <w:kern w:val="0"/>
+          <w:lang w:eastAsia="es-MX"/>
+          <w14:ligatures w14:val="none"/>
+        </w:rPr>
+        <w:t xml:space="preserve">: Framework de alto rendimiento para la creación de la API y el manejo de </w:t>
+      </w:r>
+      <w:proofErr w:type="spellStart"/>
+      <w:r>
+        <w:rPr>
+          <w:rFonts w:ascii="Arial" w:eastAsia="Times New Roman" w:hAnsi="Arial" w:cs="Arial"/>
+          <w:kern w:val="0"/>
+          <w:lang w:eastAsia="es-MX"/>
+          <w14:ligatures w14:val="none"/>
+        </w:rPr>
+        <w:t>WebSockets</w:t>
+      </w:r>
+      <w:proofErr w:type="spellEnd"/>
+      <w:r>
+        <w:rPr>
+          <w:rFonts w:ascii="Arial" w:eastAsia="Times New Roman" w:hAnsi="Arial" w:cs="Arial"/>
+          <w:kern w:val="0"/>
+          <w:lang w:eastAsia="es-MX"/>
+          <w14:ligatures w14:val="none"/>
+        </w:rPr>
+        <w:t>.</w:t>
+      </w:r>
+    </w:p>
+    <w:p>
+      <w:pPr>
+        <w:numPr>
+          <w:ilvl w:val="1"/>
+          <w:numId w:val="54"/>
+        </w:numPr>
+        <w:spacing w:before="100" w:beforeAutospacing="1" w:after="100" w:afterAutospacing="1" w:line="240" w:lineRule="auto"/>
+        <w:jc w:val="both"/>
+        <w:outlineLvl w:val="1"/>
+        <w:rPr>
+          <w:rFonts w:ascii="Arial" w:eastAsia="Times New Roman" w:hAnsi="Arial" w:cs="Arial"/>
+          <w:kern w:val="0"/>
+          <w:lang w:eastAsia="es-MX"/>
+          <w14:ligatures w14:val="none"/>
+        </w:rPr>
+      </w:pPr>
+      <w:proofErr w:type="spellStart"/>
+      <w:r>
+        <w:rPr>
+          <w:rFonts w:ascii="Arial" w:eastAsia="Times New Roman" w:hAnsi="Arial" w:cs="Arial"/>
+          <w:kern w:val="0"/>
+          <w:lang w:eastAsia="es-MX"/>
+          <w14:ligatures w14:val="none"/>
+        </w:rPr>
+        <w:t>SpeechRecognition</w:t>
+      </w:r>
+      <w:proofErr w:type="spellEnd"/>
+      <w:r>
+        <w:rPr>
+          <w:rFonts w:ascii="Arial" w:eastAsia="Times New Roman" w:hAnsi="Arial" w:cs="Arial"/>
+          <w:kern w:val="0"/>
+          <w:lang w:eastAsia="es-MX"/>
+          <w14:ligatures w14:val="none"/>
+        </w:rPr>
+        <w:t xml:space="preserve"> (Google API): Motor de procesamiento que convierte los buffers PCM recibidos del ESP32 en texto para validar las respuestas del juego.</w:t>
+      </w:r>
+    </w:p>
+    <w:p>
+      <w:pPr>
+        <w:numPr>
+          <w:ilvl w:val="1"/>
+          <w:numId w:val="54"/>
+        </w:numPr>
+        <w:spacing w:before="100" w:beforeAutospacing="1" w:after="100" w:afterAutospacing="1" w:line="240" w:lineRule="auto"/>
+        <w:jc w:val="both"/>
+        <w:outlineLvl w:val="1"/>
+        <w:rPr>
+          <w:rFonts w:ascii="Arial" w:eastAsia="Times New Roman" w:hAnsi="Arial" w:cs="Arial"/>
+          <w:kern w:val="0"/>
+          <w:lang w:eastAsia="es-MX"/>
+          <w14:ligatures w14:val="none"/>
+        </w:rPr>
+      </w:pPr>
+      <w:proofErr w:type="spellStart"/>
+      <w:r>
+        <w:rPr>
+          <w:rFonts w:ascii="Arial" w:eastAsia="Times New Roman" w:hAnsi="Arial" w:cs="Arial"/>
+          <w:kern w:val="0"/>
+          <w:lang w:eastAsia="es-MX"/>
+          <w14:ligatures w14:val="none"/>
+        </w:rPr>
+        <w:t>Pydantic</w:t>
+      </w:r>
+      <w:proofErr w:type="spellEnd"/>
+      <w:r>
+        <w:rPr>
+          <w:rFonts w:ascii="Arial" w:eastAsia="Times New Roman" w:hAnsi="Arial" w:cs="Arial"/>
+          <w:kern w:val="0"/>
+          <w:lang w:eastAsia="es-MX"/>
+          <w14:ligatures w14:val="none"/>
+        </w:rPr>
+        <w:t>: Validación de esquemas de datos para asegurar que los JSON recibidos del hardware sean correctos.</w:t>
+      </w:r>
+    </w:p>
+    <w:p>
+      <w:pPr>
+        <w:spacing w:before="100" w:beforeAutospacing="1" w:after="100" w:afterAutospacing="1" w:line="240" w:lineRule="auto"/>
+        <w:jc w:val="both"/>
+        <w:outlineLvl w:val="1"/>
+        <w:rPr>
+          <w:rFonts w:ascii="Arial" w:eastAsia="Times New Roman" w:hAnsi="Arial" w:cs="Arial"/>
+          <w:b/>
+          <w:bCs/>
+          <w:kern w:val="0"/>
+          <w:lang w:eastAsia="es-MX"/>
+          <w14:ligatures w14:val="none"/>
+        </w:rPr>
+      </w:pPr>
+      <w:r>
+        <w:rPr>
+          <w:rFonts w:ascii="Arial" w:eastAsia="Times New Roman" w:hAnsi="Arial" w:cs="Arial"/>
+          <w:b/>
+          <w:bCs/>
+          <w:kern w:val="0"/>
+          <w:lang w:eastAsia="es-MX"/>
+          <w14:ligatures w14:val="none"/>
+        </w:rPr>
+        <w:t xml:space="preserve">2.3. Capa de </w:t>
+      </w:r>
+      <w:proofErr w:type="spellStart"/>
+      <w:r>
+        <w:rPr>
+          <w:rFonts w:ascii="Arial" w:eastAsia="Times New Roman" w:hAnsi="Arial" w:cs="Arial"/>
+          <w:b/>
+          <w:bCs/>
+          <w:kern w:val="0"/>
+          <w:lang w:eastAsia="es-MX"/>
+          <w14:ligatures w14:val="none"/>
+        </w:rPr>
+        <w:t>Frontend</w:t>
+      </w:r>
+      <w:proofErr w:type="spellEnd"/>
+      <w:r>
+        <w:rPr>
+          <w:rFonts w:ascii="Arial" w:eastAsia="Times New Roman" w:hAnsi="Arial" w:cs="Arial"/>
+          <w:b/>
+          <w:bCs/>
+          <w:kern w:val="0"/>
+          <w:lang w:eastAsia="es-MX"/>
+          <w14:ligatures w14:val="none"/>
+        </w:rPr>
+        <w:t xml:space="preserve"> (Vue.js 3)</w:t>
+      </w:r>
+    </w:p>
+    <w:p>
+      <w:pPr>
+        <w:spacing w:before="100" w:beforeAutospacing="1" w:after="100" w:afterAutospacing="1" w:line="240" w:lineRule="auto"/>
+        <w:jc w:val="both"/>
+        <w:outlineLvl w:val="1"/>
+        <w:rPr>
+          <w:rFonts w:ascii="Arial" w:eastAsia="Times New Roman" w:hAnsi="Arial" w:cs="Arial"/>
+          <w:kern w:val="0"/>
+          <w:lang w:eastAsia="es-MX"/>
+          <w14:ligatures w14:val="none"/>
+        </w:rPr>
+      </w:pPr>
+      <w:r>
+        <w:rPr>
+          <w:rFonts w:ascii="Arial" w:eastAsia="Times New Roman" w:hAnsi="Arial" w:cs="Arial"/>
+          <w:kern w:val="0"/>
+          <w:lang w:eastAsia="es-MX"/>
+          <w14:ligatures w14:val="none"/>
+        </w:rPr>
+        <w:t xml:space="preserve">Interfaz de usuario Single Page </w:t>
+      </w:r>
+      <w:proofErr w:type="spellStart"/>
+      <w:r>
+        <w:rPr>
+          <w:rFonts w:ascii="Arial" w:eastAsia="Times New Roman" w:hAnsi="Arial" w:cs="Arial"/>
+          <w:kern w:val="0"/>
+          <w:lang w:eastAsia="es-MX"/>
+          <w14:ligatures w14:val="none"/>
+        </w:rPr>
+        <w:t>Application</w:t>
+      </w:r>
+      <w:proofErr w:type="spellEnd"/>
+      <w:r>
+        <w:rPr>
+          <w:rFonts w:ascii="Arial" w:eastAsia="Times New Roman" w:hAnsi="Arial" w:cs="Arial"/>
+          <w:kern w:val="0"/>
+          <w:lang w:eastAsia="es-MX"/>
+          <w14:ligatures w14:val="none"/>
+        </w:rPr>
+        <w:t xml:space="preserve"> (SPA).</w:t>
+      </w:r>
+    </w:p>
+    <w:p>
+      <w:pPr>
+        <w:numPr>
+          <w:ilvl w:val="0"/>
+          <w:numId w:val="55"/>
+        </w:numPr>
+        <w:spacing w:before="100" w:beforeAutospacing="1" w:after="100" w:afterAutospacing="1" w:line="240" w:lineRule="auto"/>
+        <w:jc w:val="both"/>
+        <w:outlineLvl w:val="1"/>
+        <w:rPr>
+          <w:rFonts w:ascii="Arial" w:eastAsia="Times New Roman" w:hAnsi="Arial" w:cs="Arial"/>
+          <w:kern w:val="0"/>
+          <w:lang w:eastAsia="es-MX"/>
+          <w14:ligatures w14:val="none"/>
+        </w:rPr>
+      </w:pPr>
+      <w:r>
+        <w:rPr>
+          <w:rFonts w:ascii="Arial" w:eastAsia="Times New Roman" w:hAnsi="Arial" w:cs="Arial"/>
+          <w:kern w:val="0"/>
+          <w:lang w:eastAsia="es-MX"/>
+          <w14:ligatures w14:val="none"/>
+        </w:rPr>
+        <w:t>Librerías Clave:</w:t>
+      </w:r>
+    </w:p>
+    <w:p>
+      <w:pPr>
+        <w:numPr>
+          <w:ilvl w:val="1"/>
+          <w:numId w:val="55"/>
+        </w:numPr>
+        <w:spacing w:before="100" w:beforeAutospacing="1" w:after="100" w:afterAutospacing="1" w:line="240" w:lineRule="auto"/>
+        <w:jc w:val="both"/>
+        <w:outlineLvl w:val="1"/>
+        <w:rPr>
+          <w:rFonts w:ascii="Arial" w:eastAsia="Times New Roman" w:hAnsi="Arial" w:cs="Arial"/>
+          <w:kern w:val="0"/>
+          <w:lang w:eastAsia="es-MX"/>
+          <w14:ligatures w14:val="none"/>
+        </w:rPr>
+      </w:pPr>
+      <w:proofErr w:type="spellStart"/>
+      <w:r>
+        <w:rPr>
+          <w:rFonts w:ascii="Arial" w:eastAsia="Times New Roman" w:hAnsi="Arial" w:cs="Arial"/>
+          <w:kern w:val="0"/>
+          <w:lang w:eastAsia="es-MX"/>
+          <w14:ligatures w14:val="none"/>
+        </w:rPr>
+        <w:t>Vuex</w:t>
+      </w:r>
+      <w:proofErr w:type="spellEnd"/>
+      <w:r>
+        <w:rPr>
+          <w:rFonts w:ascii="Arial" w:eastAsia="Times New Roman" w:hAnsi="Arial" w:cs="Arial"/>
+          <w:kern w:val="0"/>
+          <w:lang w:eastAsia="es-MX"/>
+          <w14:ligatures w14:val="none"/>
+        </w:rPr>
+        <w:t xml:space="preserve"> / </w:t>
+      </w:r>
+      <w:proofErr w:type="spellStart"/>
+      <w:r>
+        <w:rPr>
+          <w:rFonts w:ascii="Arial" w:eastAsia="Times New Roman" w:hAnsi="Arial" w:cs="Arial"/>
+          <w:kern w:val="0"/>
+          <w:lang w:eastAsia="es-MX"/>
+          <w14:ligatures w14:val="none"/>
+        </w:rPr>
+        <w:t>Pinia</w:t>
+      </w:r>
+      <w:proofErr w:type="spellEnd"/>
+      <w:r>
+        <w:rPr>
+          <w:rFonts w:ascii="Arial" w:eastAsia="Times New Roman" w:hAnsi="Arial" w:cs="Arial"/>
+          <w:kern w:val="0"/>
+          <w:lang w:eastAsia="es-MX"/>
+          <w14:ligatures w14:val="none"/>
+        </w:rPr>
+        <w:t>: Gestión del estado global para sincronizar lo que el hardware envía con lo que el usuario ve.</w:t>
+      </w:r>
+    </w:p>
+    <w:p>
+      <w:pPr>
+        <w:numPr>
+          <w:ilvl w:val="1"/>
+          <w:numId w:val="55"/>
+        </w:numPr>
+        <w:spacing w:before="100" w:beforeAutospacing="1" w:after="100" w:afterAutospacing="1" w:line="240" w:lineRule="auto"/>
+        <w:jc w:val="both"/>
+        <w:outlineLvl w:val="1"/>
+        <w:rPr>
+          <w:rFonts w:ascii="Arial" w:eastAsia="Times New Roman" w:hAnsi="Arial" w:cs="Arial"/>
+          <w:kern w:val="0"/>
+          <w:lang w:eastAsia="es-MX"/>
+          <w14:ligatures w14:val="none"/>
+        </w:rPr>
+      </w:pPr>
+      <w:r>
+        <w:rPr>
+          <w:rFonts w:ascii="Arial" w:eastAsia="Times New Roman" w:hAnsi="Arial" w:cs="Arial"/>
+          <w:kern w:val="0"/>
+          <w:lang w:eastAsia="es-MX"/>
+          <w14:ligatures w14:val="none"/>
+        </w:rPr>
+        <w:t>Socket.io-</w:t>
+      </w:r>
+      <w:proofErr w:type="spellStart"/>
+      <w:r>
+        <w:rPr>
+          <w:rFonts w:ascii="Arial" w:eastAsia="Times New Roman" w:hAnsi="Arial" w:cs="Arial"/>
+          <w:kern w:val="0"/>
+          <w:lang w:eastAsia="es-MX"/>
+          <w14:ligatures w14:val="none"/>
+        </w:rPr>
+        <w:t>client</w:t>
+      </w:r>
+      <w:proofErr w:type="spellEnd"/>
+      <w:r>
+        <w:rPr>
+          <w:rFonts w:ascii="Arial" w:eastAsia="Times New Roman" w:hAnsi="Arial" w:cs="Arial"/>
+          <w:kern w:val="0"/>
+          <w:lang w:eastAsia="es-MX"/>
+          <w14:ligatures w14:val="none"/>
+        </w:rPr>
+        <w:t xml:space="preserve">: Mantiene el canal de comunicación abierto con el </w:t>
+      </w:r>
+      <w:proofErr w:type="spellStart"/>
+      <w:r>
+        <w:rPr>
+          <w:rFonts w:ascii="Arial" w:eastAsia="Times New Roman" w:hAnsi="Arial" w:cs="Arial"/>
+          <w:kern w:val="0"/>
+          <w:lang w:eastAsia="es-MX"/>
+          <w14:ligatures w14:val="none"/>
+        </w:rPr>
+        <w:t>backend</w:t>
+      </w:r>
+      <w:proofErr w:type="spellEnd"/>
+      <w:r>
+        <w:rPr>
+          <w:rFonts w:ascii="Arial" w:eastAsia="Times New Roman" w:hAnsi="Arial" w:cs="Arial"/>
+          <w:kern w:val="0"/>
+          <w:lang w:eastAsia="es-MX"/>
+          <w14:ligatures w14:val="none"/>
+        </w:rPr>
+        <w:t>.</w:t>
+      </w:r>
+    </w:p>
+    <w:p>
+      <w:pPr>
+        <w:spacing w:before="100" w:beforeAutospacing="1" w:after="100" w:afterAutospacing="1" w:line="240" w:lineRule="auto"/>
+        <w:jc w:val="both"/>
+        <w:outlineLvl w:val="1"/>
+        <w:rPr>
+          <w:rFonts w:ascii="Arial" w:eastAsia="Times New Roman" w:hAnsi="Arial" w:cs="Arial"/>
+          <w:kern w:val="0"/>
+          <w:lang w:eastAsia="es-MX"/>
+          <w14:ligatures w14:val="none"/>
+        </w:rPr>
+      </w:pPr>
+    </w:p>
+    <w:p>
+      <w:pPr>
+        <w:spacing w:before="100" w:beforeAutospacing="1" w:after="100" w:afterAutospacing="1" w:line="240" w:lineRule="auto"/>
+        <w:jc w:val="both"/>
+        <w:outlineLvl w:val="0"/>
+        <w:rPr>
+          <w:rFonts w:ascii="Arial" w:eastAsia="Times New Roman" w:hAnsi="Arial" w:cs="Arial"/>
+          <w:b/>
+          <w:bCs/>
+          <w:kern w:val="0"/>
+          <w:sz w:val="28"/>
+          <w:szCs w:val="28"/>
+          <w:lang w:eastAsia="es-MX"/>
+          <w14:ligatures w14:val="none"/>
+        </w:rPr>
+      </w:pPr>
+      <w:r>
+        <w:rPr>
+          <w:rFonts w:ascii="Arial" w:eastAsia="Times New Roman" w:hAnsi="Arial" w:cs="Arial"/>
+          <w:b/>
+          <w:bCs/>
+          <w:kern w:val="0"/>
+          <w:sz w:val="28"/>
+          <w:szCs w:val="28"/>
+          <w:lang w:eastAsia="es-MX"/>
+          <w14:ligatures w14:val="none"/>
+        </w:rPr>
+        <w:t>3. Flujo de Interacción y Comunicación</w:t>
+      </w:r>
+    </w:p>
+    <w:p>
+      <w:pPr>
+        <w:spacing w:before="100" w:beforeAutospacing="1" w:after="100" w:afterAutospacing="1" w:line="240" w:lineRule="auto"/>
+        <w:jc w:val="both"/>
+        <w:outlineLvl w:val="0"/>
+        <w:rPr>
+          <w:rFonts w:ascii="Arial" w:eastAsia="Times New Roman" w:hAnsi="Arial" w:cs="Arial"/>
+          <w:kern w:val="0"/>
+          <w:lang w:eastAsia="es-MX"/>
+          <w14:ligatures w14:val="none"/>
+        </w:rPr>
+      </w:pPr>
+      <w:r>
+        <w:rPr>
+          <w:rFonts w:ascii="Arial" w:eastAsia="Times New Roman" w:hAnsi="Arial" w:cs="Arial"/>
+          <w:kern w:val="0"/>
+          <w:lang w:eastAsia="es-MX"/>
+          <w14:ligatures w14:val="none"/>
+        </w:rPr>
+        <w:t>En un escenario de funcionamiento óptimo, la interacción sigue este ciclo de vida:</w:t>
+      </w:r>
+    </w:p>
+    <w:p>
+      <w:pPr>
+        <w:spacing w:before="100" w:beforeAutospacing="1" w:after="100" w:afterAutospacing="1" w:line="240" w:lineRule="auto"/>
+        <w:jc w:val="both"/>
+        <w:outlineLvl w:val="0"/>
+        <w:rPr>
+          <w:rFonts w:ascii="Arial" w:eastAsia="Times New Roman" w:hAnsi="Arial" w:cs="Arial"/>
+          <w:b/>
+          <w:bCs/>
+          <w:kern w:val="0"/>
+          <w:lang w:eastAsia="es-MX"/>
+          <w14:ligatures w14:val="none"/>
+        </w:rPr>
+      </w:pPr>
+      <w:r>
+        <w:rPr>
+          <w:rFonts w:ascii="Arial" w:eastAsia="Times New Roman" w:hAnsi="Arial" w:cs="Arial"/>
+          <w:b/>
+          <w:bCs/>
+          <w:kern w:val="0"/>
+          <w:lang w:eastAsia="es-MX"/>
+          <w14:ligatures w14:val="none"/>
+        </w:rPr>
+        <w:t xml:space="preserve">Fase A: Inicialización y </w:t>
+      </w:r>
+      <w:proofErr w:type="spellStart"/>
+      <w:r>
+        <w:rPr>
+          <w:rFonts w:ascii="Arial" w:eastAsia="Times New Roman" w:hAnsi="Arial" w:cs="Arial"/>
+          <w:b/>
+          <w:bCs/>
+          <w:kern w:val="0"/>
+          <w:lang w:eastAsia="es-MX"/>
+          <w14:ligatures w14:val="none"/>
+        </w:rPr>
+        <w:t>Handshake</w:t>
+      </w:r>
+      <w:proofErr w:type="spellEnd"/>
+    </w:p>
+    <w:p>
+      <w:pPr>
+        <w:numPr>
+          <w:ilvl w:val="0"/>
+          <w:numId w:val="56"/>
+        </w:numPr>
+        <w:spacing w:before="100" w:beforeAutospacing="1" w:after="100" w:afterAutospacing="1" w:line="240" w:lineRule="auto"/>
+        <w:jc w:val="both"/>
+        <w:outlineLvl w:val="0"/>
+        <w:rPr>
+          <w:rFonts w:ascii="Arial" w:eastAsia="Times New Roman" w:hAnsi="Arial" w:cs="Arial"/>
+          <w:kern w:val="0"/>
+          <w:lang w:eastAsia="es-MX"/>
+          <w14:ligatures w14:val="none"/>
+        </w:rPr>
+      </w:pPr>
+      <w:r>
+        <w:rPr>
+          <w:rFonts w:ascii="Arial" w:eastAsia="Times New Roman" w:hAnsi="Arial" w:cs="Arial"/>
+          <w:kern w:val="0"/>
+          <w:lang w:eastAsia="es-MX"/>
+          <w14:ligatures w14:val="none"/>
+        </w:rPr>
+        <w:t xml:space="preserve">El ESP32 se conecta al </w:t>
+      </w:r>
+      <w:proofErr w:type="spellStart"/>
+      <w:r>
+        <w:rPr>
+          <w:rFonts w:ascii="Arial" w:eastAsia="Times New Roman" w:hAnsi="Arial" w:cs="Arial"/>
+          <w:kern w:val="0"/>
+          <w:lang w:eastAsia="es-MX"/>
+          <w14:ligatures w14:val="none"/>
+        </w:rPr>
+        <w:t>WiFi</w:t>
+      </w:r>
+      <w:proofErr w:type="spellEnd"/>
+      <w:r>
+        <w:rPr>
+          <w:rFonts w:ascii="Arial" w:eastAsia="Times New Roman" w:hAnsi="Arial" w:cs="Arial"/>
+          <w:kern w:val="0"/>
+          <w:lang w:eastAsia="es-MX"/>
+          <w14:ligatures w14:val="none"/>
+        </w:rPr>
+        <w:t xml:space="preserve"> y envía un mensaje SYSTEM_READY al </w:t>
+      </w:r>
+      <w:proofErr w:type="spellStart"/>
+      <w:r>
+        <w:rPr>
+          <w:rFonts w:ascii="Arial" w:eastAsia="Times New Roman" w:hAnsi="Arial" w:cs="Arial"/>
+          <w:kern w:val="0"/>
+          <w:lang w:eastAsia="es-MX"/>
+          <w14:ligatures w14:val="none"/>
+        </w:rPr>
+        <w:t>Backend</w:t>
+      </w:r>
+      <w:proofErr w:type="spellEnd"/>
+      <w:r>
+        <w:rPr>
+          <w:rFonts w:ascii="Arial" w:eastAsia="Times New Roman" w:hAnsi="Arial" w:cs="Arial"/>
+          <w:kern w:val="0"/>
+          <w:lang w:eastAsia="es-MX"/>
+          <w14:ligatures w14:val="none"/>
+        </w:rPr>
+        <w:t xml:space="preserve"> vía </w:t>
+      </w:r>
+      <w:proofErr w:type="spellStart"/>
+      <w:r>
+        <w:rPr>
+          <w:rFonts w:ascii="Arial" w:eastAsia="Times New Roman" w:hAnsi="Arial" w:cs="Arial"/>
+          <w:kern w:val="0"/>
+          <w:lang w:eastAsia="es-MX"/>
+          <w14:ligatures w14:val="none"/>
+        </w:rPr>
+        <w:t>WebSocket</w:t>
+      </w:r>
+      <w:proofErr w:type="spellEnd"/>
+      <w:r>
+        <w:rPr>
+          <w:rFonts w:ascii="Arial" w:eastAsia="Times New Roman" w:hAnsi="Arial" w:cs="Arial"/>
+          <w:kern w:val="0"/>
+          <w:lang w:eastAsia="es-MX"/>
+          <w14:ligatures w14:val="none"/>
+        </w:rPr>
+        <w:t>.</w:t>
+      </w:r>
+    </w:p>
+    <w:p>
+      <w:pPr>
+        <w:numPr>
+          <w:ilvl w:val="0"/>
+          <w:numId w:val="56"/>
+        </w:numPr>
+        <w:spacing w:before="100" w:beforeAutospacing="1" w:after="100" w:afterAutospacing="1" w:line="240" w:lineRule="auto"/>
+        <w:jc w:val="both"/>
+        <w:outlineLvl w:val="0"/>
+        <w:rPr>
+          <w:rFonts w:ascii="Arial" w:eastAsia="Times New Roman" w:hAnsi="Arial" w:cs="Arial"/>
+          <w:kern w:val="0"/>
+          <w:lang w:eastAsia="es-MX"/>
+          <w14:ligatures w14:val="none"/>
+        </w:rPr>
+      </w:pPr>
+      <w:r>
+        <w:rPr>
+          <w:rFonts w:ascii="Arial" w:eastAsia="Times New Roman" w:hAnsi="Arial" w:cs="Arial"/>
+          <w:kern w:val="0"/>
+          <w:lang w:eastAsia="es-MX"/>
+          <w14:ligatures w14:val="none"/>
+        </w:rPr>
+        <w:t xml:space="preserve">El </w:t>
+      </w:r>
+      <w:proofErr w:type="spellStart"/>
+      <w:r>
+        <w:rPr>
+          <w:rFonts w:ascii="Arial" w:eastAsia="Times New Roman" w:hAnsi="Arial" w:cs="Arial"/>
+          <w:kern w:val="0"/>
+          <w:lang w:eastAsia="es-MX"/>
+          <w14:ligatures w14:val="none"/>
+        </w:rPr>
+        <w:t>Backend</w:t>
+      </w:r>
+      <w:proofErr w:type="spellEnd"/>
+      <w:r>
+        <w:rPr>
+          <w:rFonts w:ascii="Arial" w:eastAsia="Times New Roman" w:hAnsi="Arial" w:cs="Arial"/>
+          <w:kern w:val="0"/>
+          <w:lang w:eastAsia="es-MX"/>
+          <w14:ligatures w14:val="none"/>
+        </w:rPr>
+        <w:t xml:space="preserve"> confirma la conexión y ordena al </w:t>
+      </w:r>
+      <w:proofErr w:type="spellStart"/>
+      <w:r>
+        <w:rPr>
+          <w:rFonts w:ascii="Arial" w:eastAsia="Times New Roman" w:hAnsi="Arial" w:cs="Arial"/>
+          <w:kern w:val="0"/>
+          <w:lang w:eastAsia="es-MX"/>
+          <w14:ligatures w14:val="none"/>
+        </w:rPr>
+        <w:t>Frontend</w:t>
+      </w:r>
+      <w:proofErr w:type="spellEnd"/>
+      <w:r>
+        <w:rPr>
+          <w:rFonts w:ascii="Arial" w:eastAsia="Times New Roman" w:hAnsi="Arial" w:cs="Arial"/>
+          <w:kern w:val="0"/>
+          <w:lang w:eastAsia="es-MX"/>
+          <w14:ligatures w14:val="none"/>
+        </w:rPr>
+        <w:t xml:space="preserve"> mostrar la pantalla de inicio.</w:t>
+      </w:r>
+    </w:p>
+    <w:p>
+      <w:pPr>
+        <w:spacing w:before="100" w:beforeAutospacing="1" w:after="100" w:afterAutospacing="1" w:line="240" w:lineRule="auto"/>
+        <w:jc w:val="both"/>
+        <w:outlineLvl w:val="0"/>
+        <w:rPr>
+          <w:rFonts w:ascii="Arial" w:eastAsia="Times New Roman" w:hAnsi="Arial" w:cs="Arial"/>
+          <w:b/>
+          <w:bCs/>
+          <w:kern w:val="0"/>
+          <w:lang w:eastAsia="es-MX"/>
+          <w14:ligatures w14:val="none"/>
+        </w:rPr>
+      </w:pPr>
+      <w:r>
+        <w:rPr>
+          <w:rFonts w:ascii="Arial" w:eastAsia="Times New Roman" w:hAnsi="Arial" w:cs="Arial"/>
+          <w:b/>
+          <w:bCs/>
+          <w:kern w:val="0"/>
+          <w:lang w:eastAsia="es-MX"/>
+          <w14:ligatures w14:val="none"/>
+        </w:rPr>
+        <w:t>Fase B: Ciclo de Juego (Audio de Salida)</w:t>
+      </w:r>
+    </w:p>
+    <w:p>
+      <w:pPr>
+        <w:numPr>
+          <w:ilvl w:val="0"/>
+          <w:numId w:val="57"/>
+        </w:numPr>
+        <w:spacing w:before="100" w:beforeAutospacing="1" w:after="100" w:afterAutospacing="1" w:line="240" w:lineRule="auto"/>
+        <w:jc w:val="both"/>
+        <w:outlineLvl w:val="0"/>
+        <w:rPr>
+          <w:rFonts w:ascii="Arial" w:eastAsia="Times New Roman" w:hAnsi="Arial" w:cs="Arial"/>
+          <w:kern w:val="0"/>
+          <w:lang w:eastAsia="es-MX"/>
+          <w14:ligatures w14:val="none"/>
+        </w:rPr>
+      </w:pPr>
+      <w:r>
+        <w:rPr>
+          <w:rFonts w:ascii="Arial" w:eastAsia="Times New Roman" w:hAnsi="Arial" w:cs="Arial"/>
+          <w:kern w:val="0"/>
+          <w:lang w:eastAsia="es-MX"/>
+          <w14:ligatures w14:val="none"/>
+        </w:rPr>
+        <w:t>El usuario presiona un botón físico (ej. BTN_SELECT).</w:t>
+      </w:r>
+    </w:p>
+    <w:p>
+      <w:pPr>
+        <w:numPr>
+          <w:ilvl w:val="0"/>
+          <w:numId w:val="57"/>
+        </w:numPr>
+        <w:spacing w:before="100" w:beforeAutospacing="1" w:after="100" w:afterAutospacing="1" w:line="240" w:lineRule="auto"/>
+        <w:jc w:val="both"/>
+        <w:outlineLvl w:val="0"/>
+        <w:rPr>
+          <w:rFonts w:ascii="Arial" w:eastAsia="Times New Roman" w:hAnsi="Arial" w:cs="Arial"/>
+          <w:kern w:val="0"/>
+          <w:lang w:eastAsia="es-MX"/>
+          <w14:ligatures w14:val="none"/>
+        </w:rPr>
+      </w:pPr>
+      <w:r>
+        <w:rPr>
+          <w:rFonts w:ascii="Arial" w:eastAsia="Times New Roman" w:hAnsi="Arial" w:cs="Arial"/>
+          <w:kern w:val="0"/>
+          <w:lang w:eastAsia="es-MX"/>
+          <w14:ligatures w14:val="none"/>
+        </w:rPr>
+        <w:t xml:space="preserve">El ESP32 detecta la interrupción y envía un JSON al </w:t>
+      </w:r>
+      <w:proofErr w:type="spellStart"/>
+      <w:r>
+        <w:rPr>
+          <w:rFonts w:ascii="Arial" w:eastAsia="Times New Roman" w:hAnsi="Arial" w:cs="Arial"/>
+          <w:kern w:val="0"/>
+          <w:lang w:eastAsia="es-MX"/>
+          <w14:ligatures w14:val="none"/>
+        </w:rPr>
+        <w:t>Backend</w:t>
+      </w:r>
+      <w:proofErr w:type="spellEnd"/>
+      <w:r>
+        <w:rPr>
+          <w:rFonts w:ascii="Arial" w:eastAsia="Times New Roman" w:hAnsi="Arial" w:cs="Arial"/>
+          <w:kern w:val="0"/>
+          <w:lang w:eastAsia="es-MX"/>
+          <w14:ligatures w14:val="none"/>
+        </w:rPr>
+        <w:t>.</w:t>
+      </w:r>
+    </w:p>
+    <w:p>
+      <w:pPr>
+        <w:numPr>
+          <w:ilvl w:val="0"/>
+          <w:numId w:val="57"/>
+        </w:numPr>
+        <w:spacing w:before="100" w:beforeAutospacing="1" w:after="100" w:afterAutospacing="1" w:line="240" w:lineRule="auto"/>
+        <w:jc w:val="both"/>
+        <w:outlineLvl w:val="0"/>
+        <w:rPr>
+          <w:rFonts w:ascii="Arial" w:eastAsia="Times New Roman" w:hAnsi="Arial" w:cs="Arial"/>
+          <w:kern w:val="0"/>
+          <w:lang w:eastAsia="es-MX"/>
+          <w14:ligatures w14:val="none"/>
+        </w:rPr>
+      </w:pPr>
+      <w:r>
+        <w:rPr>
+          <w:rFonts w:ascii="Arial" w:eastAsia="Times New Roman" w:hAnsi="Arial" w:cs="Arial"/>
+          <w:kern w:val="0"/>
+          <w:lang w:eastAsia="es-MX"/>
+          <w14:ligatures w14:val="none"/>
+        </w:rPr>
+        <w:t xml:space="preserve">El </w:t>
+      </w:r>
+      <w:proofErr w:type="spellStart"/>
+      <w:r>
+        <w:rPr>
+          <w:rFonts w:ascii="Arial" w:eastAsia="Times New Roman" w:hAnsi="Arial" w:cs="Arial"/>
+          <w:kern w:val="0"/>
+          <w:lang w:eastAsia="es-MX"/>
+          <w14:ligatures w14:val="none"/>
+        </w:rPr>
+        <w:t>Backend</w:t>
+      </w:r>
+      <w:proofErr w:type="spellEnd"/>
+      <w:r>
+        <w:rPr>
+          <w:rFonts w:ascii="Arial" w:eastAsia="Times New Roman" w:hAnsi="Arial" w:cs="Arial"/>
+          <w:kern w:val="0"/>
+          <w:lang w:eastAsia="es-MX"/>
+          <w14:ligatures w14:val="none"/>
+        </w:rPr>
+        <w:t xml:space="preserve"> procesa la lógica, selecciona un audio (ej. 1_bienvenida.mp3) y envía una instrucción CMD_AUDIO al ESP32.</w:t>
+      </w:r>
+    </w:p>
+    <w:p>
+      <w:pPr>
+        <w:numPr>
+          <w:ilvl w:val="0"/>
+          <w:numId w:val="57"/>
+        </w:numPr>
+        <w:spacing w:before="100" w:beforeAutospacing="1" w:after="100" w:afterAutospacing="1" w:line="240" w:lineRule="auto"/>
+        <w:jc w:val="both"/>
+        <w:outlineLvl w:val="0"/>
+        <w:rPr>
+          <w:rFonts w:ascii="Arial" w:eastAsia="Times New Roman" w:hAnsi="Arial" w:cs="Arial"/>
+          <w:kern w:val="0"/>
+          <w:lang w:eastAsia="es-MX"/>
+          <w14:ligatures w14:val="none"/>
+        </w:rPr>
+      </w:pPr>
+      <w:r>
+        <w:rPr>
+          <w:rFonts w:ascii="Arial" w:eastAsia="Times New Roman" w:hAnsi="Arial" w:cs="Arial"/>
+          <w:kern w:val="0"/>
+          <w:lang w:eastAsia="es-MX"/>
+          <w14:ligatures w14:val="none"/>
+        </w:rPr>
+        <w:t>El ESP32 realiza una petición HTTP GET al servidor de medios, descarga el buffer y lo reproduce por el DAC en tiempo real.</w:t>
+      </w:r>
+    </w:p>
+    <w:p>
+      <w:pPr>
+        <w:spacing w:before="100" w:beforeAutospacing="1" w:after="100" w:afterAutospacing="1" w:line="240" w:lineRule="auto"/>
+        <w:jc w:val="both"/>
+        <w:outlineLvl w:val="0"/>
+        <w:rPr>
+          <w:rFonts w:ascii="Arial" w:eastAsia="Times New Roman" w:hAnsi="Arial" w:cs="Arial"/>
+          <w:b/>
+          <w:bCs/>
+          <w:kern w:val="0"/>
+          <w:lang w:eastAsia="es-MX"/>
+          <w14:ligatures w14:val="none"/>
+        </w:rPr>
+      </w:pPr>
+      <w:r>
+        <w:rPr>
+          <w:rFonts w:ascii="Arial" w:eastAsia="Times New Roman" w:hAnsi="Arial" w:cs="Arial"/>
+          <w:b/>
+          <w:bCs/>
+          <w:kern w:val="0"/>
+          <w:lang w:eastAsia="es-MX"/>
+          <w14:ligatures w14:val="none"/>
+        </w:rPr>
+        <w:lastRenderedPageBreak/>
+        <w:t>Fase C: Procesamiento de Voz (Audio de Entrada)</w:t>
+      </w:r>
+    </w:p>
+    <w:p>
+      <w:pPr>
+        <w:numPr>
+          <w:ilvl w:val="0"/>
+          <w:numId w:val="58"/>
+        </w:numPr>
+        <w:spacing w:before="100" w:beforeAutospacing="1" w:after="100" w:afterAutospacing="1" w:line="240" w:lineRule="auto"/>
+        <w:jc w:val="both"/>
+        <w:outlineLvl w:val="0"/>
+        <w:rPr>
+          <w:rFonts w:ascii="Arial" w:eastAsia="Times New Roman" w:hAnsi="Arial" w:cs="Arial"/>
+          <w:kern w:val="0"/>
+          <w:lang w:eastAsia="es-MX"/>
+          <w14:ligatures w14:val="none"/>
+        </w:rPr>
+      </w:pPr>
+      <w:r>
+        <w:rPr>
+          <w:rFonts w:ascii="Arial" w:eastAsia="Times New Roman" w:hAnsi="Arial" w:cs="Arial"/>
+          <w:kern w:val="0"/>
+          <w:lang w:eastAsia="es-MX"/>
+          <w14:ligatures w14:val="none"/>
+        </w:rPr>
+        <w:t>Al activar el modo "Hablar" (BTN_P1), el ESP32 abre el puerto I2S_NUM_0 y envía el flujo de bytes crudos por el puerto Serial a 921,600 baudios.</w:t>
+      </w:r>
+    </w:p>
+    <w:p>
+      <w:pPr>
+        <w:numPr>
+          <w:ilvl w:val="0"/>
+          <w:numId w:val="58"/>
+        </w:numPr>
+        <w:spacing w:before="100" w:beforeAutospacing="1" w:after="100" w:afterAutospacing="1" w:line="240" w:lineRule="auto"/>
+        <w:jc w:val="both"/>
+        <w:outlineLvl w:val="0"/>
+        <w:rPr>
+          <w:rFonts w:ascii="Arial" w:eastAsia="Times New Roman" w:hAnsi="Arial" w:cs="Arial"/>
+          <w:kern w:val="0"/>
+          <w:lang w:eastAsia="es-MX"/>
+          <w14:ligatures w14:val="none"/>
+        </w:rPr>
+      </w:pPr>
+      <w:r>
+        <w:rPr>
+          <w:rFonts w:ascii="Arial" w:eastAsia="Times New Roman" w:hAnsi="Arial" w:cs="Arial"/>
+          <w:kern w:val="0"/>
+          <w:lang w:eastAsia="es-MX"/>
+          <w14:ligatures w14:val="none"/>
+        </w:rPr>
+        <w:t xml:space="preserve">El </w:t>
+      </w:r>
+      <w:proofErr w:type="spellStart"/>
+      <w:r>
+        <w:rPr>
+          <w:rFonts w:ascii="Arial" w:eastAsia="Times New Roman" w:hAnsi="Arial" w:cs="Arial"/>
+          <w:kern w:val="0"/>
+          <w:lang w:eastAsia="es-MX"/>
+          <w14:ligatures w14:val="none"/>
+        </w:rPr>
+        <w:t>Backend</w:t>
+      </w:r>
+      <w:proofErr w:type="spellEnd"/>
+      <w:r>
+        <w:rPr>
+          <w:rFonts w:ascii="Arial" w:eastAsia="Times New Roman" w:hAnsi="Arial" w:cs="Arial"/>
+          <w:kern w:val="0"/>
+          <w:lang w:eastAsia="es-MX"/>
+          <w14:ligatures w14:val="none"/>
+        </w:rPr>
+        <w:t xml:space="preserve"> captura el flujo binario, lo encapsula en un contenedor .</w:t>
+      </w:r>
+      <w:proofErr w:type="spellStart"/>
+      <w:r>
+        <w:rPr>
+          <w:rFonts w:ascii="Arial" w:eastAsia="Times New Roman" w:hAnsi="Arial" w:cs="Arial"/>
+          <w:kern w:val="0"/>
+          <w:lang w:eastAsia="es-MX"/>
+          <w14:ligatures w14:val="none"/>
+        </w:rPr>
+        <w:t>wav</w:t>
+      </w:r>
+      <w:proofErr w:type="spellEnd"/>
+      <w:r>
+        <w:rPr>
+          <w:rFonts w:ascii="Arial" w:eastAsia="Times New Roman" w:hAnsi="Arial" w:cs="Arial"/>
+          <w:kern w:val="0"/>
+          <w:lang w:eastAsia="es-MX"/>
+          <w14:ligatures w14:val="none"/>
+        </w:rPr>
+        <w:t xml:space="preserve"> y lo envía a la nube para su transcripción.</w:t>
+      </w:r>
+    </w:p>
+    <w:p>
+      <w:pPr>
+        <w:numPr>
+          <w:ilvl w:val="0"/>
+          <w:numId w:val="58"/>
+        </w:numPr>
+        <w:spacing w:before="100" w:beforeAutospacing="1" w:after="100" w:afterAutospacing="1" w:line="240" w:lineRule="auto"/>
+        <w:jc w:val="both"/>
+        <w:outlineLvl w:val="0"/>
+        <w:rPr>
+          <w:rFonts w:ascii="Arial" w:eastAsia="Times New Roman" w:hAnsi="Arial" w:cs="Arial"/>
+          <w:kern w:val="0"/>
+          <w:lang w:eastAsia="es-MX"/>
+          <w14:ligatures w14:val="none"/>
+        </w:rPr>
+      </w:pPr>
+      <w:r>
+        <w:rPr>
+          <w:rFonts w:ascii="Arial" w:eastAsia="Times New Roman" w:hAnsi="Arial" w:cs="Arial"/>
+          <w:kern w:val="0"/>
+          <w:lang w:eastAsia="es-MX"/>
+          <w14:ligatures w14:val="none"/>
+        </w:rPr>
+        <w:t xml:space="preserve">Si la palabra coincide con la carta activa, el </w:t>
+      </w:r>
+      <w:proofErr w:type="spellStart"/>
+      <w:r>
+        <w:rPr>
+          <w:rFonts w:ascii="Arial" w:eastAsia="Times New Roman" w:hAnsi="Arial" w:cs="Arial"/>
+          <w:kern w:val="0"/>
+          <w:lang w:eastAsia="es-MX"/>
+          <w14:ligatures w14:val="none"/>
+        </w:rPr>
+        <w:t>Backend</w:t>
+      </w:r>
+      <w:proofErr w:type="spellEnd"/>
+      <w:r>
+        <w:rPr>
+          <w:rFonts w:ascii="Arial" w:eastAsia="Times New Roman" w:hAnsi="Arial" w:cs="Arial"/>
+          <w:kern w:val="0"/>
+          <w:lang w:eastAsia="es-MX"/>
+          <w14:ligatures w14:val="none"/>
+        </w:rPr>
+        <w:t xml:space="preserve"> envía un evento de éxito al </w:t>
+      </w:r>
+      <w:proofErr w:type="spellStart"/>
+      <w:r>
+        <w:rPr>
+          <w:rFonts w:ascii="Arial" w:eastAsia="Times New Roman" w:hAnsi="Arial" w:cs="Arial"/>
+          <w:kern w:val="0"/>
+          <w:lang w:eastAsia="es-MX"/>
+          <w14:ligatures w14:val="none"/>
+        </w:rPr>
+        <w:t>Frontend</w:t>
+      </w:r>
+      <w:proofErr w:type="spellEnd"/>
+      <w:r>
+        <w:rPr>
+          <w:rFonts w:ascii="Arial" w:eastAsia="Times New Roman" w:hAnsi="Arial" w:cs="Arial"/>
+          <w:kern w:val="0"/>
+          <w:lang w:eastAsia="es-MX"/>
+          <w14:ligatures w14:val="none"/>
+        </w:rPr>
+        <w:t xml:space="preserve"> y una señal de luces verdes al ESP32.</w:t>
+      </w:r>
+    </w:p>
+    <w:p>
+      <w:pPr>
+        <w:spacing w:before="100" w:beforeAutospacing="1" w:after="100" w:afterAutospacing="1" w:line="240" w:lineRule="auto"/>
+        <w:jc w:val="both"/>
+        <w:outlineLvl w:val="0"/>
+        <w:rPr>
+          <w:rFonts w:ascii="Arial" w:eastAsia="Times New Roman" w:hAnsi="Arial" w:cs="Arial"/>
+          <w:kern w:val="36"/>
+          <w:lang w:eastAsia="es-MX"/>
+          <w14:ligatures w14:val="none"/>
+        </w:rPr>
+      </w:pPr>
+    </w:p>
+    <w:p>
+      <w:pPr>
+        <w:spacing w:before="100" w:beforeAutospacing="1" w:after="100" w:afterAutospacing="1" w:line="240" w:lineRule="auto"/>
+        <w:jc w:val="both"/>
+        <w:outlineLvl w:val="0"/>
+        <w:rPr>
+          <w:rFonts w:ascii="Arial" w:eastAsia="Times New Roman" w:hAnsi="Arial" w:cs="Arial"/>
+          <w:b/>
+          <w:bCs/>
+          <w:kern w:val="36"/>
+          <w:sz w:val="28"/>
+          <w:szCs w:val="28"/>
+          <w:lang w:eastAsia="es-MX"/>
+          <w14:ligatures w14:val="none"/>
+        </w:rPr>
+      </w:pPr>
+      <w:r>
+        <w:rPr>
+          <w:rFonts w:ascii="Arial" w:eastAsia="Times New Roman" w:hAnsi="Arial" w:cs="Arial"/>
+          <w:b/>
+          <w:bCs/>
+          <w:kern w:val="36"/>
+          <w:sz w:val="28"/>
+          <w:szCs w:val="28"/>
+          <w:lang w:eastAsia="es-MX"/>
+          <w14:ligatures w14:val="none"/>
+        </w:rPr>
+        <w:t>4. Matriz de Conectividad (</w:t>
+      </w:r>
+      <w:proofErr w:type="spellStart"/>
+      <w:r>
+        <w:rPr>
+          <w:rFonts w:ascii="Arial" w:eastAsia="Times New Roman" w:hAnsi="Arial" w:cs="Arial"/>
+          <w:b/>
+          <w:bCs/>
+          <w:kern w:val="36"/>
+          <w:sz w:val="28"/>
+          <w:szCs w:val="28"/>
+          <w:lang w:eastAsia="es-MX"/>
+          <w14:ligatures w14:val="none"/>
+        </w:rPr>
+        <w:t>Pinout</w:t>
+      </w:r>
+      <w:proofErr w:type="spellEnd"/>
+      <w:r>
+        <w:rPr>
+          <w:rFonts w:ascii="Arial" w:eastAsia="Times New Roman" w:hAnsi="Arial" w:cs="Arial"/>
+          <w:b/>
+          <w:bCs/>
+          <w:kern w:val="36"/>
+          <w:sz w:val="28"/>
+          <w:szCs w:val="28"/>
+          <w:lang w:eastAsia="es-MX"/>
+          <w14:ligatures w14:val="none"/>
+        </w:rPr>
+        <w:t xml:space="preserve"> Final)</w:t>
+      </w:r>
+    </w:p>
+    <w:p>
+      <w:pPr>
+        <w:spacing w:before="100" w:beforeAutospacing="1" w:after="100" w:afterAutospacing="1" w:line="240" w:lineRule="auto"/>
+        <w:jc w:val="both"/>
+        <w:outlineLvl w:val="0"/>
+        <w:rPr>
+          <w:rFonts w:ascii="Arial" w:eastAsia="Times New Roman" w:hAnsi="Arial" w:cs="Arial"/>
+          <w:kern w:val="36"/>
+          <w:lang w:eastAsia="es-MX"/>
+          <w14:ligatures w14:val="none"/>
+        </w:rPr>
+      </w:pPr>
+      <w:r>
+        <w:rPr>
+          <w:rFonts w:ascii="Arial" w:eastAsia="Times New Roman" w:hAnsi="Arial" w:cs="Arial"/>
+          <w:kern w:val="36"/>
+          <w:lang w:eastAsia="es-MX"/>
+          <w14:ligatures w14:val="none"/>
+        </w:rPr>
+        <w:t xml:space="preserve">Para fines de replicabilidad, se documenta la distribución de pines utilizada en el </w:t>
+      </w:r>
+      <w:r>
+        <w:rPr>
+          <w:rFonts w:ascii="Arial" w:eastAsia="Times New Roman" w:hAnsi="Arial" w:cs="Arial"/>
+          <w:b/>
+          <w:bCs/>
+          <w:kern w:val="36"/>
+          <w:lang w:eastAsia="es-MX"/>
+          <w14:ligatures w14:val="none"/>
+        </w:rPr>
+        <w:t>ESP32-S3-WROOM-1</w:t>
+      </w:r>
+      <w:r>
+        <w:rPr>
+          <w:rFonts w:ascii="Arial" w:eastAsia="Times New Roman" w:hAnsi="Arial" w:cs="Arial"/>
+          <w:kern w:val="36"/>
+          <w:lang w:eastAsia="es-MX"/>
+          <w14:ligatures w14:val="none"/>
+        </w:rPr>
+        <w:t>:</w:t>
+      </w:r>
+    </w:p>
+    <w:tbl>
+      <w:tblPr>
+        <w:tblStyle w:val="Tablaconcuadrcula5oscura-nfasis4"/>
+        <w:tblW w:w="11148" w:type="dxa"/>
+        <w:tblInd w:w="-1206" w:type="dxa"/>
+        <w:tblLook w:val="04A0" w:firstRow="1" w:lastRow="0" w:firstColumn="1" w:lastColumn="0" w:noHBand="0" w:noVBand="1"/>
+      </w:tblPr>
+      <w:tblGrid>
+        <w:gridCol w:w="2787"/>
+        <w:gridCol w:w="2787"/>
+        <w:gridCol w:w="2787"/>
+        <w:gridCol w:w="2787"/>
+      </w:tblGrid>
+      <w:tr>
+        <w:trPr>
+          <w:cnfStyle w:val="100000000000" w:firstRow="1" w:lastRow="0" w:firstColumn="0" w:lastColumn="0" w:oddVBand="0" w:evenVBand="0" w:oddHBand="0" w:evenHBand="0" w:firstRowFirstColumn="0" w:firstRowLastColumn="0" w:lastRowFirstColumn="0" w:lastRowLastColumn="0"/>
+          <w:trHeight w:val="384"/>
+        </w:trPr>
+        <w:tc>
+          <w:tcPr>
+            <w:cnfStyle w:val="001000000000" w:firstRow="0" w:lastRow="0" w:firstColumn="1" w:lastColumn="0" w:oddVBand="0" w:evenVBand="0" w:oddHBand="0" w:evenHBand="0" w:firstRowFirstColumn="0" w:firstRowLastColumn="0" w:lastRowFirstColumn="0" w:lastRowLastColumn="0"/>
+            <w:tcW w:w="2787" w:type="dxa"/>
+          </w:tcPr>
+          <w:p>
+            <w:pPr>
+              <w:spacing w:before="100" w:beforeAutospacing="1" w:after="100" w:afterAutospacing="1"/>
+              <w:jc w:val="center"/>
+              <w:outlineLvl w:val="0"/>
+              <w:rPr>
+                <w:rFonts w:ascii="Arial" w:eastAsia="Times New Roman" w:hAnsi="Arial" w:cs="Arial"/>
+                <w:kern w:val="36"/>
+                <w:sz w:val="28"/>
+                <w:szCs w:val="28"/>
+                <w:lang w:eastAsia="es-MX"/>
+                <w14:ligatures w14:val="none"/>
+              </w:rPr>
+            </w:pPr>
+            <w:r>
+              <w:rPr>
+                <w:sz w:val="28"/>
+                <w:szCs w:val="28"/>
+              </w:rPr>
+              <w:t>Sistema</w:t>
+            </w:r>
+          </w:p>
+        </w:tc>
+        <w:tc>
+          <w:tcPr>
+            <w:tcW w:w="2787" w:type="dxa"/>
+          </w:tcPr>
+          <w:p>
+            <w:pPr>
+              <w:spacing w:before="100" w:beforeAutospacing="1" w:after="100" w:afterAutospacing="1"/>
+              <w:jc w:val="center"/>
+              <w:outlineLvl w:val="0"/>
+              <w:cnfStyle w:val="100000000000" w:firstRow="1" w:lastRow="0" w:firstColumn="0" w:lastColumn="0" w:oddVBand="0" w:evenVBand="0" w:oddHBand="0" w:evenHBand="0" w:firstRowFirstColumn="0" w:firstRowLastColumn="0" w:lastRowFirstColumn="0" w:lastRowLastColumn="0"/>
+              <w:rPr>
+                <w:rFonts w:ascii="Arial" w:eastAsia="Times New Roman" w:hAnsi="Arial" w:cs="Arial"/>
+                <w:kern w:val="36"/>
+                <w:sz w:val="28"/>
+                <w:szCs w:val="28"/>
+                <w:lang w:eastAsia="es-MX"/>
+                <w14:ligatures w14:val="none"/>
+              </w:rPr>
+            </w:pPr>
+            <w:r>
+              <w:rPr>
+                <w:sz w:val="28"/>
+                <w:szCs w:val="28"/>
+              </w:rPr>
+              <w:t>Señal</w:t>
+            </w:r>
+          </w:p>
+        </w:tc>
+        <w:tc>
+          <w:tcPr>
+            <w:tcW w:w="2787" w:type="dxa"/>
+          </w:tcPr>
+          <w:p>
+            <w:pPr>
+              <w:spacing w:before="100" w:beforeAutospacing="1" w:after="100" w:afterAutospacing="1"/>
+              <w:jc w:val="center"/>
+              <w:outlineLvl w:val="0"/>
+              <w:cnfStyle w:val="100000000000" w:firstRow="1" w:lastRow="0" w:firstColumn="0" w:lastColumn="0" w:oddVBand="0" w:evenVBand="0" w:oddHBand="0" w:evenHBand="0" w:firstRowFirstColumn="0" w:firstRowLastColumn="0" w:lastRowFirstColumn="0" w:lastRowLastColumn="0"/>
+              <w:rPr>
+                <w:rFonts w:ascii="Arial" w:eastAsia="Times New Roman" w:hAnsi="Arial" w:cs="Arial"/>
+                <w:kern w:val="36"/>
+                <w:sz w:val="28"/>
+                <w:szCs w:val="28"/>
+                <w:lang w:eastAsia="es-MX"/>
+                <w14:ligatures w14:val="none"/>
+              </w:rPr>
+            </w:pPr>
+            <w:r>
+              <w:rPr>
+                <w:sz w:val="28"/>
+                <w:szCs w:val="28"/>
+              </w:rPr>
+              <w:t>Pin GPIO</w:t>
+            </w:r>
+          </w:p>
+        </w:tc>
+        <w:tc>
+          <w:tcPr>
+            <w:tcW w:w="2787" w:type="dxa"/>
+          </w:tcPr>
+          <w:p>
+            <w:pPr>
+              <w:spacing w:before="100" w:beforeAutospacing="1" w:after="100" w:afterAutospacing="1"/>
+              <w:jc w:val="center"/>
+              <w:outlineLvl w:val="0"/>
+              <w:cnfStyle w:val="100000000000" w:firstRow="1" w:lastRow="0" w:firstColumn="0" w:lastColumn="0" w:oddVBand="0" w:evenVBand="0" w:oddHBand="0" w:evenHBand="0" w:firstRowFirstColumn="0" w:firstRowLastColumn="0" w:lastRowFirstColumn="0" w:lastRowLastColumn="0"/>
+              <w:rPr>
+                <w:rFonts w:ascii="Arial" w:eastAsia="Times New Roman" w:hAnsi="Arial" w:cs="Arial"/>
+                <w:kern w:val="36"/>
+                <w:sz w:val="28"/>
+                <w:szCs w:val="28"/>
+                <w:lang w:eastAsia="es-MX"/>
+                <w14:ligatures w14:val="none"/>
+              </w:rPr>
+            </w:pPr>
+            <w:r>
+              <w:rPr>
+                <w:sz w:val="28"/>
+                <w:szCs w:val="28"/>
+              </w:rPr>
+              <w:t>Descripción</w:t>
+            </w:r>
+          </w:p>
+        </w:tc>
+      </w:tr>
+      <w:tr>
+        <w:trPr>
+          <w:cnfStyle w:val="000000100000" w:firstRow="0" w:lastRow="0" w:firstColumn="0" w:lastColumn="0" w:oddVBand="0" w:evenVBand="0" w:oddHBand="1" w:evenHBand="0" w:firstRowFirstColumn="0" w:firstRowLastColumn="0" w:lastRowFirstColumn="0" w:lastRowLastColumn="0"/>
+          <w:trHeight w:val="795"/>
+        </w:trPr>
+        <w:tc>
+          <w:tcPr>
+            <w:cnfStyle w:val="001000000000" w:firstRow="0" w:lastRow="0" w:firstColumn="1" w:lastColumn="0" w:oddVBand="0" w:evenVBand="0" w:oddHBand="0" w:evenHBand="0" w:firstRowFirstColumn="0" w:firstRowLastColumn="0" w:lastRowFirstColumn="0" w:lastRowLastColumn="0"/>
+            <w:tcW w:w="2787" w:type="dxa"/>
+          </w:tcPr>
+          <w:p>
+            <w:pPr>
+              <w:spacing w:before="100" w:beforeAutospacing="1" w:after="100" w:afterAutospacing="1"/>
+              <w:jc w:val="center"/>
+              <w:outlineLvl w:val="0"/>
+              <w:rPr>
+                <w:rFonts w:ascii="Arial" w:eastAsia="Times New Roman" w:hAnsi="Arial" w:cs="Arial"/>
+                <w:kern w:val="36"/>
+                <w:lang w:eastAsia="es-MX"/>
+                <w14:ligatures w14:val="none"/>
+              </w:rPr>
+            </w:pPr>
+            <w:r>
+              <w:t xml:space="preserve">I2S Audio </w:t>
+            </w:r>
+            <w:proofErr w:type="spellStart"/>
+            <w:r>
+              <w:t>Out</w:t>
+            </w:r>
+            <w:proofErr w:type="spellEnd"/>
+          </w:p>
+        </w:tc>
+        <w:tc>
+          <w:tcPr>
+            <w:tcW w:w="2787" w:type="dxa"/>
+          </w:tcPr>
+          <w:p>
+            <w:pPr>
+              <w:spacing w:before="100" w:beforeAutospacing="1" w:after="100" w:afterAutospacing="1"/>
+              <w:jc w:val="center"/>
+              <w:outlineLvl w:val="0"/>
+              <w:cnfStyle w:val="000000100000" w:firstRow="0" w:lastRow="0" w:firstColumn="0" w:lastColumn="0" w:oddVBand="0" w:evenVBand="0" w:oddHBand="1" w:evenHBand="0" w:firstRowFirstColumn="0" w:firstRowLastColumn="0" w:lastRowFirstColumn="0" w:lastRowLastColumn="0"/>
+              <w:rPr>
+                <w:rFonts w:ascii="Arial" w:eastAsia="Times New Roman" w:hAnsi="Arial" w:cs="Arial"/>
+                <w:kern w:val="36"/>
+                <w:lang w:eastAsia="es-MX"/>
+                <w14:ligatures w14:val="none"/>
+              </w:rPr>
+            </w:pPr>
+            <w:r>
+              <w:t>DIN / BCK / LCK</w:t>
+            </w:r>
+          </w:p>
+        </w:tc>
+        <w:tc>
+          <w:tcPr>
+            <w:tcW w:w="2787" w:type="dxa"/>
+          </w:tcPr>
+          <w:p>
+            <w:pPr>
+              <w:spacing w:before="100" w:beforeAutospacing="1" w:after="100" w:afterAutospacing="1"/>
+              <w:jc w:val="center"/>
+              <w:outlineLvl w:val="0"/>
+              <w:cnfStyle w:val="000000100000" w:firstRow="0" w:lastRow="0" w:firstColumn="0" w:lastColumn="0" w:oddVBand="0" w:evenVBand="0" w:oddHBand="1" w:evenHBand="0" w:firstRowFirstColumn="0" w:firstRowLastColumn="0" w:lastRowFirstColumn="0" w:lastRowLastColumn="0"/>
+              <w:rPr>
+                <w:rFonts w:ascii="Arial" w:eastAsia="Times New Roman" w:hAnsi="Arial" w:cs="Arial"/>
+                <w:kern w:val="36"/>
+                <w:lang w:eastAsia="es-MX"/>
+                <w14:ligatures w14:val="none"/>
+              </w:rPr>
+            </w:pPr>
+            <w:r>
+              <w:t>11 / 12 / 13</w:t>
+            </w:r>
+          </w:p>
+        </w:tc>
+        <w:tc>
+          <w:tcPr>
+            <w:tcW w:w="2787" w:type="dxa"/>
+          </w:tcPr>
+          <w:p>
+            <w:pPr>
+              <w:spacing w:before="100" w:beforeAutospacing="1" w:after="100" w:afterAutospacing="1"/>
+              <w:jc w:val="center"/>
+              <w:outlineLvl w:val="0"/>
+              <w:cnfStyle w:val="000000100000" w:firstRow="0" w:lastRow="0" w:firstColumn="0" w:lastColumn="0" w:oddVBand="0" w:evenVBand="0" w:oddHBand="1" w:evenHBand="0" w:firstRowFirstColumn="0" w:firstRowLastColumn="0" w:lastRowFirstColumn="0" w:lastRowLastColumn="0"/>
+              <w:rPr>
+                <w:rFonts w:ascii="Arial" w:eastAsia="Times New Roman" w:hAnsi="Arial" w:cs="Arial"/>
+                <w:kern w:val="36"/>
+                <w:lang w:eastAsia="es-MX"/>
+                <w14:ligatures w14:val="none"/>
+              </w:rPr>
+            </w:pPr>
+            <w:r>
+              <w:t>Interfaz con DAC PCM5102A.</w:t>
+            </w:r>
+          </w:p>
+        </w:tc>
+      </w:tr>
+      <w:tr>
+        <w:trPr>
+          <w:trHeight w:val="795"/>
+        </w:trPr>
+        <w:tc>
+          <w:tcPr>
+            <w:cnfStyle w:val="001000000000" w:firstRow="0" w:lastRow="0" w:firstColumn="1" w:lastColumn="0" w:oddVBand="0" w:evenVBand="0" w:oddHBand="0" w:evenHBand="0" w:firstRowFirstColumn="0" w:firstRowLastColumn="0" w:lastRowFirstColumn="0" w:lastRowLastColumn="0"/>
+            <w:tcW w:w="2787" w:type="dxa"/>
+          </w:tcPr>
+          <w:p>
+            <w:pPr>
+              <w:spacing w:before="100" w:beforeAutospacing="1" w:after="100" w:afterAutospacing="1"/>
+              <w:jc w:val="center"/>
+              <w:outlineLvl w:val="0"/>
+              <w:rPr>
+                <w:rFonts w:ascii="Arial" w:eastAsia="Times New Roman" w:hAnsi="Arial" w:cs="Arial"/>
+                <w:kern w:val="36"/>
+                <w:lang w:eastAsia="es-MX"/>
+                <w14:ligatures w14:val="none"/>
+              </w:rPr>
+            </w:pPr>
+            <w:r>
+              <w:t>I2S Mic In</w:t>
+            </w:r>
+          </w:p>
+        </w:tc>
+        <w:tc>
+          <w:tcPr>
+            <w:tcW w:w="2787" w:type="dxa"/>
+          </w:tcPr>
+          <w:p>
+            <w:pPr>
+              <w:spacing w:before="100" w:beforeAutospacing="1" w:after="100" w:afterAutospacing="1"/>
+              <w:jc w:val="center"/>
+              <w:outlineLvl w:val="0"/>
+              <w:cnfStyle w:val="000000000000" w:firstRow="0" w:lastRow="0" w:firstColumn="0" w:lastColumn="0" w:oddVBand="0" w:evenVBand="0" w:oddHBand="0" w:evenHBand="0" w:firstRowFirstColumn="0" w:firstRowLastColumn="0" w:lastRowFirstColumn="0" w:lastRowLastColumn="0"/>
+              <w:rPr>
+                <w:rFonts w:ascii="Arial" w:eastAsia="Times New Roman" w:hAnsi="Arial" w:cs="Arial"/>
+                <w:kern w:val="36"/>
+                <w:lang w:eastAsia="es-MX"/>
+                <w14:ligatures w14:val="none"/>
+              </w:rPr>
+            </w:pPr>
+            <w:r>
+              <w:t>SD / SCK / WS</w:t>
+            </w:r>
+          </w:p>
+        </w:tc>
+        <w:tc>
+          <w:tcPr>
+            <w:tcW w:w="2787" w:type="dxa"/>
+          </w:tcPr>
+          <w:p>
+            <w:pPr>
+              <w:spacing w:before="100" w:beforeAutospacing="1" w:after="100" w:afterAutospacing="1"/>
+              <w:jc w:val="center"/>
+              <w:outlineLvl w:val="0"/>
+              <w:cnfStyle w:val="000000000000" w:firstRow="0" w:lastRow="0" w:firstColumn="0" w:lastColumn="0" w:oddVBand="0" w:evenVBand="0" w:oddHBand="0" w:evenHBand="0" w:firstRowFirstColumn="0" w:firstRowLastColumn="0" w:lastRowFirstColumn="0" w:lastRowLastColumn="0"/>
+              <w:rPr>
+                <w:rFonts w:ascii="Arial" w:eastAsia="Times New Roman" w:hAnsi="Arial" w:cs="Arial"/>
+                <w:kern w:val="36"/>
+                <w:lang w:eastAsia="es-MX"/>
+                <w14:ligatures w14:val="none"/>
+              </w:rPr>
+            </w:pPr>
+            <w:r>
+              <w:t>42 / 1 / 2</w:t>
+            </w:r>
+          </w:p>
+        </w:tc>
+        <w:tc>
+          <w:tcPr>
+            <w:tcW w:w="2787" w:type="dxa"/>
+          </w:tcPr>
+          <w:p>
+            <w:pPr>
+              <w:spacing w:before="100" w:beforeAutospacing="1" w:after="100" w:afterAutospacing="1"/>
+              <w:jc w:val="center"/>
+              <w:outlineLvl w:val="0"/>
+              <w:cnfStyle w:val="000000000000" w:firstRow="0" w:lastRow="0" w:firstColumn="0" w:lastColumn="0" w:oddVBand="0" w:evenVBand="0" w:oddHBand="0" w:evenHBand="0" w:firstRowFirstColumn="0" w:firstRowLastColumn="0" w:lastRowFirstColumn="0" w:lastRowLastColumn="0"/>
+              <w:rPr>
+                <w:rFonts w:ascii="Arial" w:eastAsia="Times New Roman" w:hAnsi="Arial" w:cs="Arial"/>
+                <w:kern w:val="36"/>
+                <w:lang w:eastAsia="es-MX"/>
+                <w14:ligatures w14:val="none"/>
+              </w:rPr>
+            </w:pPr>
+            <w:r>
+              <w:t>Interfaz con Micrófono MEMS.</w:t>
+            </w:r>
+          </w:p>
+        </w:tc>
+      </w:tr>
+      <w:tr>
+        <w:trPr>
+          <w:cnfStyle w:val="000000100000" w:firstRow="0" w:lastRow="0" w:firstColumn="0" w:lastColumn="0" w:oddVBand="0" w:evenVBand="0" w:oddHBand="1" w:evenHBand="0" w:firstRowFirstColumn="0" w:firstRowLastColumn="0" w:lastRowFirstColumn="0" w:lastRowLastColumn="0"/>
+          <w:trHeight w:val="795"/>
+        </w:trPr>
+        <w:tc>
+          <w:tcPr>
+            <w:cnfStyle w:val="001000000000" w:firstRow="0" w:lastRow="0" w:firstColumn="1" w:lastColumn="0" w:oddVBand="0" w:evenVBand="0" w:oddHBand="0" w:evenHBand="0" w:firstRowFirstColumn="0" w:firstRowLastColumn="0" w:lastRowFirstColumn="0" w:lastRowLastColumn="0"/>
+            <w:tcW w:w="2787" w:type="dxa"/>
+          </w:tcPr>
+          <w:p>
+            <w:pPr>
+              <w:spacing w:before="100" w:beforeAutospacing="1" w:after="100" w:afterAutospacing="1"/>
+              <w:jc w:val="center"/>
+              <w:outlineLvl w:val="0"/>
+              <w:rPr>
+                <w:rFonts w:ascii="Arial" w:eastAsia="Times New Roman" w:hAnsi="Arial" w:cs="Arial"/>
+                <w:kern w:val="36"/>
+                <w:lang w:eastAsia="es-MX"/>
+                <w14:ligatures w14:val="none"/>
+              </w:rPr>
+            </w:pPr>
+            <w:r>
+              <w:t>SPI SD Card</w:t>
+            </w:r>
+          </w:p>
+        </w:tc>
+        <w:tc>
+          <w:tcPr>
+            <w:tcW w:w="2787" w:type="dxa"/>
+          </w:tcPr>
+          <w:p>
+            <w:pPr>
+              <w:spacing w:before="100" w:beforeAutospacing="1" w:after="100" w:afterAutospacing="1"/>
+              <w:jc w:val="center"/>
+              <w:outlineLvl w:val="0"/>
+              <w:cnfStyle w:val="000000100000" w:firstRow="0" w:lastRow="0" w:firstColumn="0" w:lastColumn="0" w:oddVBand="0" w:evenVBand="0" w:oddHBand="1" w:evenHBand="0" w:firstRowFirstColumn="0" w:firstRowLastColumn="0" w:lastRowFirstColumn="0" w:lastRowLastColumn="0"/>
+              <w:rPr>
+                <w:rFonts w:ascii="Arial" w:eastAsia="Times New Roman" w:hAnsi="Arial" w:cs="Arial"/>
+                <w:kern w:val="36"/>
+                <w:lang w:eastAsia="es-MX"/>
+                <w14:ligatures w14:val="none"/>
+              </w:rPr>
+            </w:pPr>
+            <w:r>
+              <w:t>CS / SCK / MOSI / MISO</w:t>
+            </w:r>
+          </w:p>
+        </w:tc>
+        <w:tc>
+          <w:tcPr>
+            <w:tcW w:w="2787" w:type="dxa"/>
+          </w:tcPr>
+          <w:p>
+            <w:pPr>
+              <w:spacing w:before="100" w:beforeAutospacing="1" w:after="100" w:afterAutospacing="1"/>
+              <w:jc w:val="center"/>
+              <w:outlineLvl w:val="0"/>
+              <w:cnfStyle w:val="000000100000" w:firstRow="0" w:lastRow="0" w:firstColumn="0" w:lastColumn="0" w:oddVBand="0" w:evenVBand="0" w:oddHBand="1" w:evenHBand="0" w:firstRowFirstColumn="0" w:firstRowLastColumn="0" w:lastRowFirstColumn="0" w:lastRowLastColumn="0"/>
+              <w:rPr>
+                <w:rFonts w:ascii="Arial" w:eastAsia="Times New Roman" w:hAnsi="Arial" w:cs="Arial"/>
+                <w:kern w:val="36"/>
+                <w:lang w:eastAsia="es-MX"/>
+                <w14:ligatures w14:val="none"/>
+              </w:rPr>
+            </w:pPr>
+            <w:r>
+              <w:t>10 / 15 / 16 / 17</w:t>
+            </w:r>
+          </w:p>
+        </w:tc>
+        <w:tc>
+          <w:tcPr>
+            <w:tcW w:w="2787" w:type="dxa"/>
+          </w:tcPr>
+          <w:p>
+            <w:pPr>
+              <w:spacing w:before="100" w:beforeAutospacing="1" w:after="100" w:afterAutospacing="1"/>
+              <w:jc w:val="center"/>
+              <w:outlineLvl w:val="0"/>
+              <w:cnfStyle w:val="000000100000" w:firstRow="0" w:lastRow="0" w:firstColumn="0" w:lastColumn="0" w:oddVBand="0" w:evenVBand="0" w:oddHBand="1" w:evenHBand="0" w:firstRowFirstColumn="0" w:firstRowLastColumn="0" w:lastRowFirstColumn="0" w:lastRowLastColumn="0"/>
+              <w:rPr>
+                <w:rFonts w:ascii="Arial" w:eastAsia="Times New Roman" w:hAnsi="Arial" w:cs="Arial"/>
+                <w:kern w:val="36"/>
+                <w:lang w:eastAsia="es-MX"/>
+                <w14:ligatures w14:val="none"/>
+              </w:rPr>
+            </w:pPr>
+            <w:r>
+              <w:t>Almacenamiento de respaldo.</w:t>
+            </w:r>
+          </w:p>
+        </w:tc>
+      </w:tr>
+      <w:tr>
+        <w:trPr>
+          <w:trHeight w:val="768"/>
+        </w:trPr>
+        <w:tc>
+          <w:tcPr>
+            <w:cnfStyle w:val="001000000000" w:firstRow="0" w:lastRow="0" w:firstColumn="1" w:lastColumn="0" w:oddVBand="0" w:evenVBand="0" w:oddHBand="0" w:evenHBand="0" w:firstRowFirstColumn="0" w:firstRowLastColumn="0" w:lastRowFirstColumn="0" w:lastRowLastColumn="0"/>
+            <w:tcW w:w="2787" w:type="dxa"/>
+          </w:tcPr>
+          <w:p>
+            <w:pPr>
+              <w:spacing w:before="100" w:beforeAutospacing="1" w:after="100" w:afterAutospacing="1"/>
+              <w:jc w:val="center"/>
+              <w:outlineLvl w:val="0"/>
+              <w:rPr>
+                <w:rFonts w:ascii="Arial" w:eastAsia="Times New Roman" w:hAnsi="Arial" w:cs="Arial"/>
+                <w:kern w:val="36"/>
+                <w:lang w:eastAsia="es-MX"/>
+                <w14:ligatures w14:val="none"/>
+              </w:rPr>
+            </w:pPr>
+            <w:proofErr w:type="spellStart"/>
+            <w:r>
+              <w:t>User</w:t>
+            </w:r>
+            <w:proofErr w:type="spellEnd"/>
+            <w:r>
+              <w:t xml:space="preserve"> Inputs</w:t>
+            </w:r>
+          </w:p>
+        </w:tc>
+        <w:tc>
+          <w:tcPr>
+            <w:tcW w:w="2787" w:type="dxa"/>
+          </w:tcPr>
+          <w:p>
+            <w:pPr>
+              <w:spacing w:before="100" w:beforeAutospacing="1" w:after="100" w:afterAutospacing="1"/>
+              <w:jc w:val="center"/>
+              <w:outlineLvl w:val="0"/>
+              <w:cnfStyle w:val="000000000000" w:firstRow="0" w:lastRow="0" w:firstColumn="0" w:lastColumn="0" w:oddVBand="0" w:evenVBand="0" w:oddHBand="0" w:evenHBand="0" w:firstRowFirstColumn="0" w:firstRowLastColumn="0" w:lastRowFirstColumn="0" w:lastRowLastColumn="0"/>
+              <w:rPr>
+                <w:rFonts w:ascii="Arial" w:eastAsia="Times New Roman" w:hAnsi="Arial" w:cs="Arial"/>
+                <w:kern w:val="36"/>
+                <w:lang w:eastAsia="es-MX"/>
+                <w14:ligatures w14:val="none"/>
+              </w:rPr>
+            </w:pPr>
+            <w:r>
+              <w:t>Botones Arcade</w:t>
+            </w:r>
+          </w:p>
+        </w:tc>
+        <w:tc>
+          <w:tcPr>
+            <w:tcW w:w="2787" w:type="dxa"/>
+          </w:tcPr>
+          <w:p>
+            <w:pPr>
+              <w:spacing w:before="100" w:beforeAutospacing="1" w:after="100" w:afterAutospacing="1"/>
+              <w:jc w:val="center"/>
+              <w:outlineLvl w:val="0"/>
+              <w:cnfStyle w:val="000000000000" w:firstRow="0" w:lastRow="0" w:firstColumn="0" w:lastColumn="0" w:oddVBand="0" w:evenVBand="0" w:oddHBand="0" w:evenHBand="0" w:firstRowFirstColumn="0" w:firstRowLastColumn="0" w:lastRowFirstColumn="0" w:lastRowLastColumn="0"/>
+              <w:rPr>
+                <w:rFonts w:ascii="Arial" w:eastAsia="Times New Roman" w:hAnsi="Arial" w:cs="Arial"/>
+                <w:kern w:val="36"/>
+                <w:lang w:eastAsia="es-MX"/>
+                <w14:ligatures w14:val="none"/>
+              </w:rPr>
+            </w:pPr>
+            <w:r>
+              <w:t>4, 5, 6, 7, 8, 14, 21</w:t>
+            </w:r>
+          </w:p>
+        </w:tc>
+        <w:tc>
+          <w:tcPr>
+            <w:tcW w:w="2787" w:type="dxa"/>
+          </w:tcPr>
+          <w:p>
+            <w:pPr>
+              <w:spacing w:before="100" w:beforeAutospacing="1" w:after="100" w:afterAutospacing="1"/>
+              <w:jc w:val="center"/>
+              <w:outlineLvl w:val="0"/>
+              <w:cnfStyle w:val="000000000000" w:firstRow="0" w:lastRow="0" w:firstColumn="0" w:lastColumn="0" w:oddVBand="0" w:evenVBand="0" w:oddHBand="0" w:evenHBand="0" w:firstRowFirstColumn="0" w:firstRowLastColumn="0" w:lastRowFirstColumn="0" w:lastRowLastColumn="0"/>
+              <w:rPr>
+                <w:rFonts w:ascii="Arial" w:eastAsia="Times New Roman" w:hAnsi="Arial" w:cs="Arial"/>
+                <w:kern w:val="36"/>
+                <w:lang w:eastAsia="es-MX"/>
+                <w14:ligatures w14:val="none"/>
+              </w:rPr>
+            </w:pPr>
+            <w:r>
+              <w:t>Entradas con Pull-Up externo.</w:t>
+            </w:r>
+          </w:p>
+        </w:tc>
+      </w:tr>
+      <w:tr>
+        <w:trPr>
+          <w:cnfStyle w:val="000000100000" w:firstRow="0" w:lastRow="0" w:firstColumn="0" w:lastColumn="0" w:oddVBand="0" w:evenVBand="0" w:oddHBand="1" w:evenHBand="0" w:firstRowFirstColumn="0" w:firstRowLastColumn="0" w:lastRowFirstColumn="0" w:lastRowLastColumn="0"/>
+          <w:trHeight w:val="795"/>
+        </w:trPr>
+        <w:tc>
+          <w:tcPr>
+            <w:cnfStyle w:val="001000000000" w:firstRow="0" w:lastRow="0" w:firstColumn="1" w:lastColumn="0" w:oddVBand="0" w:evenVBand="0" w:oddHBand="0" w:evenHBand="0" w:firstRowFirstColumn="0" w:firstRowLastColumn="0" w:lastRowFirstColumn="0" w:lastRowLastColumn="0"/>
+            <w:tcW w:w="2787" w:type="dxa"/>
+          </w:tcPr>
+          <w:p>
+            <w:pPr>
+              <w:spacing w:before="100" w:beforeAutospacing="1" w:after="100" w:afterAutospacing="1"/>
+              <w:jc w:val="center"/>
+              <w:outlineLvl w:val="0"/>
+              <w:rPr>
+                <w:rFonts w:ascii="Arial" w:eastAsia="Times New Roman" w:hAnsi="Arial" w:cs="Arial"/>
+                <w:kern w:val="36"/>
+                <w:lang w:eastAsia="es-MX"/>
+                <w14:ligatures w14:val="none"/>
+              </w:rPr>
+            </w:pPr>
+            <w:proofErr w:type="spellStart"/>
+            <w:r>
+              <w:t>Feedback</w:t>
+            </w:r>
+            <w:proofErr w:type="spellEnd"/>
+          </w:p>
+        </w:tc>
+        <w:tc>
+          <w:tcPr>
+            <w:tcW w:w="2787" w:type="dxa"/>
+          </w:tcPr>
+          <w:p>
+            <w:pPr>
+              <w:spacing w:before="100" w:beforeAutospacing="1" w:after="100" w:afterAutospacing="1"/>
+              <w:jc w:val="center"/>
+              <w:outlineLvl w:val="0"/>
+              <w:cnfStyle w:val="000000100000" w:firstRow="0" w:lastRow="0" w:firstColumn="0" w:lastColumn="0" w:oddVBand="0" w:evenVBand="0" w:oddHBand="1" w:evenHBand="0" w:firstRowFirstColumn="0" w:firstRowLastColumn="0" w:lastRowFirstColumn="0" w:lastRowLastColumn="0"/>
+              <w:rPr>
+                <w:rFonts w:ascii="Arial" w:eastAsia="Times New Roman" w:hAnsi="Arial" w:cs="Arial"/>
+                <w:kern w:val="36"/>
+                <w:lang w:eastAsia="es-MX"/>
+                <w14:ligatures w14:val="none"/>
+              </w:rPr>
+            </w:pPr>
+            <w:proofErr w:type="spellStart"/>
+            <w:r>
+              <w:t>NeoPixel</w:t>
+            </w:r>
+            <w:proofErr w:type="spellEnd"/>
+            <w:r>
+              <w:t xml:space="preserve"> Bus</w:t>
+            </w:r>
+          </w:p>
+        </w:tc>
+        <w:tc>
+          <w:tcPr>
+            <w:tcW w:w="2787" w:type="dxa"/>
+          </w:tcPr>
+          <w:p>
+            <w:pPr>
+              <w:spacing w:before="100" w:beforeAutospacing="1" w:after="100" w:afterAutospacing="1"/>
+              <w:jc w:val="center"/>
+              <w:outlineLvl w:val="0"/>
+              <w:cnfStyle w:val="000000100000" w:firstRow="0" w:lastRow="0" w:firstColumn="0" w:lastColumn="0" w:oddVBand="0" w:evenVBand="0" w:oddHBand="1" w:evenHBand="0" w:firstRowFirstColumn="0" w:firstRowLastColumn="0" w:lastRowFirstColumn="0" w:lastRowLastColumn="0"/>
+              <w:rPr>
+                <w:rFonts w:ascii="Arial" w:eastAsia="Times New Roman" w:hAnsi="Arial" w:cs="Arial"/>
+                <w:kern w:val="36"/>
+                <w:lang w:eastAsia="es-MX"/>
+                <w14:ligatures w14:val="none"/>
+              </w:rPr>
+            </w:pPr>
+            <w:r>
+              <w:t>18</w:t>
+            </w:r>
+          </w:p>
+        </w:tc>
+        <w:tc>
+          <w:tcPr>
+            <w:tcW w:w="2787" w:type="dxa"/>
+          </w:tcPr>
+          <w:p>
+            <w:pPr>
+              <w:spacing w:before="100" w:beforeAutospacing="1" w:after="100" w:afterAutospacing="1"/>
+              <w:jc w:val="center"/>
+              <w:outlineLvl w:val="0"/>
+              <w:cnfStyle w:val="000000100000" w:firstRow="0" w:lastRow="0" w:firstColumn="0" w:lastColumn="0" w:oddVBand="0" w:evenVBand="0" w:oddHBand="1" w:evenHBand="0" w:firstRowFirstColumn="0" w:firstRowLastColumn="0" w:lastRowFirstColumn="0" w:lastRowLastColumn="0"/>
+              <w:rPr>
+                <w:rFonts w:ascii="Arial" w:eastAsia="Times New Roman" w:hAnsi="Arial" w:cs="Arial"/>
+                <w:kern w:val="36"/>
+                <w:lang w:eastAsia="es-MX"/>
+                <w14:ligatures w14:val="none"/>
+              </w:rPr>
+            </w:pPr>
+            <w:r>
+              <w:t xml:space="preserve">Tira de 16 </w:t>
+            </w:r>
+            <w:proofErr w:type="spellStart"/>
+            <w:r>
+              <w:t>LEDs</w:t>
+            </w:r>
+            <w:proofErr w:type="spellEnd"/>
+            <w:r>
+              <w:t xml:space="preserve"> RGB.</w:t>
+            </w:r>
+          </w:p>
+        </w:tc>
+      </w:tr>
+    </w:tbl>
+    <w:p>
+      <w:pPr>
+        <w:spacing w:before="100" w:beforeAutospacing="1" w:after="100" w:afterAutospacing="1" w:line="240" w:lineRule="auto"/>
+        <w:outlineLvl w:val="0"/>
+        <w:rPr>
+          <w:rFonts w:ascii="Arial" w:eastAsia="Times New Roman" w:hAnsi="Arial" w:cs="Arial"/>
+          <w:b/>
+          <w:bCs/>
+          <w:kern w:val="36"/>
+          <w:sz w:val="32"/>
+          <w:szCs w:val="32"/>
+          <w:lang w:eastAsia="es-MX"/>
+          <w14:ligatures w14:val="none"/>
+        </w:rPr>
+      </w:pPr>
+    </w:p>
+    <w:p>
+      <w:pPr>
+        <w:spacing w:before="100" w:beforeAutospacing="1" w:after="100" w:afterAutospacing="1" w:line="240" w:lineRule="auto"/>
+        <w:outlineLvl w:val="0"/>
+        <w:rPr>
+          <w:rFonts w:ascii="Arial" w:eastAsia="Times New Roman" w:hAnsi="Arial" w:cs="Arial"/>
+          <w:b/>
+          <w:bCs/>
+          <w:kern w:val="36"/>
+          <w:sz w:val="32"/>
+          <w:szCs w:val="32"/>
+          <w:lang w:eastAsia="es-MX"/>
+          <w14:ligatures w14:val="none"/>
+        </w:rPr>
+      </w:pPr>
+    </w:p>
+    <w:p>
+      <w:pPr>
+        <w:spacing w:before="100" w:beforeAutospacing="1" w:after="100" w:afterAutospacing="1" w:line="240" w:lineRule="auto"/>
+        <w:outlineLvl w:val="0"/>
+        <w:rPr>
+          <w:rFonts w:ascii="Arial" w:eastAsia="Times New Roman" w:hAnsi="Arial" w:cs="Arial"/>
+          <w:b/>
+          <w:bCs/>
+          <w:kern w:val="36"/>
+          <w:sz w:val="32"/>
+          <w:szCs w:val="32"/>
+          <w:lang w:eastAsia="es-MX"/>
+          <w14:ligatures w14:val="none"/>
+        </w:rPr>
+      </w:pPr>
+    </w:p>
+    <w:p>
+      <w:pPr>
+        <w:spacing w:before="100" w:beforeAutospacing="1" w:after="100" w:afterAutospacing="1" w:line="240" w:lineRule="auto"/>
+        <w:outlineLvl w:val="0"/>
+        <w:rPr>
+          <w:rFonts w:ascii="Arial" w:eastAsia="Times New Roman" w:hAnsi="Arial" w:cs="Arial"/>
+          <w:b/>
+          <w:bCs/>
+          <w:kern w:val="36"/>
+          <w:sz w:val="32"/>
+          <w:szCs w:val="32"/>
+          <w:lang w:eastAsia="es-MX"/>
+          <w14:ligatures w14:val="none"/>
+        </w:rPr>
+      </w:pPr>
+    </w:p>
+    <w:p>
+      <w:pPr>
+        <w:spacing w:before="100" w:beforeAutospacing="1" w:after="100" w:afterAutospacing="1" w:line="240" w:lineRule="auto"/>
+        <w:outlineLvl w:val="0"/>
+        <w:rPr>
+          <w:rFonts w:ascii="Arial" w:eastAsia="Times New Roman" w:hAnsi="Arial" w:cs="Arial"/>
+          <w:b/>
+          <w:bCs/>
+          <w:kern w:val="36"/>
+          <w:sz w:val="32"/>
+          <w:szCs w:val="32"/>
+          <w:lang w:eastAsia="es-MX"/>
+          <w14:ligatures w14:val="none"/>
+        </w:rPr>
+      </w:pPr>
+    </w:p>
+    <w:p>
+      <w:pPr>
+        <w:spacing w:before="100" w:beforeAutospacing="1" w:after="100" w:afterAutospacing="1" w:line="240" w:lineRule="auto"/>
+        <w:outlineLvl w:val="0"/>
+        <w:rPr>
+          <w:rFonts w:ascii="Arial" w:eastAsia="Times New Roman" w:hAnsi="Arial" w:cs="Arial"/>
+          <w:b/>
+          <w:bCs/>
+          <w:kern w:val="36"/>
+          <w:sz w:val="32"/>
+          <w:szCs w:val="32"/>
+          <w:lang w:eastAsia="es-MX"/>
+          <w14:ligatures w14:val="none"/>
+        </w:rPr>
+      </w:pPr>
+    </w:p>
+    <w:p>
+      <w:pPr>
+        <w:spacing w:before="100" w:beforeAutospacing="1" w:after="100" w:afterAutospacing="1" w:line="240" w:lineRule="auto"/>
+        <w:outlineLvl w:val="0"/>
+        <w:rPr>
+          <w:rFonts w:ascii="Arial" w:eastAsia="Times New Roman" w:hAnsi="Arial" w:cs="Arial"/>
+          <w:b/>
+          <w:bCs/>
+          <w:kern w:val="36"/>
+          <w:sz w:val="32"/>
+          <w:szCs w:val="32"/>
+          <w:lang w:eastAsia="es-MX"/>
+          <w14:ligatures w14:val="none"/>
+        </w:rPr>
+      </w:pPr>
+    </w:p>
+    <w:p>
+      <w:pPr>
+        <w:spacing w:before="100" w:beforeAutospacing="1" w:after="100" w:afterAutospacing="1" w:line="240" w:lineRule="auto"/>
+        <w:outlineLvl w:val="0"/>
+        <w:rPr>
+          <w:rFonts w:ascii="Arial" w:eastAsia="Times New Roman" w:hAnsi="Arial" w:cs="Arial"/>
+          <w:b/>
+          <w:bCs/>
+          <w:kern w:val="36"/>
+          <w:sz w:val="32"/>
+          <w:szCs w:val="32"/>
+          <w:lang w:eastAsia="es-MX"/>
+          <w14:ligatures w14:val="none"/>
+        </w:rPr>
+      </w:pPr>
+      <w:r>
+        <w:rPr>
+          <w:rFonts w:ascii="Arial" w:eastAsia="Times New Roman" w:hAnsi="Arial" w:cs="Arial"/>
+          <w:b/>
+          <w:bCs/>
+          <w:kern w:val="36"/>
+          <w:sz w:val="32"/>
+          <w:szCs w:val="32"/>
+          <w:lang w:eastAsia="es-MX"/>
+          <w14:ligatures w14:val="none"/>
+        </w:rPr>
+        <w:drawing>
+          <wp:anchor distT="0" distB="0" distL="114300" distR="114300" simplePos="0" relativeHeight="251660288" behindDoc="0" locked="0" layoutInCell="1" allowOverlap="1" wp14:anchorId="0B60ACC7" wp14:editId="4D5890F2">
+            <wp:simplePos x="0" y="0"/>
+            <wp:positionH relativeFrom="column">
+              <wp:posOffset>-876935</wp:posOffset>
+            </wp:positionH>
+            <wp:positionV relativeFrom="page">
+              <wp:posOffset>2082800</wp:posOffset>
+            </wp:positionV>
+            <wp:extent cx="7353300" cy="4864735"/>
+            <wp:effectExtent l="0" t="0" r="0" b="0"/>
+            <wp:wrapTopAndBottom/>
+            <wp:docPr id="1946054445" name="Imagen 1"/>
+            <wp:cNvGraphicFramePr>
+              <a:graphicFrameLocks xmlns:a="http://schemas.openxmlformats.org/drawingml/2006/main" noChangeAspect="1"/>
+            </wp:cNvGraphicFramePr>
+            <a:graphic xmlns:a="http://schemas.openxmlformats.org/drawingml/2006/main">
+              <a:graphicData uri="http://schemas.openxmlformats.org/drawingml/2006/picture">
+                <pic:pic xmlns:pic="http://schemas.openxmlformats.org/drawingml/2006/picture">
+                  <pic:nvPicPr>
+                    <pic:cNvPr id="1946054445" name=""/>
+                    <pic:cNvPicPr/>
+                  </pic:nvPicPr>
+                  <pic:blipFill>
+                    <a:blip r:embed="rId7">
+                      <a:extLst>
+                        <a:ext uri="{28A0092B-C50C-407E-A947-70E740481C1C}">
+                          <a14:useLocalDpi xmlns:a14="http://schemas.microsoft.com/office/drawing/2010/main" val="0"/>
+                        </a:ext>
+                      </a:extLst>
+                    </a:blip>
+                    <a:stretch>
+                      <a:fillRect/>
+                    </a:stretch>
+                  </pic:blipFill>
+                  <pic:spPr>
+                    <a:xfrm>
+                      <a:off x="0" y="0"/>
+                      <a:ext cx="7353300" cy="4864735"/>
+                    </a:xfrm>
+                    <a:prstGeom prst="rect">
+                      <a:avLst/>
+                    </a:prstGeom>
+                  </pic:spPr>
+                </pic:pic>
+              </a:graphicData>
+            </a:graphic>
+            <wp14:sizeRelH relativeFrom="margin">
+              <wp14:pctWidth>0</wp14:pctWidth>
+            </wp14:sizeRelH>
+            <wp14:sizeRelV relativeFrom="margin">
+              <wp14:pctHeight>0</wp14:pctHeight>
+            </wp14:sizeRelV>
+          </wp:anchor>
+        </w:drawing>
+      </w:r>
+    </w:p>
+    <w:p>
+      <w:pPr>
+        <w:spacing w:before="100" w:beforeAutospacing="1" w:after="100" w:afterAutospacing="1" w:line="240" w:lineRule="auto"/>
+        <w:outlineLvl w:val="0"/>
+        <w:rPr>
+          <w:rFonts w:ascii="Arial" w:eastAsia="Times New Roman" w:hAnsi="Arial" w:cs="Arial"/>
+          <w:b/>
+          <w:bCs/>
+          <w:kern w:val="36"/>
+          <w:sz w:val="32"/>
+          <w:szCs w:val="32"/>
+          <w:lang w:eastAsia="es-MX"/>
+          <w14:ligatures w14:val="none"/>
+        </w:rPr>
+      </w:pPr>
+    </w:p>
+    <w:p>
+      <w:pPr>
+        <w:spacing w:before="100" w:beforeAutospacing="1" w:after="100" w:afterAutospacing="1" w:line="240" w:lineRule="auto"/>
+        <w:outlineLvl w:val="0"/>
+        <w:rPr>
+          <w:rFonts w:ascii="Arial" w:eastAsia="Times New Roman" w:hAnsi="Arial" w:cs="Arial"/>
+          <w:b/>
+          <w:bCs/>
+          <w:kern w:val="36"/>
+          <w:sz w:val="32"/>
+          <w:szCs w:val="32"/>
+          <w:lang w:eastAsia="es-MX"/>
+          <w14:ligatures w14:val="none"/>
+        </w:rPr>
+      </w:pPr>
+    </w:p>
+    <w:p>
+      <w:pPr>
+        <w:spacing w:before="100" w:beforeAutospacing="1" w:after="100" w:afterAutospacing="1" w:line="240" w:lineRule="auto"/>
+        <w:outlineLvl w:val="0"/>
+        <w:rPr>
+          <w:rFonts w:ascii="Arial" w:eastAsia="Times New Roman" w:hAnsi="Arial" w:cs="Arial"/>
+          <w:b/>
+          <w:bCs/>
+          <w:kern w:val="36"/>
+          <w:sz w:val="32"/>
+          <w:szCs w:val="32"/>
+          <w:lang w:eastAsia="es-MX"/>
+          <w14:ligatures w14:val="none"/>
+        </w:rPr>
+      </w:pPr>
+    </w:p>
+    <w:p>
+      <w:pPr>
+        <w:spacing w:before="100" w:beforeAutospacing="1" w:after="100" w:afterAutospacing="1" w:line="240" w:lineRule="auto"/>
+        <w:outlineLvl w:val="0"/>
+        <w:rPr>
+          <w:rFonts w:ascii="Arial" w:eastAsia="Times New Roman" w:hAnsi="Arial" w:cs="Arial"/>
+          <w:b/>
+          <w:bCs/>
+          <w:kern w:val="36"/>
+          <w:sz w:val="32"/>
+          <w:szCs w:val="32"/>
+          <w:lang w:eastAsia="es-MX"/>
+          <w14:ligatures w14:val="none"/>
+        </w:rPr>
+      </w:pPr>
+    </w:p>
+    <w:p>
+      <w:pPr>
+        <w:spacing w:before="100" w:beforeAutospacing="1" w:after="100" w:afterAutospacing="1" w:line="240" w:lineRule="auto"/>
+        <w:outlineLvl w:val="0"/>
+        <w:rPr>
+          <w:rFonts w:ascii="Arial" w:eastAsia="Times New Roman" w:hAnsi="Arial" w:cs="Arial"/>
+          <w:b/>
+          <w:bCs/>
+          <w:kern w:val="36"/>
+          <w:sz w:val="32"/>
+          <w:szCs w:val="32"/>
+          <w:lang w:eastAsia="es-MX"/>
+          <w14:ligatures w14:val="none"/>
+        </w:rPr>
+      </w:pPr>
+    </w:p>
+    <w:p>
+      <w:pPr>
+        <w:spacing w:before="100" w:beforeAutospacing="1" w:after="100" w:afterAutospacing="1" w:line="240" w:lineRule="auto"/>
+        <w:outlineLvl w:val="0"/>
+        <w:rPr>
+          <w:rFonts w:ascii="Arial" w:eastAsia="Times New Roman" w:hAnsi="Arial" w:cs="Arial"/>
+          <w:b/>
+          <w:bCs/>
+          <w:kern w:val="36"/>
+          <w:sz w:val="32"/>
+          <w:szCs w:val="32"/>
+          <w:lang w:eastAsia="es-MX"/>
+          <w14:ligatures w14:val="none"/>
+        </w:rPr>
+      </w:pPr>
+    </w:p>
+    <w:p>
+      <w:pPr>
+        <w:spacing w:before="100" w:beforeAutospacing="1" w:after="100" w:afterAutospacing="1" w:line="240" w:lineRule="auto"/>
+        <w:outlineLvl w:val="0"/>
+        <w:rPr>
+          <w:rFonts w:ascii="Arial" w:eastAsia="Times New Roman" w:hAnsi="Arial" w:cs="Arial"/>
+          <w:b/>
+          <w:bCs/>
+          <w:kern w:val="36"/>
+          <w:sz w:val="32"/>
+          <w:szCs w:val="32"/>
+          <w:lang w:eastAsia="es-MX"/>
+          <w14:ligatures w14:val="none"/>
+        </w:rPr>
+      </w:pPr>
+      <w:r>
+        <w:rPr>
+          <w:rFonts w:ascii="Arial" w:eastAsia="Times New Roman" w:hAnsi="Arial" w:cs="Arial"/>
+          <w:b/>
+          <w:bCs/>
+          <w:noProof/>
+          <w:kern w:val="36"/>
+          <w:sz w:val="32"/>
+          <w:szCs w:val="32"/>
+          <w:lang w:eastAsia="es-MX"/>
+          <w14:ligatures w14:val="none"/>
+        </w:rPr>
+        <w:lastRenderedPageBreak/>
+        <w:drawing>
+          <wp:anchor distT="0" distB="0" distL="114300" distR="114300" simplePos="0" relativeHeight="251661312" behindDoc="0" locked="0" layoutInCell="1" allowOverlap="1" wp14:anchorId="4DB02E98" wp14:editId="0376DE4F">
+            <wp:simplePos x="0" y="0"/>
+            <wp:positionH relativeFrom="column">
+              <wp:posOffset>-514985</wp:posOffset>
+            </wp:positionH>
+            <wp:positionV relativeFrom="paragraph">
+              <wp:posOffset>369</wp:posOffset>
+            </wp:positionV>
+            <wp:extent cx="6369327" cy="8486775"/>
+            <wp:effectExtent l="0" t="0" r="0" b="0"/>
+            <wp:wrapTopAndBottom/>
+            <wp:docPr id="662724957" name="Imagen 4"/>
+            <wp:cNvGraphicFramePr>
+              <a:graphicFrameLocks xmlns:a="http://schemas.openxmlformats.org/drawingml/2006/main" noChangeAspect="1"/>
+            </wp:cNvGraphicFramePr>
+            <a:graphic xmlns:a="http://schemas.openxmlformats.org/drawingml/2006/main">
+              <a:graphicData uri="http://schemas.openxmlformats.org/drawingml/2006/picture">
+                <pic:pic xmlns:pic="http://schemas.openxmlformats.org/drawingml/2006/picture">
+                  <pic:nvPicPr>
+                    <pic:cNvPr id="0" name="Picture 2"/>
+                    <pic:cNvPicPr>
+                      <a:picLocks noChangeAspect="1" noChangeArrowheads="1"/>
+                    </pic:cNvPicPr>
+                  </pic:nvPicPr>
+                  <pic:blipFill>
+                    <a:blip r:embed="rId8">
+                      <a:extLst>
+                        <a:ext uri="{28A0092B-C50C-407E-A947-70E740481C1C}">
+                          <a14:useLocalDpi xmlns:a14="http://schemas.microsoft.com/office/drawing/2010/main" val="0"/>
+                        </a:ext>
+                      </a:extLst>
+                    </a:blip>
+                    <a:srcRect/>
+                    <a:stretch>
+                      <a:fillRect/>
+                    </a:stretch>
+                  </pic:blipFill>
+                  <pic:spPr bwMode="auto">
+                    <a:xfrm>
+                      <a:off x="0" y="0"/>
+                      <a:ext cx="6369327" cy="8486775"/>
+                    </a:xfrm>
+                    <a:prstGeom prst="rect">
+                      <a:avLst/>
+                    </a:prstGeom>
+                    <a:noFill/>
+                  </pic:spPr>
+                </pic:pic>
+              </a:graphicData>
+            </a:graphic>
+            <wp14:sizeRelH relativeFrom="margin">
+              <wp14:pctWidth>0</wp14:pctWidth>
+            </wp14:sizeRelH>
+            <wp14:sizeRelV relativeFrom="margin">
+              <wp14:pctHeight>0</wp14:pctHeight>
+            </wp14:sizeRelV>
+          </wp:anchor>
+        </w:drawing>
+      </w:r>
+    </w:p>
+    <w:p>
+      <w:pPr>
+        <w:spacing w:before="100" w:beforeAutospacing="1" w:after="100" w:afterAutospacing="1" w:line="240" w:lineRule="auto"/>
+        <w:outlineLvl w:val="0"/>
+        <w:rPr>
+          <w:rFonts w:ascii="Arial" w:eastAsia="Times New Roman" w:hAnsi="Arial" w:cs="Arial"/>
+          <w:b/>
+          <w:bCs/>
+          <w:kern w:val="36"/>
+          <w:sz w:val="32"/>
+          <w:szCs w:val="32"/>
+          <w:lang w:eastAsia="es-MX"/>
+          <w14:ligatures w14:val="none"/>
+        </w:rPr>
+      </w:pPr>
+    </w:p>
+    <w:p>
+      <w:pPr>
+        <w:spacing w:before="100" w:beforeAutospacing="1" w:after="100" w:afterAutospacing="1" w:line="240" w:lineRule="auto"/>
+        <w:outlineLvl w:val="0"/>
+        <w:rPr>
+          <w:rFonts w:ascii="Arial" w:eastAsia="Times New Roman" w:hAnsi="Arial" w:cs="Arial"/>
+          <w:b/>
+          <w:bCs/>
+          <w:kern w:val="36"/>
+          <w:sz w:val="32"/>
+          <w:szCs w:val="32"/>
+          <w:lang w:eastAsia="es-MX"/>
+          <w14:ligatures w14:val="none"/>
+        </w:rPr>
+      </w:pPr>
+    </w:p>
+    <w:p>
+      <w:pPr>
+        <w:spacing w:before="100" w:beforeAutospacing="1" w:after="100" w:afterAutospacing="1" w:line="240" w:lineRule="auto"/>
+        <w:outlineLvl w:val="0"/>
+        <w:rPr>
+          <w:rFonts w:ascii="Arial" w:eastAsia="Times New Roman" w:hAnsi="Arial" w:cs="Arial"/>
+          <w:b/>
+          <w:bCs/>
+          <w:kern w:val="36"/>
+          <w:sz w:val="28"/>
+          <w:szCs w:val="28"/>
+          <w:lang w:eastAsia="es-MX"/>
+          <w14:ligatures w14:val="none"/>
+        </w:rPr>
+      </w:pPr>
+      <w:r>
+        <w:rPr>
+          <w:rFonts w:ascii="Arial" w:eastAsia="Times New Roman" w:hAnsi="Arial" w:cs="Arial"/>
+          <w:b/>
+          <w:bCs/>
+          <w:kern w:val="36"/>
+          <w:sz w:val="28"/>
+          <w:szCs w:val="28"/>
+          <w:lang w:eastAsia="es-MX"/>
+          <w14:ligatures w14:val="none"/>
+        </w:rPr>
+        <w:t>5</w:t>
+      </w:r>
+      <w:r>
+        <w:rPr>
+          <w:rFonts w:ascii="Arial" w:eastAsia="Times New Roman" w:hAnsi="Arial" w:cs="Arial"/>
+          <w:b/>
+          <w:bCs/>
+          <w:kern w:val="36"/>
+          <w:sz w:val="28"/>
+          <w:szCs w:val="28"/>
+          <w:lang w:eastAsia="es-MX"/>
+          <w14:ligatures w14:val="none"/>
+        </w:rPr>
+        <w:t xml:space="preserve">. </w:t>
+      </w:r>
+      <w:r>
+        <w:rPr>
+          <w:rFonts w:ascii="Arial" w:eastAsia="Times New Roman" w:hAnsi="Arial" w:cs="Arial"/>
+          <w:b/>
+          <w:bCs/>
+          <w:kern w:val="36"/>
+          <w:sz w:val="28"/>
+          <w:szCs w:val="28"/>
+          <w:lang w:eastAsia="es-MX"/>
+          <w14:ligatures w14:val="none"/>
+        </w:rPr>
         <w:t xml:space="preserve">Reglamento Oficial: Tic Tac Bum </w:t>
       </w:r>
     </w:p>
@@ -48,6 +3634,21 @@
           <w14:ligatures w14:val="none"/>
         </w:rPr>
       </w:pPr>
+      <w:r>
+        <w:rPr>
+          <w:rFonts w:ascii="Arial" w:eastAsia="Times New Roman" w:hAnsi="Arial" w:cs="Arial"/>
+          <w:b/>
+          <w:bCs/>
+          <w:i/>
+          <w:iCs/>
+          <w:kern w:val="0"/>
+          <w:sz w:val="28"/>
+          <w:szCs w:val="28"/>
+          <w:lang w:eastAsia="es-MX"/>
+          <w14:ligatures w14:val="none"/>
+        </w:rPr>
+        <w:t>5.</w:t>
+      </w:r>
       <w:r>
         <w:rPr>
           <w:rFonts w:ascii="Arial" w:eastAsia="Times New Roman" w:hAnsi="Arial" w:cs="Arial"/>
@@ -200,6 +3801,21 @@
           <w:lang w:eastAsia="es-MX"/>
           <w14:ligatures w14:val="none"/>
         </w:rPr>
+        <w:t>5.</w:t>
+      </w:r>
+      <w:r>
+        <w:rPr>
+          <w:rFonts w:ascii="Arial" w:eastAsia="Times New Roman" w:hAnsi="Arial" w:cs="Arial"/>
+          <w:b/>
+          <w:bCs/>
+          <w:i/>
+          <w:iCs/>
+          <w:kern w:val="0"/>
+          <w:sz w:val="28"/>
+          <w:szCs w:val="28"/>
+          <w:lang w:eastAsia="es-MX"/>
+          <w14:ligatures w14:val="none"/>
+        </w:rPr>
         <w:t>2. Dinámica de la Ronda</w:t>
       </w:r>
     </w:p>
@@ -374,6 +3990,21 @@
           <w:lang w:eastAsia="es-MX"/>
           <w14:ligatures w14:val="none"/>
         </w:rPr>
+        <w:t>5.</w:t>
+      </w:r>
+      <w:r>
+        <w:rPr>
+          <w:rFonts w:ascii="Arial" w:eastAsia="Times New Roman" w:hAnsi="Arial" w:cs="Arial"/>
+          <w:b/>
+          <w:bCs/>
+          <w:i/>
+          <w:iCs/>
+          <w:kern w:val="0"/>
+          <w:sz w:val="28"/>
+          <w:szCs w:val="28"/>
+          <w:lang w:eastAsia="es-MX"/>
+          <w14:ligatures w14:val="none"/>
+        </w:rPr>
         <w:t>3. Modos de Juego y Niveles de Complejidad</w:t>
       </w:r>
     </w:p>
@@ -544,6 +4175,7 @@
           <w:lang w:eastAsia="es-MX"/>
           <w14:ligatures w14:val="none"/>
         </w:rPr>
+        <w:lastRenderedPageBreak/>
         <w:t>En este modo, el cronómetro individual es de 10 segundos por turno.</w:t>
       </w:r>
     </w:p>
@@ -580,7 +4212,6 @@
           <w:lang w:eastAsia="es-MX"/>
           <w14:ligatures w14:val="none"/>
         </w:rPr>
-        <w:lastRenderedPageBreak/>
         <w:t>B. Modo Récord de Puntos (Cooperativo Progresivo)</w:t>
       </w:r>
     </w:p>
@@ -874,6 +4505,21 @@
           <w:lang w:eastAsia="es-MX"/>
           <w14:ligatures w14:val="none"/>
         </w:rPr>
+        <w:t>5.</w:t>
+      </w:r>
+      <w:r>
+        <w:rPr>
+          <w:rFonts w:ascii="Arial" w:eastAsia="Times New Roman" w:hAnsi="Arial" w:cs="Arial"/>
+          <w:b/>
+          <w:bCs/>
+          <w:i/>
+          <w:iCs/>
+          <w:kern w:val="0"/>
+          <w:sz w:val="28"/>
+          <w:szCs w:val="28"/>
+          <w:lang w:eastAsia="es-MX"/>
+          <w14:ligatures w14:val="none"/>
+        </w:rPr>
         <w:t>4. Puntuación y Penalizaciones</w:t>
       </w:r>
     </w:p>
@@ -996,62 +4642,479 @@
           <w:rFonts w:ascii="Arial" w:hAnsi="Arial" w:cs="Arial"/>
           <w:b/>
           <w:bCs/>
-        </w:rPr>
-      </w:pPr>
-    </w:p>
-    <w:p>
-      <w:pPr>
+          <w:sz w:val="28"/>
+          <w:szCs w:val="28"/>
+        </w:rPr>
+      </w:pPr>
+      <w:r>
         <w:rPr>
           <w:rFonts w:ascii="Arial" w:hAnsi="Arial" w:cs="Arial"/>
           <w:b/>
           <w:bCs/>
-        </w:rPr>
-      </w:pPr>
-    </w:p>
-    <w:p>
-      <w:pPr>
+          <w:sz w:val="28"/>
+          <w:szCs w:val="28"/>
+        </w:rPr>
+        <w:t xml:space="preserve">6. </w:t>
+      </w:r>
+      <w:r>
         <w:rPr>
           <w:rFonts w:ascii="Arial" w:hAnsi="Arial" w:cs="Arial"/>
           <w:b/>
           <w:bCs/>
-        </w:rPr>
-      </w:pPr>
-    </w:p>
-    <w:p>
-      <w:pPr>
+          <w:sz w:val="28"/>
+          <w:szCs w:val="28"/>
+        </w:rPr>
+        <w:t>Mecánica de Juego y Reglamento (</w:t>
+      </w:r>
+      <w:proofErr w:type="spellStart"/>
+      <w:r>
         <w:rPr>
           <w:rFonts w:ascii="Arial" w:hAnsi="Arial" w:cs="Arial"/>
           <w:b/>
           <w:bCs/>
-        </w:rPr>
-      </w:pPr>
-    </w:p>
-    <w:p>
-      <w:pPr>
+          <w:sz w:val="28"/>
+          <w:szCs w:val="28"/>
+        </w:rPr>
+        <w:t>Game</w:t>
+      </w:r>
+      <w:proofErr w:type="spellEnd"/>
+      <w:r>
         <w:rPr>
           <w:rFonts w:ascii="Arial" w:hAnsi="Arial" w:cs="Arial"/>
           <w:b/>
           <w:bCs/>
-        </w:rPr>
-      </w:pPr>
-    </w:p>
-    <w:p>
-      <w:pPr>
+          <w:sz w:val="28"/>
+          <w:szCs w:val="28"/>
+        </w:rPr>
+        <w:t xml:space="preserve"> </w:t>
+      </w:r>
+      <w:proofErr w:type="spellStart"/>
+      <w:r>
         <w:rPr>
           <w:rFonts w:ascii="Arial" w:hAnsi="Arial" w:cs="Arial"/>
           <w:b/>
           <w:bCs/>
-        </w:rPr>
-      </w:pPr>
-    </w:p>
-    <w:p>
-      <w:pPr>
+          <w:sz w:val="28"/>
+          <w:szCs w:val="28"/>
+        </w:rPr>
+        <w:t>Design</w:t>
+      </w:r>
+      <w:proofErr w:type="spellEnd"/>
+      <w:r>
         <w:rPr>
           <w:rFonts w:ascii="Arial" w:hAnsi="Arial" w:cs="Arial"/>
           <w:b/>
           <w:bCs/>
-        </w:rPr>
-      </w:pPr>
+          <w:sz w:val="28"/>
+          <w:szCs w:val="28"/>
+        </w:rPr>
+        <w:t>)</w:t>
+      </w:r>
+    </w:p>
+    <w:p>
+      <w:pPr>
+        <w:jc w:val="both"/>
+        <w:rPr>
+          <w:rFonts w:ascii="Arial" w:hAnsi="Arial" w:cs="Arial"/>
+        </w:rPr>
+      </w:pPr>
+      <w:r>
+        <w:rPr>
+          <w:rFonts w:ascii="Arial" w:hAnsi="Arial" w:cs="Arial"/>
+        </w:rPr>
+        <w:t xml:space="preserve">Esta sección describe la lógica operativa que el </w:t>
+      </w:r>
+      <w:proofErr w:type="spellStart"/>
+      <w:r>
+        <w:rPr>
+          <w:rFonts w:ascii="Arial" w:hAnsi="Arial" w:cs="Arial"/>
+        </w:rPr>
+        <w:t>Backend</w:t>
+      </w:r>
+      <w:proofErr w:type="spellEnd"/>
+      <w:r>
+        <w:rPr>
+          <w:rFonts w:ascii="Arial" w:hAnsi="Arial" w:cs="Arial"/>
+        </w:rPr>
+        <w:t xml:space="preserve"> ejecuta basándose en los estímulos del Hardware.</w:t>
+      </w:r>
+    </w:p>
+    <w:p>
+      <w:pPr>
+        <w:jc w:val="both"/>
+        <w:rPr>
+          <w:rFonts w:ascii="Arial" w:hAnsi="Arial" w:cs="Arial"/>
+          <w:b/>
+          <w:bCs/>
+        </w:rPr>
+      </w:pPr>
+      <w:r>
+        <w:rPr>
+          <w:rFonts w:ascii="Arial" w:hAnsi="Arial" w:cs="Arial"/>
+          <w:b/>
+          <w:bCs/>
+        </w:rPr>
+        <w:t>6</w:t>
+      </w:r>
+      <w:r>
+        <w:rPr>
+          <w:rFonts w:ascii="Arial" w:hAnsi="Arial" w:cs="Arial"/>
+          <w:b/>
+          <w:bCs/>
+        </w:rPr>
+        <w:t>.1. Flujo de Partida</w:t>
+      </w:r>
+    </w:p>
+    <w:p>
+      <w:pPr>
+        <w:numPr>
+          <w:ilvl w:val="0"/>
+          <w:numId w:val="59"/>
+        </w:numPr>
+        <w:jc w:val="both"/>
+        <w:rPr>
+          <w:rFonts w:ascii="Arial" w:hAnsi="Arial" w:cs="Arial"/>
+        </w:rPr>
+      </w:pPr>
+      <w:r>
+        <w:rPr>
+          <w:rFonts w:ascii="Arial" w:hAnsi="Arial" w:cs="Arial"/>
+        </w:rPr>
+        <w:t>Inicio: El servidor envía el audio de bienvenida y espera la selección de categoría mediante los botones frontales (BTN_CATEGORIA).</w:t>
+      </w:r>
+    </w:p>
+    <w:p>
+      <w:pPr>
+        <w:numPr>
+          <w:ilvl w:val="0"/>
+          <w:numId w:val="59"/>
+        </w:numPr>
+        <w:jc w:val="both"/>
+        <w:rPr>
+          <w:rFonts w:ascii="Arial" w:hAnsi="Arial" w:cs="Arial"/>
+        </w:rPr>
+      </w:pPr>
+      <w:r>
+        <w:rPr>
+          <w:rFonts w:ascii="Arial" w:hAnsi="Arial" w:cs="Arial"/>
+        </w:rPr>
+        <w:lastRenderedPageBreak/>
+        <w:t>Desafío: El sistema selecciona una carta aleatoria del mazo JSON. El ESP32 emite el sonido de "Tic-Tac" (</w:t>
+      </w:r>
+      <w:proofErr w:type="spellStart"/>
+      <w:r>
+        <w:rPr>
+          <w:rFonts w:ascii="Arial" w:hAnsi="Arial" w:cs="Arial"/>
+        </w:rPr>
+        <w:t>loop</w:t>
+      </w:r>
+      <w:proofErr w:type="spellEnd"/>
+      <w:r>
+        <w:rPr>
+          <w:rFonts w:ascii="Arial" w:hAnsi="Arial" w:cs="Arial"/>
+        </w:rPr>
+        <w:t xml:space="preserve">) mientras los </w:t>
+      </w:r>
+      <w:proofErr w:type="spellStart"/>
+      <w:r>
+        <w:rPr>
+          <w:rFonts w:ascii="Arial" w:hAnsi="Arial" w:cs="Arial"/>
+        </w:rPr>
+        <w:t>LEDs</w:t>
+      </w:r>
+      <w:proofErr w:type="spellEnd"/>
+      <w:r>
+        <w:rPr>
+          <w:rFonts w:ascii="Arial" w:hAnsi="Arial" w:cs="Arial"/>
+        </w:rPr>
+        <w:t xml:space="preserve"> muestran una cuenta regresiva visual.</w:t>
+      </w:r>
+    </w:p>
+    <w:p>
+      <w:pPr>
+        <w:numPr>
+          <w:ilvl w:val="0"/>
+          <w:numId w:val="59"/>
+        </w:numPr>
+        <w:jc w:val="both"/>
+        <w:rPr>
+          <w:rFonts w:ascii="Arial" w:hAnsi="Arial" w:cs="Arial"/>
+        </w:rPr>
+      </w:pPr>
+      <w:r>
+        <w:rPr>
+          <w:rFonts w:ascii="Arial" w:hAnsi="Arial" w:cs="Arial"/>
+        </w:rPr>
+        <w:t>Intervención: El jugador debe presionar su botón de micrófono (BTN_P1 / BTN_P2) para detener el tiempo y decir su respuesta.</w:t>
+      </w:r>
+    </w:p>
+    <w:p>
+      <w:pPr>
+        <w:numPr>
+          <w:ilvl w:val="0"/>
+          <w:numId w:val="59"/>
+        </w:numPr>
+        <w:jc w:val="both"/>
+        <w:rPr>
+          <w:rFonts w:ascii="Arial" w:hAnsi="Arial" w:cs="Arial"/>
+        </w:rPr>
+      </w:pPr>
+      <w:r>
+        <w:rPr>
+          <w:rFonts w:ascii="Arial" w:hAnsi="Arial" w:cs="Arial"/>
+        </w:rPr>
+        <w:t>Resolución: * Acierto: El sistema valida la palabra, suma puntos en el Ranking y reproduce un efecto de victoria.</w:t>
+      </w:r>
+    </w:p>
+    <w:p>
+      <w:pPr>
+        <w:numPr>
+          <w:ilvl w:val="1"/>
+          <w:numId w:val="59"/>
+        </w:numPr>
+        <w:jc w:val="both"/>
+        <w:rPr>
+          <w:rFonts w:ascii="Arial" w:hAnsi="Arial" w:cs="Arial"/>
+        </w:rPr>
+      </w:pPr>
+      <w:r>
+        <w:rPr>
+          <w:rFonts w:ascii="Arial" w:hAnsi="Arial" w:cs="Arial"/>
+        </w:rPr>
+        <w:t xml:space="preserve">Fallo/Tiempo Agotado: El ESP32 activa el audio de "Explosión" y los </w:t>
+      </w:r>
+      <w:proofErr w:type="spellStart"/>
+      <w:r>
+        <w:rPr>
+          <w:rFonts w:ascii="Arial" w:hAnsi="Arial" w:cs="Arial"/>
+        </w:rPr>
+        <w:t>LEDs</w:t>
+      </w:r>
+      <w:proofErr w:type="spellEnd"/>
+      <w:r>
+        <w:rPr>
+          <w:rFonts w:ascii="Arial" w:hAnsi="Arial" w:cs="Arial"/>
+        </w:rPr>
+        <w:t xml:space="preserve"> parpadean en rojo.</w:t>
+      </w:r>
+    </w:p>
+    <w:p>
+      <w:pPr>
+        <w:jc w:val="both"/>
+        <w:rPr>
+          <w:rFonts w:ascii="Arial" w:hAnsi="Arial" w:cs="Arial"/>
+        </w:rPr>
+      </w:pPr>
+    </w:p>
+    <w:p>
+      <w:pPr>
+        <w:jc w:val="both"/>
+        <w:rPr>
+          <w:rFonts w:ascii="Arial" w:hAnsi="Arial" w:cs="Arial"/>
+        </w:rPr>
+      </w:pPr>
+    </w:p>
+    <w:p>
+      <w:pPr>
+        <w:jc w:val="both"/>
+        <w:rPr>
+          <w:rFonts w:ascii="Arial" w:hAnsi="Arial" w:cs="Arial"/>
+        </w:rPr>
+      </w:pPr>
+    </w:p>
+    <w:p>
+      <w:pPr>
+        <w:jc w:val="both"/>
+        <w:rPr>
+          <w:rFonts w:ascii="Arial" w:hAnsi="Arial" w:cs="Arial"/>
+          <w:b/>
+          <w:bCs/>
+        </w:rPr>
+      </w:pPr>
+      <w:r>
+        <w:rPr>
+          <w:rFonts w:ascii="Arial" w:hAnsi="Arial" w:cs="Arial"/>
+          <w:b/>
+          <w:bCs/>
+        </w:rPr>
+        <w:t>6</w:t>
+      </w:r>
+      <w:r>
+        <w:rPr>
+          <w:rFonts w:ascii="Arial" w:hAnsi="Arial" w:cs="Arial"/>
+          <w:b/>
+          <w:bCs/>
+        </w:rPr>
+        <w:t>.2. Reglas Estrictas de Validación</w:t>
+      </w:r>
+    </w:p>
+    <w:p>
+      <w:pPr>
+        <w:numPr>
+          <w:ilvl w:val="0"/>
+          <w:numId w:val="60"/>
+        </w:numPr>
+        <w:jc w:val="both"/>
+        <w:rPr>
+          <w:rFonts w:ascii="Arial" w:hAnsi="Arial" w:cs="Arial"/>
+        </w:rPr>
+      </w:pPr>
+      <w:r>
+        <w:rPr>
+          <w:rFonts w:ascii="Arial" w:hAnsi="Arial" w:cs="Arial"/>
+        </w:rPr>
+        <w:t xml:space="preserve">Prohibición de Repetición: El </w:t>
+      </w:r>
+      <w:proofErr w:type="spellStart"/>
+      <w:r>
+        <w:rPr>
+          <w:rFonts w:ascii="Arial" w:hAnsi="Arial" w:cs="Arial"/>
+        </w:rPr>
+        <w:t>Backend</w:t>
+      </w:r>
+      <w:proofErr w:type="spellEnd"/>
+      <w:r>
+        <w:rPr>
+          <w:rFonts w:ascii="Arial" w:hAnsi="Arial" w:cs="Arial"/>
+        </w:rPr>
+        <w:t xml:space="preserve"> mantiene una lista de palabras dichas en la sesión actual; si el STT detecta una palabra ya usada, se cuenta como fallo.</w:t>
+      </w:r>
+    </w:p>
+    <w:p>
+      <w:pPr>
+        <w:numPr>
+          <w:ilvl w:val="0"/>
+          <w:numId w:val="60"/>
+        </w:numPr>
+        <w:jc w:val="both"/>
+        <w:rPr>
+          <w:rFonts w:ascii="Arial" w:hAnsi="Arial" w:cs="Arial"/>
+        </w:rPr>
+      </w:pPr>
+      <w:r>
+        <w:rPr>
+          <w:rFonts w:ascii="Arial" w:hAnsi="Arial" w:cs="Arial"/>
+        </w:rPr>
+        <w:t>Ventana de Respuesta: El micrófono solo permanece abierto durante un máximo de 5 segundos tras presionar el botón para evitar ruidos ambientales prolongados.</w:t>
+      </w:r>
+    </w:p>
+    <w:p>
+      <w:pPr>
+        <w:rPr>
+          <w:rFonts w:ascii="Arial" w:hAnsi="Arial" w:cs="Arial"/>
+          <w:b/>
+          <w:bCs/>
+        </w:rPr>
+      </w:pPr>
+    </w:p>
+    <w:p>
+      <w:pPr>
+        <w:rPr>
+          <w:rFonts w:ascii="Arial" w:hAnsi="Arial" w:cs="Arial"/>
+          <w:b/>
+          <w:bCs/>
+          <w:sz w:val="28"/>
+          <w:szCs w:val="28"/>
+        </w:rPr>
+      </w:pPr>
+      <w:r>
+        <w:rPr>
+          <w:rFonts w:ascii="Arial" w:hAnsi="Arial" w:cs="Arial"/>
+          <w:b/>
+          <w:bCs/>
+          <w:sz w:val="28"/>
+          <w:szCs w:val="28"/>
+        </w:rPr>
+        <w:t>7</w:t>
+      </w:r>
+      <w:r>
+        <w:rPr>
+          <w:rFonts w:ascii="Arial" w:hAnsi="Arial" w:cs="Arial"/>
+          <w:b/>
+          <w:bCs/>
+          <w:sz w:val="28"/>
+          <w:szCs w:val="28"/>
+        </w:rPr>
+        <w:t xml:space="preserve">. Arquitectura del Diccionario y Mazo (Data </w:t>
+      </w:r>
+      <w:proofErr w:type="spellStart"/>
+      <w:r>
+        <w:rPr>
+          <w:rFonts w:ascii="Arial" w:hAnsi="Arial" w:cs="Arial"/>
+          <w:b/>
+          <w:bCs/>
+          <w:sz w:val="28"/>
+          <w:szCs w:val="28"/>
+        </w:rPr>
+        <w:t>Structure</w:t>
+      </w:r>
+      <w:proofErr w:type="spellEnd"/>
+      <w:r>
+        <w:rPr>
+          <w:rFonts w:ascii="Arial" w:hAnsi="Arial" w:cs="Arial"/>
+          <w:b/>
+          <w:bCs/>
+          <w:sz w:val="28"/>
+          <w:szCs w:val="28"/>
+        </w:rPr>
+        <w:t>)</w:t>
+      </w:r>
+    </w:p>
+    <w:p>
+      <w:pPr>
+        <w:jc w:val="both"/>
+        <w:rPr>
+          <w:rFonts w:ascii="Arial" w:hAnsi="Arial" w:cs="Arial"/>
+        </w:rPr>
+      </w:pPr>
+      <w:r>
+        <w:rPr>
+          <w:rFonts w:ascii="Arial" w:hAnsi="Arial" w:cs="Arial"/>
+        </w:rPr>
+        <w:t>El sistema utiliza una base de datos no relacional basada en archivos JSON para una consulta de alta velocidad (O(1)).</w:t>
+      </w:r>
+    </w:p>
+    <w:p>
+      <w:pPr>
+        <w:jc w:val="both"/>
+        <w:rPr>
+          <w:rFonts w:ascii="Arial" w:hAnsi="Arial" w:cs="Arial"/>
+        </w:rPr>
+      </w:pPr>
+      <w:r>
+        <w:rPr>
+          <w:rFonts w:ascii="Arial" w:hAnsi="Arial" w:cs="Arial"/>
+        </w:rPr>
+        <w:t>7</w:t>
+      </w:r>
+      <w:r>
+        <w:rPr>
+          <w:rFonts w:ascii="Arial" w:hAnsi="Arial" w:cs="Arial"/>
+        </w:rPr>
+        <w:t xml:space="preserve">.1. Estructura del archivo </w:t>
+      </w:r>
+      <w:proofErr w:type="spellStart"/>
+      <w:r>
+        <w:rPr>
+          <w:rFonts w:ascii="Arial" w:hAnsi="Arial" w:cs="Arial"/>
+        </w:rPr>
+        <w:t>diccionario.json</w:t>
+      </w:r>
+      <w:proofErr w:type="spellEnd"/>
+    </w:p>
+    <w:p>
+      <w:pPr>
+        <w:jc w:val="both"/>
+        <w:rPr>
+          <w:rFonts w:ascii="Arial" w:hAnsi="Arial" w:cs="Arial"/>
+        </w:rPr>
+      </w:pPr>
+      <w:r>
+        <w:rPr>
+          <w:rFonts w:ascii="Arial" w:hAnsi="Arial" w:cs="Arial"/>
+        </w:rPr>
+        <w:t>El diccionario no es solo una lista, está categorizado por dificultad y sílabas clave (lógica "BUM"):</w:t>
+      </w:r>
     </w:p>
     <w:p>
       <w:pPr>
@@ -1080,7 +5143,6 @@
           <w:sz w:val="32"/>
           <w:szCs w:val="32"/>
         </w:rPr>
-        <w:lastRenderedPageBreak/>
         <w:t>DICCIONARIO</w:t>
       </w:r>
     </w:p>
@@ -1159,6 +5221,7 @@
           <w:lang w:eastAsia="es-MX"/>
           <w14:ligatures w14:val="none"/>
         </w:rPr>
+        <w:lastRenderedPageBreak/>
         <w:t>Palabras sugeridas:</w:t>
       </w:r>
     </w:p>
@@ -1552,7 +5615,6 @@
           <w:lang w:eastAsia="es-MX"/>
           <w14:ligatures w14:val="none"/>
         </w:rPr>
-        <w:lastRenderedPageBreak/>
         <w:t>Carta 4: RE</w:t>
       </w:r>
     </w:p>
@@ -1603,7 +5665,17 @@
           <w:lang w:eastAsia="es-MX"/>
           <w14:ligatures w14:val="none"/>
         </w:rPr>
-        <w:t>Red, Rey, Reír, Real, Rezo, Reja, Remo, Reno, Reto, Reas, Reba, Recio, Recto, Recio, Reco, Redro, Regar, Regia, Regio, Regla, Reír, Reja, Reloj, Remar, Remo, Remudar, Renar, Renglón, Reno, Renta, Reñir, Repas, Repos, Resta, Resto, Retar, Reto, Retro, Reuma, Reúne, Revés, Rezo.</w:t>
+        <w:t xml:space="preserve">Red, Rey, Reír, Real, Rezo, Reja, Remo, Reno, Reto, Reas, Reba, Recio, Recto, Recio, Reco, Redro, Regar, Regia, Regio, Regla, Reír, Reja, Reloj, Remar, Remo, Remudar, Renar, Renglón, Reno, Renta, </w:t>
+      </w:r>
+      <w:r>
+        <w:rPr>
+          <w:rFonts w:ascii="Arial" w:eastAsia="Times New Roman" w:hAnsi="Arial" w:cs="Arial"/>
+          <w:kern w:val="0"/>
+          <w:lang w:eastAsia="es-MX"/>
+          <w14:ligatures w14:val="none"/>
+        </w:rPr>
+        <w:lastRenderedPageBreak/>
+        <w:t>Reñir, Repas, Repos, Resta, Resto, Retar, Reto, Retro, Reuma, Reúne, Revés, Rezo.</w:t>
       </w:r>
     </w:p>
     <w:p>
@@ -2011,7 +6083,6 @@
           <w:lang w:eastAsia="es-MX"/>
           <w14:ligatures w14:val="none"/>
         </w:rPr>
-        <w:lastRenderedPageBreak/>
         <w:t>Carta 3: PRE</w:t>
       </w:r>
     </w:p>
@@ -2099,6 +6170,7 @@
           <w:lang w:eastAsia="es-MX"/>
           <w14:ligatures w14:val="none"/>
         </w:rPr>
+        <w:lastRenderedPageBreak/>
         <w:t>Predio, Preciado, Precioso, Precipicio, Preciso, Precisión, Preclaro, Precursor, Predecir, Predicador, Predilecto, Predio, Prefacio, Prefecto, Prefijo, Pregón, Pregonero, Pregunta, Preguntar, Prehistoria, Prejuicio, Prelado, Preludio, Prematuro, Premeditado, Premia, Premiar, Premio, Premisa, Premonición, Prenda, Prensar, Prensa, Preñada, Preñado, Prender, Preocupar, Preparar, Prepa, Prepas, Presa, Presagio, Presencia, Presentar, Presente, Preservar, Presidir, Presidio, Presión, Preso, Prestar, Préstamo, Prestigio, Presto, Presumir, Presunto, Presupuesto, Pretel, Pretexto, Prevalecer, Prevenir, Previo, Previsión, Previsto.</w:t>
       </w:r>
     </w:p>
@@ -2382,7 +6454,6 @@
           <w:lang w:eastAsia="es-MX"/>
           <w14:ligatures w14:val="none"/>
         </w:rPr>
-        <w:lastRenderedPageBreak/>
         <w:t>Carta 2: TRAN</w:t>
       </w:r>
     </w:p>
@@ -2468,6 +6539,7 @@
           <w:lang w:eastAsia="es-MX"/>
           <w14:ligatures w14:val="none"/>
         </w:rPr>
+        <w:lastRenderedPageBreak/>
         <w:t>Tránsito, Tránsfuga, Transeúnte, Transcurrir, Transmitir, Transmisión, Transar, Transacción, Transatlántico, Transbordar, Transbordo, Transcribir, Transcripción, Transcurrir, Transcurso, Transeúnte, Transferir, Transferencia, Transfigurar, Transformar, Transformación, Transfusión, Transgredir, Transgresión, Transición, Transitar, Transitivo, Transmuta, Transmitir, Transparente, Transpirar, Transportar, Transporte, Transpuesto, Transversal.</w:t>
       </w:r>
     </w:p>
@@ -2897,7 +6969,6 @@
           <w:lang w:eastAsia="es-MX"/>
           <w14:ligatures w14:val="none"/>
         </w:rPr>
-        <w:lastRenderedPageBreak/>
         <w:t>Carta 6: ABS</w:t>
       </w:r>
     </w:p>
@@ -2959,6 +7030,7 @@
           <w:lang w:eastAsia="es-MX"/>
           <w14:ligatures w14:val="none"/>
         </w:rPr>
+        <w:lastRenderedPageBreak/>
         <w:t>Abuso, Abuso (ojo, debe empezar con ABS).</w:t>
       </w:r>
     </w:p>
@@ -3827,7 +7899,6 @@
           <w:lang w:eastAsia="es-MX"/>
           <w14:ligatures w14:val="none"/>
         </w:rPr>
-        <w:lastRenderedPageBreak/>
         <w:t>Carta 4: ON</w:t>
       </w:r>
     </w:p>
@@ -3878,6 +7949,7 @@
           <w:lang w:eastAsia="es-MX"/>
           <w14:ligatures w14:val="none"/>
         </w:rPr>
+        <w:lastRenderedPageBreak/>
         <w:t>C</w:t>
       </w:r>
       <w:r>
@@ -4868,7 +8940,6 @@
           <w:lang w:eastAsia="es-MX"/>
           <w14:ligatures w14:val="none"/>
         </w:rPr>
-        <w:lastRenderedPageBreak/>
         <w:t>Carta 4: ORE</w:t>
       </w:r>
     </w:p>
@@ -4895,6 +8966,7 @@
           <w:lang w:eastAsia="es-MX"/>
           <w14:ligatures w14:val="none"/>
         </w:rPr>
+        <w:lastRenderedPageBreak/>
         <w:t>Palabras:</w:t>
       </w:r>
     </w:p>
@@ -6533,7 +10605,6 @@
           <w:lang w:eastAsia="es-MX"/>
           <w14:ligatures w14:val="none"/>
         </w:rPr>
-        <w:lastRenderedPageBreak/>
         <w:t>Carta 4: INST</w:t>
       </w:r>
     </w:p>
@@ -6560,6 +10631,7 @@
           <w:lang w:eastAsia="es-MX"/>
           <w14:ligatures w14:val="none"/>
         </w:rPr>
+        <w:lastRenderedPageBreak/>
         <w:t>Palabras:</w:t>
       </w:r>
     </w:p>
@@ -8608,7 +12680,6 @@
           <w:lang w:eastAsia="es-MX"/>
           <w14:ligatures w14:val="none"/>
         </w:rPr>
-        <w:lastRenderedPageBreak/>
         <w:t>Carta 2: ER</w:t>
       </w:r>
       <w:r>
@@ -8646,6 +12717,7 @@
           <w:lang w:eastAsia="es-MX"/>
           <w14:ligatures w14:val="none"/>
         </w:rPr>
+        <w:lastRenderedPageBreak/>
         <w:t>Palabras:</w:t>
       </w:r>
     </w:p>
@@ -9744,7 +13816,6 @@
           <w:lang w:eastAsia="es-MX"/>
           <w14:ligatures w14:val="none"/>
         </w:rPr>
-        <w:lastRenderedPageBreak/>
         <w:t>Carta 2: ICO</w:t>
       </w:r>
     </w:p>
@@ -9771,6 +13842,7 @@
           <w:lang w:eastAsia="es-MX"/>
           <w14:ligatures w14:val="none"/>
         </w:rPr>
+        <w:lastRenderedPageBreak/>
         <w:t>Palabras:</w:t>
       </w:r>
     </w:p>
@@ -10309,7 +14381,6 @@
           <w:lang w:eastAsia="es-MX"/>
           <w14:ligatures w14:val="none"/>
         </w:rPr>
-        <w:lastRenderedPageBreak/>
         <w:t>Carta 2: AZGO</w:t>
       </w:r>
     </w:p>
@@ -10336,6 +14407,7 @@
           <w:lang w:eastAsia="es-MX"/>
           <w14:ligatures w14:val="none"/>
         </w:rPr>
+        <w:lastRenderedPageBreak/>
         <w:t>Palabras:</w:t>
       </w:r>
     </w:p>
@@ -10823,6 +14895,345 @@
         </w:rPr>
         <w:t xml:space="preserve"> (no, es Institutriz), Matriz, Raíz, Maíz, Cáliz, Tamiz, Desliz, Infeliz, Feliz, Perdiz.</w:t>
       </w:r>
+    </w:p>
+    <w:p>
+      <w:pPr>
+        <w:rPr>
+          <w:rFonts w:ascii="Arial" w:hAnsi="Arial" w:cs="Arial"/>
+          <w:b/>
+          <w:bCs/>
+        </w:rPr>
+      </w:pPr>
+    </w:p>
+    <w:p>
+      <w:pPr>
+        <w:rPr>
+          <w:rFonts w:ascii="Arial" w:hAnsi="Arial" w:cs="Arial"/>
+          <w:b/>
+          <w:bCs/>
+        </w:rPr>
+      </w:pPr>
+      <w:r>
+        <w:rPr>
+          <w:rFonts w:ascii="Arial" w:hAnsi="Arial" w:cs="Arial"/>
+          <w:b/>
+          <w:bCs/>
+        </w:rPr>
+        <w:t>7</w:t>
+      </w:r>
+      <w:r>
+        <w:rPr>
+          <w:rFonts w:ascii="Arial" w:hAnsi="Arial" w:cs="Arial"/>
+          <w:b/>
+          <w:bCs/>
+        </w:rPr>
+        <w:t>.2. Algoritmo de Selección</w:t>
+      </w:r>
+    </w:p>
+    <w:p>
+      <w:pPr>
+        <w:numPr>
+          <w:ilvl w:val="0"/>
+          <w:numId w:val="61"/>
+        </w:numPr>
+        <w:jc w:val="both"/>
+        <w:rPr>
+          <w:rFonts w:ascii="Arial" w:hAnsi="Arial" w:cs="Arial"/>
+        </w:rPr>
+      </w:pPr>
+      <w:r>
+        <w:rPr>
+          <w:rFonts w:ascii="Arial" w:hAnsi="Arial" w:cs="Arial"/>
+        </w:rPr>
+        <w:t xml:space="preserve">Filtrado: Al seleccionar una categoría en el hardware, el </w:t>
+      </w:r>
+      <w:proofErr w:type="spellStart"/>
+      <w:r>
+        <w:rPr>
+          <w:rFonts w:ascii="Arial" w:hAnsi="Arial" w:cs="Arial"/>
+        </w:rPr>
+        <w:t>Backend</w:t>
+      </w:r>
+      <w:proofErr w:type="spellEnd"/>
+      <w:r>
+        <w:rPr>
+          <w:rFonts w:ascii="Arial" w:hAnsi="Arial" w:cs="Arial"/>
+        </w:rPr>
+        <w:t xml:space="preserve"> crea un </w:t>
+      </w:r>
+      <w:proofErr w:type="spellStart"/>
+      <w:r>
+        <w:rPr>
+          <w:rFonts w:ascii="Arial" w:hAnsi="Arial" w:cs="Arial"/>
+        </w:rPr>
+        <w:t>sub-mazo</w:t>
+      </w:r>
+      <w:proofErr w:type="spellEnd"/>
+      <w:r>
+        <w:rPr>
+          <w:rFonts w:ascii="Arial" w:hAnsi="Arial" w:cs="Arial"/>
+        </w:rPr>
+        <w:t xml:space="preserve"> en memoria.</w:t>
+      </w:r>
+    </w:p>
+    <w:p>
+      <w:pPr>
+        <w:numPr>
+          <w:ilvl w:val="0"/>
+          <w:numId w:val="61"/>
+        </w:numPr>
+        <w:jc w:val="both"/>
+        <w:rPr>
+          <w:rFonts w:ascii="Arial" w:hAnsi="Arial" w:cs="Arial"/>
+        </w:rPr>
+      </w:pPr>
+      <w:proofErr w:type="spellStart"/>
+      <w:r>
+        <w:rPr>
+          <w:rFonts w:ascii="Arial" w:hAnsi="Arial" w:cs="Arial"/>
+        </w:rPr>
+        <w:lastRenderedPageBreak/>
+        <w:t>Randomización</w:t>
+      </w:r>
+      <w:proofErr w:type="spellEnd"/>
+      <w:r>
+        <w:rPr>
+          <w:rFonts w:ascii="Arial" w:hAnsi="Arial" w:cs="Arial"/>
+        </w:rPr>
+        <w:t xml:space="preserve">: Se aplica un algoritmo de </w:t>
+      </w:r>
+      <w:proofErr w:type="spellStart"/>
+      <w:r>
+        <w:rPr>
+          <w:rFonts w:ascii="Arial" w:hAnsi="Arial" w:cs="Arial"/>
+          <w:i/>
+          <w:iCs/>
+        </w:rPr>
+        <w:t>Shuffle</w:t>
+      </w:r>
+      <w:proofErr w:type="spellEnd"/>
+      <w:r>
+        <w:rPr>
+          <w:rFonts w:ascii="Arial" w:hAnsi="Arial" w:cs="Arial"/>
+        </w:rPr>
+        <w:t xml:space="preserve"> (mezcla) para asegurar que las cartas no salgan en el mismo orden en partidas consecutivas.</w:t>
+      </w:r>
+    </w:p>
+    <w:p>
+      <w:pPr>
+        <w:numPr>
+          <w:ilvl w:val="0"/>
+          <w:numId w:val="61"/>
+        </w:numPr>
+        <w:jc w:val="both"/>
+        <w:rPr>
+          <w:rFonts w:ascii="Arial" w:hAnsi="Arial" w:cs="Arial"/>
+        </w:rPr>
+      </w:pPr>
+      <w:r>
+        <w:rPr>
+          <w:rFonts w:ascii="Arial" w:hAnsi="Arial" w:cs="Arial"/>
+        </w:rPr>
+        <w:t>Persistencia de Ranking: Al finalizar, el sistema guarda el puntaje en un archivo local para mostrar el "Top 3" en la interfaz de Vue.js.</w:t>
+      </w:r>
+    </w:p>
+    <w:p>
+      <w:pPr>
+        <w:rPr>
+          <w:rFonts w:ascii="Arial" w:hAnsi="Arial" w:cs="Arial"/>
+          <w:b/>
+          <w:bCs/>
+        </w:rPr>
+      </w:pPr>
+    </w:p>
+    <w:p>
+      <w:pPr>
+        <w:rPr>
+          <w:rFonts w:ascii="Arial" w:hAnsi="Arial" w:cs="Arial"/>
+          <w:b/>
+          <w:bCs/>
+        </w:rPr>
+      </w:pPr>
+    </w:p>
+    <w:p>
+      <w:pPr>
+        <w:rPr>
+          <w:rFonts w:ascii="Arial" w:hAnsi="Arial" w:cs="Arial"/>
+          <w:b/>
+          <w:bCs/>
+          <w:sz w:val="28"/>
+          <w:szCs w:val="28"/>
+        </w:rPr>
+      </w:pPr>
+      <w:r>
+        <w:rPr>
+          <w:rFonts w:ascii="Arial" w:hAnsi="Arial" w:cs="Arial"/>
+          <w:b/>
+          <w:bCs/>
+          <w:sz w:val="28"/>
+          <w:szCs w:val="28"/>
+        </w:rPr>
+        <w:t>8</w:t>
+      </w:r>
+      <w:r>
+        <w:rPr>
+          <w:rFonts w:ascii="Arial" w:hAnsi="Arial" w:cs="Arial"/>
+          <w:b/>
+          <w:bCs/>
+          <w:sz w:val="28"/>
+          <w:szCs w:val="28"/>
+        </w:rPr>
+        <w:t>. Manejo de Errores y Resiliencia (Robustez)</w:t>
+      </w:r>
+    </w:p>
+    <w:p>
+      <w:pPr>
+        <w:jc w:val="both"/>
+        <w:rPr>
+          <w:rFonts w:ascii="Arial" w:hAnsi="Arial" w:cs="Arial"/>
+        </w:rPr>
+      </w:pPr>
+      <w:r>
+        <w:rPr>
+          <w:rFonts w:ascii="Arial" w:hAnsi="Arial" w:cs="Arial"/>
+        </w:rPr>
+        <w:t>Es vital documentar cómo el sistema sobrevive a fallos, algo que han trabajado intensamente estas horas:</w:t>
+      </w:r>
+    </w:p>
+    <w:p>
+      <w:pPr>
+        <w:numPr>
+          <w:ilvl w:val="0"/>
+          <w:numId w:val="62"/>
+        </w:numPr>
+        <w:jc w:val="both"/>
+        <w:rPr>
+          <w:rFonts w:ascii="Arial" w:hAnsi="Arial" w:cs="Arial"/>
+        </w:rPr>
+      </w:pPr>
+      <w:r>
+        <w:rPr>
+          <w:rFonts w:ascii="Arial" w:hAnsi="Arial" w:cs="Arial"/>
+        </w:rPr>
+        <w:t xml:space="preserve">Bypass de Medios: Si la tarjeta SD no es detectada, el sistema conmuta automáticamente a </w:t>
+      </w:r>
+      <w:proofErr w:type="spellStart"/>
+      <w:r>
+        <w:rPr>
+          <w:rFonts w:ascii="Arial" w:hAnsi="Arial" w:cs="Arial"/>
+        </w:rPr>
+        <w:t>Streaming</w:t>
+      </w:r>
+      <w:proofErr w:type="spellEnd"/>
+      <w:r>
+        <w:rPr>
+          <w:rFonts w:ascii="Arial" w:hAnsi="Arial" w:cs="Arial"/>
+        </w:rPr>
+        <w:t xml:space="preserve"> vía </w:t>
+      </w:r>
+      <w:proofErr w:type="spellStart"/>
+      <w:r>
+        <w:rPr>
+          <w:rFonts w:ascii="Arial" w:hAnsi="Arial" w:cs="Arial"/>
+        </w:rPr>
+        <w:t>WiFi</w:t>
+      </w:r>
+      <w:proofErr w:type="spellEnd"/>
+      <w:r>
+        <w:rPr>
+          <w:rFonts w:ascii="Arial" w:hAnsi="Arial" w:cs="Arial"/>
+        </w:rPr>
+        <w:t xml:space="preserve"> (HTTP) para no detener el juego.</w:t>
+      </w:r>
+    </w:p>
+    <w:p>
+      <w:pPr>
+        <w:numPr>
+          <w:ilvl w:val="0"/>
+          <w:numId w:val="62"/>
+        </w:numPr>
+        <w:jc w:val="both"/>
+        <w:rPr>
+          <w:rFonts w:ascii="Arial" w:hAnsi="Arial" w:cs="Arial"/>
+        </w:rPr>
+      </w:pPr>
+      <w:r>
+        <w:rPr>
+          <w:rFonts w:ascii="Arial" w:hAnsi="Arial" w:cs="Arial"/>
+        </w:rPr>
+        <w:t xml:space="preserve">Protocolo de Reconexión: El ESP32 cuenta con una rutina de </w:t>
+      </w:r>
+      <w:proofErr w:type="spellStart"/>
+      <w:r>
+        <w:rPr>
+          <w:rFonts w:ascii="Arial" w:hAnsi="Arial" w:cs="Arial"/>
+          <w:i/>
+          <w:iCs/>
+        </w:rPr>
+        <w:t>Watchdog</w:t>
+      </w:r>
+      <w:proofErr w:type="spellEnd"/>
+      <w:r>
+        <w:rPr>
+          <w:rFonts w:ascii="Arial" w:hAnsi="Arial" w:cs="Arial"/>
+        </w:rPr>
+        <w:t xml:space="preserve"> que reinicia el servicio de </w:t>
+      </w:r>
+      <w:proofErr w:type="spellStart"/>
+      <w:r>
+        <w:rPr>
+          <w:rFonts w:ascii="Arial" w:hAnsi="Arial" w:cs="Arial"/>
+        </w:rPr>
+        <w:t>WebSocket</w:t>
+      </w:r>
+      <w:proofErr w:type="spellEnd"/>
+      <w:r>
+        <w:rPr>
+          <w:rFonts w:ascii="Arial" w:hAnsi="Arial" w:cs="Arial"/>
+        </w:rPr>
+        <w:t xml:space="preserve"> si se pierde la comunicación con el </w:t>
+      </w:r>
+      <w:proofErr w:type="spellStart"/>
+      <w:r>
+        <w:rPr>
+          <w:rFonts w:ascii="Arial" w:hAnsi="Arial" w:cs="Arial"/>
+        </w:rPr>
+        <w:t>Backend</w:t>
+      </w:r>
+      <w:proofErr w:type="spellEnd"/>
+      <w:r>
+        <w:rPr>
+          <w:rFonts w:ascii="Arial" w:hAnsi="Arial" w:cs="Arial"/>
+        </w:rPr>
+        <w:t xml:space="preserve"> por más de 5 segundos.</w:t>
+      </w:r>
+    </w:p>
+    <w:p>
+      <w:pPr>
+        <w:numPr>
+          <w:ilvl w:val="0"/>
+          <w:numId w:val="62"/>
+        </w:numPr>
+        <w:jc w:val="both"/>
+        <w:rPr>
+          <w:rFonts w:ascii="Arial" w:hAnsi="Arial" w:cs="Arial"/>
+        </w:rPr>
+      </w:pPr>
+      <w:r>
+        <w:rPr>
+          <w:rFonts w:ascii="Arial" w:hAnsi="Arial" w:cs="Arial"/>
+        </w:rPr>
+        <w:t>Filtrado de Audio Crudo: El servidor Python aplica un filtro de normalización al audio recibido del micro antes de enviarlo a la API de Google para mejorar la precisión en entornos ruidosos.</w:t>
+      </w:r>
+    </w:p>
+    <w:p>
+      <w:pPr>
+        <w:rPr>
+          <w:rFonts w:ascii="Arial" w:hAnsi="Arial" w:cs="Arial"/>
+          <w:b/>
+          <w:bCs/>
+        </w:rPr>
+      </w:pPr>
     </w:p>
     <w:p>
       <w:pPr>
@@ -11555,6 +15966,155 @@
     </w:lvl>
   </w:abstractNum>
   <w:abstractNum w:abstractNumId="5" w15:restartNumberingAfterBreak="0">
+    <w:nsid w:val="080305F3"/>
+    <w:multiLevelType w:val="multilevel"/>
+    <w:tmpl w:val="F210E1D8"/>
+    <w:lvl w:ilvl="0">
+      <w:start w:val="1"/>
+      <w:numFmt w:val="bullet"/>
+      <w:lvlText w:val=""/>
+      <w:lvlJc w:val="left"/>
+      <w:pPr>
+        <w:tabs>
+          <w:tab w:val="num" w:pos="720"/>
+        </w:tabs>
+        <w:ind w:left="720" w:hanging="360"/>
+      </w:pPr>
+      <w:rPr>
+        <w:rFonts w:ascii="Symbol" w:hAnsi="Symbol" w:hint="default"/>
+        <w:sz w:val="20"/>
+      </w:rPr>
+    </w:lvl>
+    <w:lvl w:ilvl="1" w:tentative="1">
+      <w:start w:val="1"/>
+      <w:numFmt w:val="bullet"/>
+      <w:lvlText w:val="o"/>
+      <w:lvlJc w:val="left"/>
+      <w:pPr>
+        <w:tabs>
+          <w:tab w:val="num" w:pos="1440"/>
+        </w:tabs>
+        <w:ind w:left="1440" w:hanging="360"/>
+      </w:pPr>
+      <w:rPr>
+        <w:rFonts w:ascii="Courier New" w:hAnsi="Courier New" w:hint="default"/>
+        <w:sz w:val="20"/>
+      </w:rPr>
+    </w:lvl>
+    <w:lvl w:ilvl="2" w:tentative="1">
+      <w:start w:val="1"/>
+      <w:numFmt w:val="bullet"/>
+      <w:lvlText w:val=""/>
+      <w:lvlJc w:val="left"/>
+      <w:pPr>
+        <w:tabs>
+          <w:tab w:val="num" w:pos="2160"/>
+        </w:tabs>
+        <w:ind w:left="2160" w:hanging="360"/>
+      </w:pPr>
+      <w:rPr>
+        <w:rFonts w:ascii="Wingdings" w:hAnsi="Wingdings" w:hint="default"/>
+        <w:sz w:val="20"/>
+      </w:rPr>
+    </w:lvl>
+    <w:lvl w:ilvl="3" w:tentative="1">
+      <w:start w:val="1"/>
+      <w:numFmt w:val="bullet"/>
+      <w:lvlText w:val=""/>
+      <w:lvlJc w:val="left"/>
+      <w:pPr>
+        <w:tabs>
+          <w:tab w:val="num" w:pos="2880"/>
+        </w:tabs>
+        <w:ind w:left="2880" w:hanging="360"/>
+      </w:pPr>
+      <w:rPr>
+        <w:rFonts w:ascii="Wingdings" w:hAnsi="Wingdings" w:hint="default"/>
+        <w:sz w:val="20"/>
+      </w:rPr>
+    </w:lvl>
+    <w:lvl w:ilvl="4" w:tentative="1">
+      <w:start w:val="1"/>
+      <w:numFmt w:val="bullet"/>
+      <w:lvlText w:val=""/>
+      <w:lvlJc w:val="left"/>
+      <w:pPr>
+        <w:tabs>
+          <w:tab w:val="num" w:pos="3600"/>
+        </w:tabs>
+        <w:ind w:left="3600" w:hanging="360"/>
+      </w:pPr>
+      <w:rPr>
+        <w:rFonts w:ascii="Wingdings" w:hAnsi="Wingdings" w:hint="default"/>
+        <w:sz w:val="20"/>
+      </w:rPr>
+    </w:lvl>
+    <w:lvl w:ilvl="5" w:tentative="1">
+      <w:start w:val="1"/>
+      <w:numFmt w:val="bullet"/>
+      <w:lvlText w:val=""/>
+      <w:lvlJc w:val="left"/>
+      <w:pPr>
+        <w:tabs>
+          <w:tab w:val="num" w:pos="4320"/>
+        </w:tabs>
+        <w:ind w:left="4320" w:hanging="360"/>
+      </w:pPr>
+      <w:rPr>
+        <w:rFonts w:ascii="Wingdings" w:hAnsi="Wingdings" w:hint="default"/>
+        <w:sz w:val="20"/>
+      </w:rPr>
+    </w:lvl>
+    <w:lvl w:ilvl="6" w:tentative="1">
+      <w:start w:val="1"/>
+      <w:numFmt w:val="bullet"/>
+      <w:lvlText w:val=""/>
+      <w:lvlJc w:val="left"/>
+      <w:pPr>
+        <w:tabs>
+          <w:tab w:val="num" w:pos="5040"/>
+        </w:tabs>
+        <w:ind w:left="5040" w:hanging="360"/>
+      </w:pPr>
+      <w:rPr>
+        <w:rFonts w:ascii="Wingdings" w:hAnsi="Wingdings" w:hint="default"/>
+        <w:sz w:val="20"/>
+      </w:rPr>
+    </w:lvl>
+    <w:lvl w:ilvl="7" w:tentative="1">
+      <w:start w:val="1"/>
+      <w:numFmt w:val="bullet"/>
+      <w:lvlText w:val=""/>
+      <w:lvlJc w:val="left"/>
+      <w:pPr>
+        <w:tabs>
+          <w:tab w:val="num" w:pos="5760"/>
+        </w:tabs>
+        <w:ind w:left="5760" w:hanging="360"/>
+      </w:pPr>
+      <w:rPr>
+        <w:rFonts w:ascii="Wingdings" w:hAnsi="Wingdings" w:hint="default"/>
+        <w:sz w:val="20"/>
+      </w:rPr>
+    </w:lvl>
+    <w:lvl w:ilvl="8" w:tentative="1">
+      <w:start w:val="1"/>
+      <w:numFmt w:val="bullet"/>
+      <w:lvlText w:val=""/>
+      <w:lvlJc w:val="left"/>
+      <w:pPr>
+        <w:tabs>
+          <w:tab w:val="num" w:pos="6480"/>
+        </w:tabs>
+        <w:ind w:left="6480" w:hanging="360"/>
+      </w:pPr>
+      <w:rPr>
+        <w:rFonts w:ascii="Wingdings" w:hAnsi="Wingdings" w:hint="default"/>
+        <w:sz w:val="20"/>
+      </w:rPr>
+    </w:lvl>
+  </w:abstractNum>
+  <w:abstractNum w:abstractNumId="6" w15:restartNumberingAfterBreak="0">
     <w:nsid w:val="0AA57F59"/>
     <w:multiLevelType w:val="multilevel"/>
     <w:tmpl w:val="8DAC60D8"/>
@@ -11703,7 +16263,7 @@
       </w:rPr>
     </w:lvl>
   </w:abstractNum>
-  <w:abstractNum w:abstractNumId="6" w15:restartNumberingAfterBreak="0">
+  <w:abstractNum w:abstractNumId="7" w15:restartNumberingAfterBreak="0">
     <w:nsid w:val="0BC52F52"/>
     <w:multiLevelType w:val="multilevel"/>
     <w:tmpl w:val="421EFC42"/>
@@ -11852,7 +16412,7 @@
       </w:rPr>
     </w:lvl>
   </w:abstractNum>
-  <w:abstractNum w:abstractNumId="7" w15:restartNumberingAfterBreak="0">
+  <w:abstractNum w:abstractNumId="8" w15:restartNumberingAfterBreak="0">
     <w:nsid w:val="0D2C7B3B"/>
     <w:multiLevelType w:val="multilevel"/>
     <w:tmpl w:val="B8703E3E"/>
@@ -12001,7 +16561,7 @@
       </w:rPr>
     </w:lvl>
   </w:abstractNum>
-  <w:abstractNum w:abstractNumId="8" w15:restartNumberingAfterBreak="0">
+  <w:abstractNum w:abstractNumId="9" w15:restartNumberingAfterBreak="0">
     <w:nsid w:val="11505D5F"/>
     <w:multiLevelType w:val="multilevel"/>
     <w:tmpl w:val="9C087F66"/>
@@ -12150,7 +16710,7 @@
       </w:rPr>
     </w:lvl>
   </w:abstractNum>
-  <w:abstractNum w:abstractNumId="9" w15:restartNumberingAfterBreak="0">
+  <w:abstractNum w:abstractNumId="10" w15:restartNumberingAfterBreak="0">
     <w:nsid w:val="144F4F64"/>
     <w:multiLevelType w:val="multilevel"/>
     <w:tmpl w:val="DFEE68EE"/>
@@ -12299,7 +16859,7 @@
       </w:rPr>
     </w:lvl>
   </w:abstractNum>
-  <w:abstractNum w:abstractNumId="10" w15:restartNumberingAfterBreak="0">
+  <w:abstractNum w:abstractNumId="11" w15:restartNumberingAfterBreak="0">
     <w:nsid w:val="16381036"/>
     <w:multiLevelType w:val="multilevel"/>
     <w:tmpl w:val="44D0410A"/>
@@ -12448,7 +17008,7 @@
       </w:rPr>
     </w:lvl>
   </w:abstractNum>
-  <w:abstractNum w:abstractNumId="11" w15:restartNumberingAfterBreak="0">
+  <w:abstractNum w:abstractNumId="12" w15:restartNumberingAfterBreak="0">
     <w:nsid w:val="170E1816"/>
     <w:multiLevelType w:val="multilevel"/>
     <w:tmpl w:val="7AE641FA"/>
@@ -12597,7 +17157,7 @@
       </w:rPr>
     </w:lvl>
   </w:abstractNum>
-  <w:abstractNum w:abstractNumId="12" w15:restartNumberingAfterBreak="0">
+  <w:abstractNum w:abstractNumId="13" w15:restartNumberingAfterBreak="0">
     <w:nsid w:val="179C6730"/>
     <w:multiLevelType w:val="multilevel"/>
     <w:tmpl w:val="BCFCBB9C"/>
@@ -12746,7 +17306,156 @@
       </w:rPr>
     </w:lvl>
   </w:abstractNum>
-  <w:abstractNum w:abstractNumId="13" w15:restartNumberingAfterBreak="0">
+  <w:abstractNum w:abstractNumId="14" w15:restartNumberingAfterBreak="0">
+    <w:nsid w:val="180B17CC"/>
+    <w:multiLevelType w:val="multilevel"/>
+    <w:tmpl w:val="3118E5E0"/>
+    <w:lvl w:ilvl="0">
+      <w:start w:val="1"/>
+      <w:numFmt w:val="bullet"/>
+      <w:lvlText w:val=""/>
+      <w:lvlJc w:val="left"/>
+      <w:pPr>
+        <w:tabs>
+          <w:tab w:val="num" w:pos="720"/>
+        </w:tabs>
+        <w:ind w:left="720" w:hanging="360"/>
+      </w:pPr>
+      <w:rPr>
+        <w:rFonts w:ascii="Symbol" w:hAnsi="Symbol" w:hint="default"/>
+        <w:sz w:val="20"/>
+      </w:rPr>
+    </w:lvl>
+    <w:lvl w:ilvl="1" w:tentative="1">
+      <w:start w:val="1"/>
+      <w:numFmt w:val="bullet"/>
+      <w:lvlText w:val="o"/>
+      <w:lvlJc w:val="left"/>
+      <w:pPr>
+        <w:tabs>
+          <w:tab w:val="num" w:pos="1440"/>
+        </w:tabs>
+        <w:ind w:left="1440" w:hanging="360"/>
+      </w:pPr>
+      <w:rPr>
+        <w:rFonts w:ascii="Courier New" w:hAnsi="Courier New" w:hint="default"/>
+        <w:sz w:val="20"/>
+      </w:rPr>
+    </w:lvl>
+    <w:lvl w:ilvl="2" w:tentative="1">
+      <w:start w:val="1"/>
+      <w:numFmt w:val="bullet"/>
+      <w:lvlText w:val=""/>
+      <w:lvlJc w:val="left"/>
+      <w:pPr>
+        <w:tabs>
+          <w:tab w:val="num" w:pos="2160"/>
+        </w:tabs>
+        <w:ind w:left="2160" w:hanging="360"/>
+      </w:pPr>
+      <w:rPr>
+        <w:rFonts w:ascii="Wingdings" w:hAnsi="Wingdings" w:hint="default"/>
+        <w:sz w:val="20"/>
+      </w:rPr>
+    </w:lvl>
+    <w:lvl w:ilvl="3" w:tentative="1">
+      <w:start w:val="1"/>
+      <w:numFmt w:val="bullet"/>
+      <w:lvlText w:val=""/>
+      <w:lvlJc w:val="left"/>
+      <w:pPr>
+        <w:tabs>
+          <w:tab w:val="num" w:pos="2880"/>
+        </w:tabs>
+        <w:ind w:left="2880" w:hanging="360"/>
+      </w:pPr>
+      <w:rPr>
+        <w:rFonts w:ascii="Wingdings" w:hAnsi="Wingdings" w:hint="default"/>
+        <w:sz w:val="20"/>
+      </w:rPr>
+    </w:lvl>
+    <w:lvl w:ilvl="4" w:tentative="1">
+      <w:start w:val="1"/>
+      <w:numFmt w:val="bullet"/>
+      <w:lvlText w:val=""/>
+      <w:lvlJc w:val="left"/>
+      <w:pPr>
+        <w:tabs>
+          <w:tab w:val="num" w:pos="3600"/>
+        </w:tabs>
+        <w:ind w:left="3600" w:hanging="360"/>
+      </w:pPr>
+      <w:rPr>
+        <w:rFonts w:ascii="Wingdings" w:hAnsi="Wingdings" w:hint="default"/>
+        <w:sz w:val="20"/>
+      </w:rPr>
+    </w:lvl>
+    <w:lvl w:ilvl="5" w:tentative="1">
+      <w:start w:val="1"/>
+      <w:numFmt w:val="bullet"/>
+      <w:lvlText w:val=""/>
+      <w:lvlJc w:val="left"/>
+      <w:pPr>
+        <w:tabs>
+          <w:tab w:val="num" w:pos="4320"/>
+        </w:tabs>
+        <w:ind w:left="4320" w:hanging="360"/>
+      </w:pPr>
+      <w:rPr>
+        <w:rFonts w:ascii="Wingdings" w:hAnsi="Wingdings" w:hint="default"/>
+        <w:sz w:val="20"/>
+      </w:rPr>
+    </w:lvl>
+    <w:lvl w:ilvl="6" w:tentative="1">
+      <w:start w:val="1"/>
+      <w:numFmt w:val="bullet"/>
+      <w:lvlText w:val=""/>
+      <w:lvlJc w:val="left"/>
+      <w:pPr>
+        <w:tabs>
+          <w:tab w:val="num" w:pos="5040"/>
+        </w:tabs>
+        <w:ind w:left="5040" w:hanging="360"/>
+      </w:pPr>
+      <w:rPr>
+        <w:rFonts w:ascii="Wingdings" w:hAnsi="Wingdings" w:hint="default"/>
+        <w:sz w:val="20"/>
+      </w:rPr>
+    </w:lvl>
+    <w:lvl w:ilvl="7" w:tentative="1">
+      <w:start w:val="1"/>
+      <w:numFmt w:val="bullet"/>
+      <w:lvlText w:val=""/>
+      <w:lvlJc w:val="left"/>
+      <w:pPr>
+        <w:tabs>
+          <w:tab w:val="num" w:pos="5760"/>
+        </w:tabs>
+        <w:ind w:left="5760" w:hanging="360"/>
+      </w:pPr>
+      <w:rPr>
+        <w:rFonts w:ascii="Wingdings" w:hAnsi="Wingdings" w:hint="default"/>
+        <w:sz w:val="20"/>
+      </w:rPr>
+    </w:lvl>
+    <w:lvl w:ilvl="8" w:tentative="1">
+      <w:start w:val="1"/>
+      <w:numFmt w:val="bullet"/>
+      <w:lvlText w:val=""/>
+      <w:lvlJc w:val="left"/>
+      <w:pPr>
+        <w:tabs>
+          <w:tab w:val="num" w:pos="6480"/>
+        </w:tabs>
+        <w:ind w:left="6480" w:hanging="360"/>
+      </w:pPr>
+      <w:rPr>
+        <w:rFonts w:ascii="Wingdings" w:hAnsi="Wingdings" w:hint="default"/>
+        <w:sz w:val="20"/>
+      </w:rPr>
+    </w:lvl>
+  </w:abstractNum>
+  <w:abstractNum w:abstractNumId="15" w15:restartNumberingAfterBreak="0">
     <w:nsid w:val="1C760EF0"/>
     <w:multiLevelType w:val="multilevel"/>
     <w:tmpl w:val="750A7CF4"/>
@@ -12895,7 +17604,120 @@
       </w:rPr>
     </w:lvl>
   </w:abstractNum>
-  <w:abstractNum w:abstractNumId="14" w15:restartNumberingAfterBreak="0">
+  <w:abstractNum w:abstractNumId="16" w15:restartNumberingAfterBreak="0">
+    <w:nsid w:val="1CCB4B87"/>
+    <w:multiLevelType w:val="multilevel"/>
+    <w:tmpl w:val="8D1A93EE"/>
+    <w:lvl w:ilvl="0">
+      <w:start w:val="1"/>
+      <w:numFmt w:val="decimal"/>
+      <w:lvlText w:val="%1."/>
+      <w:lvlJc w:val="left"/>
+      <w:pPr>
+        <w:tabs>
+          <w:tab w:val="num" w:pos="720"/>
+        </w:tabs>
+        <w:ind w:left="720" w:hanging="360"/>
+      </w:pPr>
+    </w:lvl>
+    <w:lvl w:ilvl="1" w:tentative="1">
+      <w:start w:val="1"/>
+      <w:numFmt w:val="decimal"/>
+      <w:lvlText w:val="%2."/>
+      <w:lvlJc w:val="left"/>
+      <w:pPr>
+        <w:tabs>
+          <w:tab w:val="num" w:pos="1440"/>
+        </w:tabs>
+        <w:ind w:left="1440" w:hanging="360"/>
+      </w:pPr>
+    </w:lvl>
+    <w:lvl w:ilvl="2" w:tentative="1">
+      <w:start w:val="1"/>
+      <w:numFmt w:val="decimal"/>
+      <w:lvlText w:val="%3."/>
+      <w:lvlJc w:val="left"/>
+      <w:pPr>
+        <w:tabs>
+          <w:tab w:val="num" w:pos="2160"/>
+        </w:tabs>
+        <w:ind w:left="2160" w:hanging="360"/>
+      </w:pPr>
+    </w:lvl>
+    <w:lvl w:ilvl="3" w:tentative="1">
+      <w:start w:val="1"/>
+      <w:numFmt w:val="decimal"/>
+      <w:lvlText w:val="%4."/>
+      <w:lvlJc w:val="left"/>
+      <w:pPr>
+        <w:tabs>
+          <w:tab w:val="num" w:pos="2880"/>
+        </w:tabs>
+        <w:ind w:left="2880" w:hanging="360"/>
+      </w:pPr>
+    </w:lvl>
+    <w:lvl w:ilvl="4" w:tentative="1">
+      <w:start w:val="1"/>
+      <w:numFmt w:val="decimal"/>
+      <w:lvlText w:val="%5."/>
+      <w:lvlJc w:val="left"/>
+      <w:pPr>
+        <w:tabs>
+          <w:tab w:val="num" w:pos="3600"/>
+        </w:tabs>
+        <w:ind w:left="3600" w:hanging="360"/>
+      </w:pPr>
+    </w:lvl>
+    <w:lvl w:ilvl="5" w:tentative="1">
+      <w:start w:val="1"/>
+      <w:numFmt w:val="decimal"/>
+      <w:lvlText w:val="%6."/>
+      <w:lvlJc w:val="left"/>
+      <w:pPr>
+        <w:tabs>
+          <w:tab w:val="num" w:pos="4320"/>
+        </w:tabs>
+        <w:ind w:left="4320" w:hanging="360"/>
+      </w:pPr>
+    </w:lvl>
+    <w:lvl w:ilvl="6" w:tentative="1">
+      <w:start w:val="1"/>
+      <w:numFmt w:val="decimal"/>
+      <w:lvlText w:val="%7."/>
+      <w:lvlJc w:val="left"/>
+      <w:pPr>
+        <w:tabs>
+          <w:tab w:val="num" w:pos="5040"/>
+        </w:tabs>
+        <w:ind w:left="5040" w:hanging="360"/>
+      </w:pPr>
+    </w:lvl>
+    <w:lvl w:ilvl="7" w:tentative="1">
+      <w:start w:val="1"/>
+      <w:numFmt w:val="decimal"/>
+      <w:lvlText w:val="%8."/>
+      <w:lvlJc w:val="left"/>
+      <w:pPr>
+        <w:tabs>
+          <w:tab w:val="num" w:pos="5760"/>
+        </w:tabs>
+        <w:ind w:left="5760" w:hanging="360"/>
+      </w:pPr>
+    </w:lvl>
+    <w:lvl w:ilvl="8" w:tentative="1">
+      <w:start w:val="1"/>
+      <w:numFmt w:val="decimal"/>
+      <w:lvlText w:val="%9."/>
+      <w:lvlJc w:val="left"/>
+      <w:pPr>
+        <w:tabs>
+          <w:tab w:val="num" w:pos="6480"/>
+        </w:tabs>
+        <w:ind w:left="6480" w:hanging="360"/>
+      </w:pPr>
+    </w:lvl>
+  </w:abstractNum>
+  <w:abstractNum w:abstractNumId="17" w15:restartNumberingAfterBreak="0">
     <w:nsid w:val="1D877B18"/>
     <w:multiLevelType w:val="multilevel"/>
     <w:tmpl w:val="2D7EC47C"/>
@@ -13044,7 +17866,7 @@
       </w:rPr>
     </w:lvl>
   </w:abstractNum>
-  <w:abstractNum w:abstractNumId="15" w15:restartNumberingAfterBreak="0">
+  <w:abstractNum w:abstractNumId="18" w15:restartNumberingAfterBreak="0">
     <w:nsid w:val="21AD1BE7"/>
     <w:multiLevelType w:val="multilevel"/>
     <w:tmpl w:val="2F7862C6"/>
@@ -13193,7 +18015,7 @@
       </w:rPr>
     </w:lvl>
   </w:abstractNum>
-  <w:abstractNum w:abstractNumId="16" w15:restartNumberingAfterBreak="0">
+  <w:abstractNum w:abstractNumId="19" w15:restartNumberingAfterBreak="0">
     <w:nsid w:val="2A5B2ECE"/>
     <w:multiLevelType w:val="multilevel"/>
     <w:tmpl w:val="A8262E2C"/>
@@ -13342,7 +18164,382 @@
       </w:rPr>
     </w:lvl>
   </w:abstractNum>
-  <w:abstractNum w:abstractNumId="17" w15:restartNumberingAfterBreak="0">
+  <w:abstractNum w:abstractNumId="20" w15:restartNumberingAfterBreak="0">
+    <w:nsid w:val="2B603E63"/>
+    <w:multiLevelType w:val="multilevel"/>
+    <w:tmpl w:val="4B2E8B06"/>
+    <w:lvl w:ilvl="0">
+      <w:start w:val="1"/>
+      <w:numFmt w:val="decimal"/>
+      <w:lvlText w:val="%1."/>
+      <w:lvlJc w:val="left"/>
+      <w:pPr>
+        <w:tabs>
+          <w:tab w:val="num" w:pos="720"/>
+        </w:tabs>
+        <w:ind w:left="720" w:hanging="360"/>
+      </w:pPr>
+    </w:lvl>
+    <w:lvl w:ilvl="1" w:tentative="1">
+      <w:start w:val="1"/>
+      <w:numFmt w:val="decimal"/>
+      <w:lvlText w:val="%2."/>
+      <w:lvlJc w:val="left"/>
+      <w:pPr>
+        <w:tabs>
+          <w:tab w:val="num" w:pos="1440"/>
+        </w:tabs>
+        <w:ind w:left="1440" w:hanging="360"/>
+      </w:pPr>
+    </w:lvl>
+    <w:lvl w:ilvl="2" w:tentative="1">
+      <w:start w:val="1"/>
+      <w:numFmt w:val="decimal"/>
+      <w:lvlText w:val="%3."/>
+      <w:lvlJc w:val="left"/>
+      <w:pPr>
+        <w:tabs>
+          <w:tab w:val="num" w:pos="2160"/>
+        </w:tabs>
+        <w:ind w:left="2160" w:hanging="360"/>
+      </w:pPr>
+    </w:lvl>
+    <w:lvl w:ilvl="3" w:tentative="1">
+      <w:start w:val="1"/>
+      <w:numFmt w:val="decimal"/>
+      <w:lvlText w:val="%4."/>
+      <w:lvlJc w:val="left"/>
+      <w:pPr>
+        <w:tabs>
+          <w:tab w:val="num" w:pos="2880"/>
+        </w:tabs>
+        <w:ind w:left="2880" w:hanging="360"/>
+      </w:pPr>
+    </w:lvl>
+    <w:lvl w:ilvl="4" w:tentative="1">
+      <w:start w:val="1"/>
+      <w:numFmt w:val="decimal"/>
+      <w:lvlText w:val="%5."/>
+      <w:lvlJc w:val="left"/>
+      <w:pPr>
+        <w:tabs>
+          <w:tab w:val="num" w:pos="3600"/>
+        </w:tabs>
+        <w:ind w:left="3600" w:hanging="360"/>
+      </w:pPr>
+    </w:lvl>
+    <w:lvl w:ilvl="5" w:tentative="1">
+      <w:start w:val="1"/>
+      <w:numFmt w:val="decimal"/>
+      <w:lvlText w:val="%6."/>
+      <w:lvlJc w:val="left"/>
+      <w:pPr>
+        <w:tabs>
+          <w:tab w:val="num" w:pos="4320"/>
+        </w:tabs>
+        <w:ind w:left="4320" w:hanging="360"/>
+      </w:pPr>
+    </w:lvl>
+    <w:lvl w:ilvl="6" w:tentative="1">
+      <w:start w:val="1"/>
+      <w:numFmt w:val="decimal"/>
+      <w:lvlText w:val="%7."/>
+      <w:lvlJc w:val="left"/>
+      <w:pPr>
+        <w:tabs>
+          <w:tab w:val="num" w:pos="5040"/>
+        </w:tabs>
+        <w:ind w:left="5040" w:hanging="360"/>
+      </w:pPr>
+    </w:lvl>
+    <w:lvl w:ilvl="7" w:tentative="1">
+      <w:start w:val="1"/>
+      <w:numFmt w:val="decimal"/>
+      <w:lvlText w:val="%8."/>
+      <w:lvlJc w:val="left"/>
+      <w:pPr>
+        <w:tabs>
+          <w:tab w:val="num" w:pos="5760"/>
+        </w:tabs>
+        <w:ind w:left="5760" w:hanging="360"/>
+      </w:pPr>
+    </w:lvl>
+    <w:lvl w:ilvl="8" w:tentative="1">
+      <w:start w:val="1"/>
+      <w:numFmt w:val="decimal"/>
+      <w:lvlText w:val="%9."/>
+      <w:lvlJc w:val="left"/>
+      <w:pPr>
+        <w:tabs>
+          <w:tab w:val="num" w:pos="6480"/>
+        </w:tabs>
+        <w:ind w:left="6480" w:hanging="360"/>
+      </w:pPr>
+    </w:lvl>
+  </w:abstractNum>
+  <w:abstractNum w:abstractNumId="21" w15:restartNumberingAfterBreak="0">
+    <w:nsid w:val="2B6D2B85"/>
+    <w:multiLevelType w:val="multilevel"/>
+    <w:tmpl w:val="9E021A88"/>
+    <w:lvl w:ilvl="0">
+      <w:start w:val="1"/>
+      <w:numFmt w:val="bullet"/>
+      <w:lvlText w:val=""/>
+      <w:lvlJc w:val="left"/>
+      <w:pPr>
+        <w:tabs>
+          <w:tab w:val="num" w:pos="720"/>
+        </w:tabs>
+        <w:ind w:left="720" w:hanging="360"/>
+      </w:pPr>
+      <w:rPr>
+        <w:rFonts w:ascii="Symbol" w:hAnsi="Symbol" w:hint="default"/>
+        <w:sz w:val="20"/>
+      </w:rPr>
+    </w:lvl>
+    <w:lvl w:ilvl="1">
+      <w:start w:val="1"/>
+      <w:numFmt w:val="bullet"/>
+      <w:lvlText w:val="o"/>
+      <w:lvlJc w:val="left"/>
+      <w:pPr>
+        <w:tabs>
+          <w:tab w:val="num" w:pos="1440"/>
+        </w:tabs>
+        <w:ind w:left="1440" w:hanging="360"/>
+      </w:pPr>
+      <w:rPr>
+        <w:rFonts w:ascii="Courier New" w:hAnsi="Courier New" w:hint="default"/>
+        <w:sz w:val="20"/>
+      </w:rPr>
+    </w:lvl>
+    <w:lvl w:ilvl="2" w:tentative="1">
+      <w:start w:val="1"/>
+      <w:numFmt w:val="bullet"/>
+      <w:lvlText w:val=""/>
+      <w:lvlJc w:val="left"/>
+      <w:pPr>
+        <w:tabs>
+          <w:tab w:val="num" w:pos="2160"/>
+        </w:tabs>
+        <w:ind w:left="2160" w:hanging="360"/>
+      </w:pPr>
+      <w:rPr>
+        <w:rFonts w:ascii="Wingdings" w:hAnsi="Wingdings" w:hint="default"/>
+        <w:sz w:val="20"/>
+      </w:rPr>
+    </w:lvl>
+    <w:lvl w:ilvl="3" w:tentative="1">
+      <w:start w:val="1"/>
+      <w:numFmt w:val="bullet"/>
+      <w:lvlText w:val=""/>
+      <w:lvlJc w:val="left"/>
+      <w:pPr>
+        <w:tabs>
+          <w:tab w:val="num" w:pos="2880"/>
+        </w:tabs>
+        <w:ind w:left="2880" w:hanging="360"/>
+      </w:pPr>
+      <w:rPr>
+        <w:rFonts w:ascii="Wingdings" w:hAnsi="Wingdings" w:hint="default"/>
+        <w:sz w:val="20"/>
+      </w:rPr>
+    </w:lvl>
+    <w:lvl w:ilvl="4" w:tentative="1">
+      <w:start w:val="1"/>
+      <w:numFmt w:val="bullet"/>
+      <w:lvlText w:val=""/>
+      <w:lvlJc w:val="left"/>
+      <w:pPr>
+        <w:tabs>
+          <w:tab w:val="num" w:pos="3600"/>
+        </w:tabs>
+        <w:ind w:left="3600" w:hanging="360"/>
+      </w:pPr>
+      <w:rPr>
+        <w:rFonts w:ascii="Wingdings" w:hAnsi="Wingdings" w:hint="default"/>
+        <w:sz w:val="20"/>
+      </w:rPr>
+    </w:lvl>
+    <w:lvl w:ilvl="5" w:tentative="1">
+      <w:start w:val="1"/>
+      <w:numFmt w:val="bullet"/>
+      <w:lvlText w:val=""/>
+      <w:lvlJc w:val="left"/>
+      <w:pPr>
+        <w:tabs>
+          <w:tab w:val="num" w:pos="4320"/>
+        </w:tabs>
+        <w:ind w:left="4320" w:hanging="360"/>
+      </w:pPr>
+      <w:rPr>
+        <w:rFonts w:ascii="Wingdings" w:hAnsi="Wingdings" w:hint="default"/>
+        <w:sz w:val="20"/>
+      </w:rPr>
+    </w:lvl>
+    <w:lvl w:ilvl="6" w:tentative="1">
+      <w:start w:val="1"/>
+      <w:numFmt w:val="bullet"/>
+      <w:lvlText w:val=""/>
+      <w:lvlJc w:val="left"/>
+      <w:pPr>
+        <w:tabs>
+          <w:tab w:val="num" w:pos="5040"/>
+        </w:tabs>
+        <w:ind w:left="5040" w:hanging="360"/>
+      </w:pPr>
+      <w:rPr>
+        <w:rFonts w:ascii="Wingdings" w:hAnsi="Wingdings" w:hint="default"/>
+        <w:sz w:val="20"/>
+      </w:rPr>
+    </w:lvl>
+    <w:lvl w:ilvl="7" w:tentative="1">
+      <w:start w:val="1"/>
+      <w:numFmt w:val="bullet"/>
+      <w:lvlText w:val=""/>
+      <w:lvlJc w:val="left"/>
+      <w:pPr>
+        <w:tabs>
+          <w:tab w:val="num" w:pos="5760"/>
+        </w:tabs>
+        <w:ind w:left="5760" w:hanging="360"/>
+      </w:pPr>
+      <w:rPr>
+        <w:rFonts w:ascii="Wingdings" w:hAnsi="Wingdings" w:hint="default"/>
+        <w:sz w:val="20"/>
+      </w:rPr>
+    </w:lvl>
+    <w:lvl w:ilvl="8" w:tentative="1">
+      <w:start w:val="1"/>
+      <w:numFmt w:val="bullet"/>
+      <w:lvlText w:val=""/>
+      <w:lvlJc w:val="left"/>
+      <w:pPr>
+        <w:tabs>
+          <w:tab w:val="num" w:pos="6480"/>
+        </w:tabs>
+        <w:ind w:left="6480" w:hanging="360"/>
+      </w:pPr>
+      <w:rPr>
+        <w:rFonts w:ascii="Wingdings" w:hAnsi="Wingdings" w:hint="default"/>
+        <w:sz w:val="20"/>
+      </w:rPr>
+    </w:lvl>
+  </w:abstractNum>
+  <w:abstractNum w:abstractNumId="22" w15:restartNumberingAfterBreak="0">
+    <w:nsid w:val="2B7A1D22"/>
+    <w:multiLevelType w:val="multilevel"/>
+    <w:tmpl w:val="BAA2626C"/>
+    <w:lvl w:ilvl="0">
+      <w:start w:val="1"/>
+      <w:numFmt w:val="decimal"/>
+      <w:lvlText w:val="%1."/>
+      <w:lvlJc w:val="left"/>
+      <w:pPr>
+        <w:tabs>
+          <w:tab w:val="num" w:pos="720"/>
+        </w:tabs>
+        <w:ind w:left="720" w:hanging="360"/>
+      </w:pPr>
+    </w:lvl>
+    <w:lvl w:ilvl="1" w:tentative="1">
+      <w:start w:val="1"/>
+      <w:numFmt w:val="decimal"/>
+      <w:lvlText w:val="%2."/>
+      <w:lvlJc w:val="left"/>
+      <w:pPr>
+        <w:tabs>
+          <w:tab w:val="num" w:pos="1440"/>
+        </w:tabs>
+        <w:ind w:left="1440" w:hanging="360"/>
+      </w:pPr>
+    </w:lvl>
+    <w:lvl w:ilvl="2" w:tentative="1">
+      <w:start w:val="1"/>
+      <w:numFmt w:val="decimal"/>
+      <w:lvlText w:val="%3."/>
+      <w:lvlJc w:val="left"/>
+      <w:pPr>
+        <w:tabs>
+          <w:tab w:val="num" w:pos="2160"/>
+        </w:tabs>
+        <w:ind w:left="2160" w:hanging="360"/>
+      </w:pPr>
+    </w:lvl>
+    <w:lvl w:ilvl="3" w:tentative="1">
+      <w:start w:val="1"/>
+      <w:numFmt w:val="decimal"/>
+      <w:lvlText w:val="%4."/>
+      <w:lvlJc w:val="left"/>
+      <w:pPr>
+        <w:tabs>
+          <w:tab w:val="num" w:pos="2880"/>
+        </w:tabs>
+        <w:ind w:left="2880" w:hanging="360"/>
+      </w:pPr>
+    </w:lvl>
+    <w:lvl w:ilvl="4" w:tentative="1">
+      <w:start w:val="1"/>
+      <w:numFmt w:val="decimal"/>
+      <w:lvlText w:val="%5."/>
+      <w:lvlJc w:val="left"/>
+      <w:pPr>
+        <w:tabs>
+          <w:tab w:val="num" w:pos="3600"/>
+        </w:tabs>
+        <w:ind w:left="3600" w:hanging="360"/>
+      </w:pPr>
+    </w:lvl>
+    <w:lvl w:ilvl="5" w:tentative="1">
+      <w:start w:val="1"/>
+      <w:numFmt w:val="decimal"/>
+      <w:lvlText w:val="%6."/>
+      <w:lvlJc w:val="left"/>
+      <w:pPr>
+        <w:tabs>
+          <w:tab w:val="num" w:pos="4320"/>
+        </w:tabs>
+        <w:ind w:left="4320" w:hanging="360"/>
+      </w:pPr>
+    </w:lvl>
+    <w:lvl w:ilvl="6" w:tentative="1">
+      <w:start w:val="1"/>
+      <w:numFmt w:val="decimal"/>
+      <w:lvlText w:val="%7."/>
+      <w:lvlJc w:val="left"/>
+      <w:pPr>
+        <w:tabs>
+          <w:tab w:val="num" w:pos="5040"/>
+        </w:tabs>
+        <w:ind w:left="5040" w:hanging="360"/>
+      </w:pPr>
+    </w:lvl>
+    <w:lvl w:ilvl="7" w:tentative="1">
+      <w:start w:val="1"/>
+      <w:numFmt w:val="decimal"/>
+      <w:lvlText w:val="%8."/>
+      <w:lvlJc w:val="left"/>
+      <w:pPr>
+        <w:tabs>
+          <w:tab w:val="num" w:pos="5760"/>
+        </w:tabs>
+        <w:ind w:left="5760" w:hanging="360"/>
+      </w:pPr>
+    </w:lvl>
+    <w:lvl w:ilvl="8" w:tentative="1">
+      <w:start w:val="1"/>
+      <w:numFmt w:val="decimal"/>
+      <w:lvlText w:val="%9."/>
+      <w:lvlJc w:val="left"/>
+      <w:pPr>
+        <w:tabs>
+          <w:tab w:val="num" w:pos="6480"/>
+        </w:tabs>
+        <w:ind w:left="6480" w:hanging="360"/>
+      </w:pPr>
+    </w:lvl>
+  </w:abstractNum>
+  <w:abstractNum w:abstractNumId="23" w15:restartNumberingAfterBreak="0">
     <w:nsid w:val="2FAF107A"/>
     <w:multiLevelType w:val="multilevel"/>
     <w:tmpl w:val="A17CAE5A"/>
@@ -13491,7 +18688,7 @@
       </w:rPr>
     </w:lvl>
   </w:abstractNum>
-  <w:abstractNum w:abstractNumId="18" w15:restartNumberingAfterBreak="0">
+  <w:abstractNum w:abstractNumId="24" w15:restartNumberingAfterBreak="0">
     <w:nsid w:val="35246AB9"/>
     <w:multiLevelType w:val="multilevel"/>
     <w:tmpl w:val="F4B08DBE"/>
@@ -13640,7 +18837,7 @@
       </w:rPr>
     </w:lvl>
   </w:abstractNum>
-  <w:abstractNum w:abstractNumId="19" w15:restartNumberingAfterBreak="0">
+  <w:abstractNum w:abstractNumId="25" w15:restartNumberingAfterBreak="0">
     <w:nsid w:val="422A11CB"/>
     <w:multiLevelType w:val="multilevel"/>
     <w:tmpl w:val="BE6A7BE4"/>
@@ -13789,7 +18986,7 @@
       </w:rPr>
     </w:lvl>
   </w:abstractNum>
-  <w:abstractNum w:abstractNumId="20" w15:restartNumberingAfterBreak="0">
+  <w:abstractNum w:abstractNumId="26" w15:restartNumberingAfterBreak="0">
     <w:nsid w:val="42625A3D"/>
     <w:multiLevelType w:val="multilevel"/>
     <w:tmpl w:val="6250FDEE"/>
@@ -13938,7 +19135,7 @@
       </w:rPr>
     </w:lvl>
   </w:abstractNum>
-  <w:abstractNum w:abstractNumId="21" w15:restartNumberingAfterBreak="0">
+  <w:abstractNum w:abstractNumId="27" w15:restartNumberingAfterBreak="0">
     <w:nsid w:val="43265BE4"/>
     <w:multiLevelType w:val="multilevel"/>
     <w:tmpl w:val="2C562A42"/>
@@ -14087,7 +19284,7 @@
       </w:rPr>
     </w:lvl>
   </w:abstractNum>
-  <w:abstractNum w:abstractNumId="22" w15:restartNumberingAfterBreak="0">
+  <w:abstractNum w:abstractNumId="28" w15:restartNumberingAfterBreak="0">
     <w:nsid w:val="44843431"/>
     <w:multiLevelType w:val="multilevel"/>
     <w:tmpl w:val="E864EFD8"/>
@@ -14204,7 +19401,156 @@
       </w:pPr>
     </w:lvl>
   </w:abstractNum>
-  <w:abstractNum w:abstractNumId="23" w15:restartNumberingAfterBreak="0">
+  <w:abstractNum w:abstractNumId="29" w15:restartNumberingAfterBreak="0">
+    <w:nsid w:val="44B75DCC"/>
+    <w:multiLevelType w:val="multilevel"/>
+    <w:tmpl w:val="4D7E66DE"/>
+    <w:lvl w:ilvl="0">
+      <w:start w:val="1"/>
+      <w:numFmt w:val="bullet"/>
+      <w:lvlText w:val=""/>
+      <w:lvlJc w:val="left"/>
+      <w:pPr>
+        <w:tabs>
+          <w:tab w:val="num" w:pos="720"/>
+        </w:tabs>
+        <w:ind w:left="720" w:hanging="360"/>
+      </w:pPr>
+      <w:rPr>
+        <w:rFonts w:ascii="Symbol" w:hAnsi="Symbol" w:hint="default"/>
+        <w:sz w:val="20"/>
+      </w:rPr>
+    </w:lvl>
+    <w:lvl w:ilvl="1">
+      <w:start w:val="1"/>
+      <w:numFmt w:val="bullet"/>
+      <w:lvlText w:val="o"/>
+      <w:lvlJc w:val="left"/>
+      <w:pPr>
+        <w:tabs>
+          <w:tab w:val="num" w:pos="1440"/>
+        </w:tabs>
+        <w:ind w:left="1440" w:hanging="360"/>
+      </w:pPr>
+      <w:rPr>
+        <w:rFonts w:ascii="Courier New" w:hAnsi="Courier New" w:hint="default"/>
+        <w:sz w:val="20"/>
+      </w:rPr>
+    </w:lvl>
+    <w:lvl w:ilvl="2" w:tentative="1">
+      <w:start w:val="1"/>
+      <w:numFmt w:val="bullet"/>
+      <w:lvlText w:val=""/>
+      <w:lvlJc w:val="left"/>
+      <w:pPr>
+        <w:tabs>
+          <w:tab w:val="num" w:pos="2160"/>
+        </w:tabs>
+        <w:ind w:left="2160" w:hanging="360"/>
+      </w:pPr>
+      <w:rPr>
+        <w:rFonts w:ascii="Wingdings" w:hAnsi="Wingdings" w:hint="default"/>
+        <w:sz w:val="20"/>
+      </w:rPr>
+    </w:lvl>
+    <w:lvl w:ilvl="3" w:tentative="1">
+      <w:start w:val="1"/>
+      <w:numFmt w:val="bullet"/>
+      <w:lvlText w:val=""/>
+      <w:lvlJc w:val="left"/>
+      <w:pPr>
+        <w:tabs>
+          <w:tab w:val="num" w:pos="2880"/>
+        </w:tabs>
+        <w:ind w:left="2880" w:hanging="360"/>
+      </w:pPr>
+      <w:rPr>
+        <w:rFonts w:ascii="Wingdings" w:hAnsi="Wingdings" w:hint="default"/>
+        <w:sz w:val="20"/>
+      </w:rPr>
+    </w:lvl>
+    <w:lvl w:ilvl="4" w:tentative="1">
+      <w:start w:val="1"/>
+      <w:numFmt w:val="bullet"/>
+      <w:lvlText w:val=""/>
+      <w:lvlJc w:val="left"/>
+      <w:pPr>
+        <w:tabs>
+          <w:tab w:val="num" w:pos="3600"/>
+        </w:tabs>
+        <w:ind w:left="3600" w:hanging="360"/>
+      </w:pPr>
+      <w:rPr>
+        <w:rFonts w:ascii="Wingdings" w:hAnsi="Wingdings" w:hint="default"/>
+        <w:sz w:val="20"/>
+      </w:rPr>
+    </w:lvl>
+    <w:lvl w:ilvl="5" w:tentative="1">
+      <w:start w:val="1"/>
+      <w:numFmt w:val="bullet"/>
+      <w:lvlText w:val=""/>
+      <w:lvlJc w:val="left"/>
+      <w:pPr>
+        <w:tabs>
+          <w:tab w:val="num" w:pos="4320"/>
+        </w:tabs>
+        <w:ind w:left="4320" w:hanging="360"/>
+      </w:pPr>
+      <w:rPr>
+        <w:rFonts w:ascii="Wingdings" w:hAnsi="Wingdings" w:hint="default"/>
+        <w:sz w:val="20"/>
+      </w:rPr>
+    </w:lvl>
+    <w:lvl w:ilvl="6" w:tentative="1">
+      <w:start w:val="1"/>
+      <w:numFmt w:val="bullet"/>
+      <w:lvlText w:val=""/>
+      <w:lvlJc w:val="left"/>
+      <w:pPr>
+        <w:tabs>
+          <w:tab w:val="num" w:pos="5040"/>
+        </w:tabs>
+        <w:ind w:left="5040" w:hanging="360"/>
+      </w:pPr>
+      <w:rPr>
+        <w:rFonts w:ascii="Wingdings" w:hAnsi="Wingdings" w:hint="default"/>
+        <w:sz w:val="20"/>
+      </w:rPr>
+    </w:lvl>
+    <w:lvl w:ilvl="7" w:tentative="1">
+      <w:start w:val="1"/>
+      <w:numFmt w:val="bullet"/>
+      <w:lvlText w:val=""/>
+      <w:lvlJc w:val="left"/>
+      <w:pPr>
+        <w:tabs>
+          <w:tab w:val="num" w:pos="5760"/>
+        </w:tabs>
+        <w:ind w:left="5760" w:hanging="360"/>
+      </w:pPr>
+      <w:rPr>
+        <w:rFonts w:ascii="Wingdings" w:hAnsi="Wingdings" w:hint="default"/>
+        <w:sz w:val="20"/>
+      </w:rPr>
+    </w:lvl>
+    <w:lvl w:ilvl="8" w:tentative="1">
+      <w:start w:val="1"/>
+      <w:numFmt w:val="bullet"/>
+      <w:lvlText w:val=""/>
+      <w:lvlJc w:val="left"/>
+      <w:pPr>
+        <w:tabs>
+          <w:tab w:val="num" w:pos="6480"/>
+        </w:tabs>
+        <w:ind w:left="6480" w:hanging="360"/>
+      </w:pPr>
+      <w:rPr>
+        <w:rFonts w:ascii="Wingdings" w:hAnsi="Wingdings" w:hint="default"/>
+        <w:sz w:val="20"/>
+      </w:rPr>
+    </w:lvl>
+  </w:abstractNum>
+  <w:abstractNum w:abstractNumId="30" w15:restartNumberingAfterBreak="0">
     <w:nsid w:val="46946289"/>
     <w:multiLevelType w:val="multilevel"/>
     <w:tmpl w:val="F78AF104"/>
@@ -14353,7 +19699,7 @@
       </w:rPr>
     </w:lvl>
   </w:abstractNum>
-  <w:abstractNum w:abstractNumId="24" w15:restartNumberingAfterBreak="0">
+  <w:abstractNum w:abstractNumId="31" w15:restartNumberingAfterBreak="0">
     <w:nsid w:val="48CF6773"/>
     <w:multiLevelType w:val="multilevel"/>
     <w:tmpl w:val="F0BCFC9A"/>
@@ -14502,7 +19848,7 @@
       </w:rPr>
     </w:lvl>
   </w:abstractNum>
-  <w:abstractNum w:abstractNumId="25" w15:restartNumberingAfterBreak="0">
+  <w:abstractNum w:abstractNumId="32" w15:restartNumberingAfterBreak="0">
     <w:nsid w:val="48FD4C96"/>
     <w:multiLevelType w:val="multilevel"/>
     <w:tmpl w:val="966C20B4"/>
@@ -14651,7 +19997,7 @@
       </w:rPr>
     </w:lvl>
   </w:abstractNum>
-  <w:abstractNum w:abstractNumId="26" w15:restartNumberingAfterBreak="0">
+  <w:abstractNum w:abstractNumId="33" w15:restartNumberingAfterBreak="0">
     <w:nsid w:val="49796A5A"/>
     <w:multiLevelType w:val="multilevel"/>
     <w:tmpl w:val="74EE55F8"/>
@@ -14800,7 +20146,7 @@
       </w:rPr>
     </w:lvl>
   </w:abstractNum>
-  <w:abstractNum w:abstractNumId="27" w15:restartNumberingAfterBreak="0">
+  <w:abstractNum w:abstractNumId="34" w15:restartNumberingAfterBreak="0">
     <w:nsid w:val="4C744816"/>
     <w:multiLevelType w:val="multilevel"/>
     <w:tmpl w:val="63C6238E"/>
@@ -14949,7 +20295,7 @@
       </w:rPr>
     </w:lvl>
   </w:abstractNum>
-  <w:abstractNum w:abstractNumId="28" w15:restartNumberingAfterBreak="0">
+  <w:abstractNum w:abstractNumId="35" w15:restartNumberingAfterBreak="0">
     <w:nsid w:val="4C854BB6"/>
     <w:multiLevelType w:val="multilevel"/>
     <w:tmpl w:val="8BA49922"/>
@@ -15098,7 +20444,156 @@
       </w:rPr>
     </w:lvl>
   </w:abstractNum>
-  <w:abstractNum w:abstractNumId="29" w15:restartNumberingAfterBreak="0">
+  <w:abstractNum w:abstractNumId="36" w15:restartNumberingAfterBreak="0">
+    <w:nsid w:val="4F5253A3"/>
+    <w:multiLevelType w:val="multilevel"/>
+    <w:tmpl w:val="C17439AA"/>
+    <w:lvl w:ilvl="0">
+      <w:start w:val="1"/>
+      <w:numFmt w:val="bullet"/>
+      <w:lvlText w:val=""/>
+      <w:lvlJc w:val="left"/>
+      <w:pPr>
+        <w:tabs>
+          <w:tab w:val="num" w:pos="720"/>
+        </w:tabs>
+        <w:ind w:left="720" w:hanging="360"/>
+      </w:pPr>
+      <w:rPr>
+        <w:rFonts w:ascii="Symbol" w:hAnsi="Symbol" w:hint="default"/>
+        <w:sz w:val="20"/>
+      </w:rPr>
+    </w:lvl>
+    <w:lvl w:ilvl="1" w:tentative="1">
+      <w:start w:val="1"/>
+      <w:numFmt w:val="bullet"/>
+      <w:lvlText w:val="o"/>
+      <w:lvlJc w:val="left"/>
+      <w:pPr>
+        <w:tabs>
+          <w:tab w:val="num" w:pos="1440"/>
+        </w:tabs>
+        <w:ind w:left="1440" w:hanging="360"/>
+      </w:pPr>
+      <w:rPr>
+        <w:rFonts w:ascii="Courier New" w:hAnsi="Courier New" w:hint="default"/>
+        <w:sz w:val="20"/>
+      </w:rPr>
+    </w:lvl>
+    <w:lvl w:ilvl="2" w:tentative="1">
+      <w:start w:val="1"/>
+      <w:numFmt w:val="bullet"/>
+      <w:lvlText w:val=""/>
+      <w:lvlJc w:val="left"/>
+      <w:pPr>
+        <w:tabs>
+          <w:tab w:val="num" w:pos="2160"/>
+        </w:tabs>
+        <w:ind w:left="2160" w:hanging="360"/>
+      </w:pPr>
+      <w:rPr>
+        <w:rFonts w:ascii="Wingdings" w:hAnsi="Wingdings" w:hint="default"/>
+        <w:sz w:val="20"/>
+      </w:rPr>
+    </w:lvl>
+    <w:lvl w:ilvl="3" w:tentative="1">
+      <w:start w:val="1"/>
+      <w:numFmt w:val="bullet"/>
+      <w:lvlText w:val=""/>
+      <w:lvlJc w:val="left"/>
+      <w:pPr>
+        <w:tabs>
+          <w:tab w:val="num" w:pos="2880"/>
+        </w:tabs>
+        <w:ind w:left="2880" w:hanging="360"/>
+      </w:pPr>
+      <w:rPr>
+        <w:rFonts w:ascii="Wingdings" w:hAnsi="Wingdings" w:hint="default"/>
+        <w:sz w:val="20"/>
+      </w:rPr>
+    </w:lvl>
+    <w:lvl w:ilvl="4" w:tentative="1">
+      <w:start w:val="1"/>
+      <w:numFmt w:val="bullet"/>
+      <w:lvlText w:val=""/>
+      <w:lvlJc w:val="left"/>
+      <w:pPr>
+        <w:tabs>
+          <w:tab w:val="num" w:pos="3600"/>
+        </w:tabs>
+        <w:ind w:left="3600" w:hanging="360"/>
+      </w:pPr>
+      <w:rPr>
+        <w:rFonts w:ascii="Wingdings" w:hAnsi="Wingdings" w:hint="default"/>
+        <w:sz w:val="20"/>
+      </w:rPr>
+    </w:lvl>
+    <w:lvl w:ilvl="5" w:tentative="1">
+      <w:start w:val="1"/>
+      <w:numFmt w:val="bullet"/>
+      <w:lvlText w:val=""/>
+      <w:lvlJc w:val="left"/>
+      <w:pPr>
+        <w:tabs>
+          <w:tab w:val="num" w:pos="4320"/>
+        </w:tabs>
+        <w:ind w:left="4320" w:hanging="360"/>
+      </w:pPr>
+      <w:rPr>
+        <w:rFonts w:ascii="Wingdings" w:hAnsi="Wingdings" w:hint="default"/>
+        <w:sz w:val="20"/>
+      </w:rPr>
+    </w:lvl>
+    <w:lvl w:ilvl="6" w:tentative="1">
+      <w:start w:val="1"/>
+      <w:numFmt w:val="bullet"/>
+      <w:lvlText w:val=""/>
+      <w:lvlJc w:val="left"/>
+      <w:pPr>
+        <w:tabs>
+          <w:tab w:val="num" w:pos="5040"/>
+        </w:tabs>
+        <w:ind w:left="5040" w:hanging="360"/>
+      </w:pPr>
+      <w:rPr>
+        <w:rFonts w:ascii="Wingdings" w:hAnsi="Wingdings" w:hint="default"/>
+        <w:sz w:val="20"/>
+      </w:rPr>
+    </w:lvl>
+    <w:lvl w:ilvl="7" w:tentative="1">
+      <w:start w:val="1"/>
+      <w:numFmt w:val="bullet"/>
+      <w:lvlText w:val=""/>
+      <w:lvlJc w:val="left"/>
+      <w:pPr>
+        <w:tabs>
+          <w:tab w:val="num" w:pos="5760"/>
+        </w:tabs>
+        <w:ind w:left="5760" w:hanging="360"/>
+      </w:pPr>
+      <w:rPr>
+        <w:rFonts w:ascii="Wingdings" w:hAnsi="Wingdings" w:hint="default"/>
+        <w:sz w:val="20"/>
+      </w:rPr>
+    </w:lvl>
+    <w:lvl w:ilvl="8" w:tentative="1">
+      <w:start w:val="1"/>
+      <w:numFmt w:val="bullet"/>
+      <w:lvlText w:val=""/>
+      <w:lvlJc w:val="left"/>
+      <w:pPr>
+        <w:tabs>
+          <w:tab w:val="num" w:pos="6480"/>
+        </w:tabs>
+        <w:ind w:left="6480" w:hanging="360"/>
+      </w:pPr>
+      <w:rPr>
+        <w:rFonts w:ascii="Wingdings" w:hAnsi="Wingdings" w:hint="default"/>
+        <w:sz w:val="20"/>
+      </w:rPr>
+    </w:lvl>
+  </w:abstractNum>
+  <w:abstractNum w:abstractNumId="37" w15:restartNumberingAfterBreak="0">
     <w:nsid w:val="504644A0"/>
     <w:multiLevelType w:val="multilevel"/>
     <w:tmpl w:val="ED80CB8C"/>
@@ -15247,7 +20742,124 @@
       </w:rPr>
     </w:lvl>
   </w:abstractNum>
-  <w:abstractNum w:abstractNumId="30" w15:restartNumberingAfterBreak="0">
+  <w:abstractNum w:abstractNumId="38" w15:restartNumberingAfterBreak="0">
+    <w:nsid w:val="51E63425"/>
+    <w:multiLevelType w:val="multilevel"/>
+    <w:tmpl w:val="55B801C0"/>
+    <w:lvl w:ilvl="0">
+      <w:start w:val="1"/>
+      <w:numFmt w:val="decimal"/>
+      <w:lvlText w:val="%1."/>
+      <w:lvlJc w:val="left"/>
+      <w:pPr>
+        <w:tabs>
+          <w:tab w:val="num" w:pos="720"/>
+        </w:tabs>
+        <w:ind w:left="720" w:hanging="360"/>
+      </w:pPr>
+    </w:lvl>
+    <w:lvl w:ilvl="1">
+      <w:start w:val="1"/>
+      <w:numFmt w:val="bullet"/>
+      <w:lvlText w:val="o"/>
+      <w:lvlJc w:val="left"/>
+      <w:pPr>
+        <w:tabs>
+          <w:tab w:val="num" w:pos="1440"/>
+        </w:tabs>
+        <w:ind w:left="1440" w:hanging="360"/>
+      </w:pPr>
+      <w:rPr>
+        <w:rFonts w:ascii="Courier New" w:hAnsi="Courier New" w:hint="default"/>
+        <w:sz w:val="20"/>
+      </w:rPr>
+    </w:lvl>
+    <w:lvl w:ilvl="2" w:tentative="1">
+      <w:start w:val="1"/>
+      <w:numFmt w:val="decimal"/>
+      <w:lvlText w:val="%3."/>
+      <w:lvlJc w:val="left"/>
+      <w:pPr>
+        <w:tabs>
+          <w:tab w:val="num" w:pos="2160"/>
+        </w:tabs>
+        <w:ind w:left="2160" w:hanging="360"/>
+      </w:pPr>
+    </w:lvl>
+    <w:lvl w:ilvl="3" w:tentative="1">
+      <w:start w:val="1"/>
+      <w:numFmt w:val="decimal"/>
+      <w:lvlText w:val="%4."/>
+      <w:lvlJc w:val="left"/>
+      <w:pPr>
+        <w:tabs>
+          <w:tab w:val="num" w:pos="2880"/>
+        </w:tabs>
+        <w:ind w:left="2880" w:hanging="360"/>
+      </w:pPr>
+    </w:lvl>
+    <w:lvl w:ilvl="4" w:tentative="1">
+      <w:start w:val="1"/>
+      <w:numFmt w:val="decimal"/>
+      <w:lvlText w:val="%5."/>
+      <w:lvlJc w:val="left"/>
+      <w:pPr>
+        <w:tabs>
+          <w:tab w:val="num" w:pos="3600"/>
+        </w:tabs>
+        <w:ind w:left="3600" w:hanging="360"/>
+      </w:pPr>
+    </w:lvl>
+    <w:lvl w:ilvl="5" w:tentative="1">
+      <w:start w:val="1"/>
+      <w:numFmt w:val="decimal"/>
+      <w:lvlText w:val="%6."/>
+      <w:lvlJc w:val="left"/>
+      <w:pPr>
+        <w:tabs>
+          <w:tab w:val="num" w:pos="4320"/>
+        </w:tabs>
+        <w:ind w:left="4320" w:hanging="360"/>
+      </w:pPr>
+    </w:lvl>
+    <w:lvl w:ilvl="6" w:tentative="1">
+      <w:start w:val="1"/>
+      <w:numFmt w:val="decimal"/>
+      <w:lvlText w:val="%7."/>
+      <w:lvlJc w:val="left"/>
+      <w:pPr>
+        <w:tabs>
+          <w:tab w:val="num" w:pos="5040"/>
+        </w:tabs>
+        <w:ind w:left="5040" w:hanging="360"/>
+      </w:pPr>
+    </w:lvl>
+    <w:lvl w:ilvl="7" w:tentative="1">
+      <w:start w:val="1"/>
+      <w:numFmt w:val="decimal"/>
+      <w:lvlText w:val="%8."/>
+      <w:lvlJc w:val="left"/>
+      <w:pPr>
+        <w:tabs>
+          <w:tab w:val="num" w:pos="5760"/>
+        </w:tabs>
+        <w:ind w:left="5760" w:hanging="360"/>
+      </w:pPr>
+    </w:lvl>
+    <w:lvl w:ilvl="8" w:tentative="1">
+      <w:start w:val="1"/>
+      <w:numFmt w:val="decimal"/>
+      <w:lvlText w:val="%9."/>
+      <w:lvlJc w:val="left"/>
+      <w:pPr>
+        <w:tabs>
+          <w:tab w:val="num" w:pos="6480"/>
+        </w:tabs>
+        <w:ind w:left="6480" w:hanging="360"/>
+      </w:pPr>
+    </w:lvl>
+  </w:abstractNum>
+  <w:abstractNum w:abstractNumId="39" w15:restartNumberingAfterBreak="0">
     <w:nsid w:val="53856E67"/>
     <w:multiLevelType w:val="multilevel"/>
     <w:tmpl w:val="49489E7A"/>
@@ -15396,7 +21008,156 @@
       </w:rPr>
     </w:lvl>
   </w:abstractNum>
-  <w:abstractNum w:abstractNumId="31" w15:restartNumberingAfterBreak="0">
+  <w:abstractNum w:abstractNumId="40" w15:restartNumberingAfterBreak="0">
+    <w:nsid w:val="55591054"/>
+    <w:multiLevelType w:val="multilevel"/>
+    <w:tmpl w:val="4F1660DC"/>
+    <w:lvl w:ilvl="0">
+      <w:start w:val="1"/>
+      <w:numFmt w:val="bullet"/>
+      <w:lvlText w:val=""/>
+      <w:lvlJc w:val="left"/>
+      <w:pPr>
+        <w:tabs>
+          <w:tab w:val="num" w:pos="720"/>
+        </w:tabs>
+        <w:ind w:left="720" w:hanging="360"/>
+      </w:pPr>
+      <w:rPr>
+        <w:rFonts w:ascii="Symbol" w:hAnsi="Symbol" w:hint="default"/>
+        <w:sz w:val="20"/>
+      </w:rPr>
+    </w:lvl>
+    <w:lvl w:ilvl="1">
+      <w:start w:val="1"/>
+      <w:numFmt w:val="bullet"/>
+      <w:lvlText w:val="o"/>
+      <w:lvlJc w:val="left"/>
+      <w:pPr>
+        <w:tabs>
+          <w:tab w:val="num" w:pos="1440"/>
+        </w:tabs>
+        <w:ind w:left="1440" w:hanging="360"/>
+      </w:pPr>
+      <w:rPr>
+        <w:rFonts w:ascii="Courier New" w:hAnsi="Courier New" w:hint="default"/>
+        <w:sz w:val="20"/>
+      </w:rPr>
+    </w:lvl>
+    <w:lvl w:ilvl="2" w:tentative="1">
+      <w:start w:val="1"/>
+      <w:numFmt w:val="bullet"/>
+      <w:lvlText w:val=""/>
+      <w:lvlJc w:val="left"/>
+      <w:pPr>
+        <w:tabs>
+          <w:tab w:val="num" w:pos="2160"/>
+        </w:tabs>
+        <w:ind w:left="2160" w:hanging="360"/>
+      </w:pPr>
+      <w:rPr>
+        <w:rFonts w:ascii="Wingdings" w:hAnsi="Wingdings" w:hint="default"/>
+        <w:sz w:val="20"/>
+      </w:rPr>
+    </w:lvl>
+    <w:lvl w:ilvl="3" w:tentative="1">
+      <w:start w:val="1"/>
+      <w:numFmt w:val="bullet"/>
+      <w:lvlText w:val=""/>
+      <w:lvlJc w:val="left"/>
+      <w:pPr>
+        <w:tabs>
+          <w:tab w:val="num" w:pos="2880"/>
+        </w:tabs>
+        <w:ind w:left="2880" w:hanging="360"/>
+      </w:pPr>
+      <w:rPr>
+        <w:rFonts w:ascii="Wingdings" w:hAnsi="Wingdings" w:hint="default"/>
+        <w:sz w:val="20"/>
+      </w:rPr>
+    </w:lvl>
+    <w:lvl w:ilvl="4" w:tentative="1">
+      <w:start w:val="1"/>
+      <w:numFmt w:val="bullet"/>
+      <w:lvlText w:val=""/>
+      <w:lvlJc w:val="left"/>
+      <w:pPr>
+        <w:tabs>
+          <w:tab w:val="num" w:pos="3600"/>
+        </w:tabs>
+        <w:ind w:left="3600" w:hanging="360"/>
+      </w:pPr>
+      <w:rPr>
+        <w:rFonts w:ascii="Wingdings" w:hAnsi="Wingdings" w:hint="default"/>
+        <w:sz w:val="20"/>
+      </w:rPr>
+    </w:lvl>
+    <w:lvl w:ilvl="5" w:tentative="1">
+      <w:start w:val="1"/>
+      <w:numFmt w:val="bullet"/>
+      <w:lvlText w:val=""/>
+      <w:lvlJc w:val="left"/>
+      <w:pPr>
+        <w:tabs>
+          <w:tab w:val="num" w:pos="4320"/>
+        </w:tabs>
+        <w:ind w:left="4320" w:hanging="360"/>
+      </w:pPr>
+      <w:rPr>
+        <w:rFonts w:ascii="Wingdings" w:hAnsi="Wingdings" w:hint="default"/>
+        <w:sz w:val="20"/>
+      </w:rPr>
+    </w:lvl>
+    <w:lvl w:ilvl="6" w:tentative="1">
+      <w:start w:val="1"/>
+      <w:numFmt w:val="bullet"/>
+      <w:lvlText w:val=""/>
+      <w:lvlJc w:val="left"/>
+      <w:pPr>
+        <w:tabs>
+          <w:tab w:val="num" w:pos="5040"/>
+        </w:tabs>
+        <w:ind w:left="5040" w:hanging="360"/>
+      </w:pPr>
+      <w:rPr>
+        <w:rFonts w:ascii="Wingdings" w:hAnsi="Wingdings" w:hint="default"/>
+        <w:sz w:val="20"/>
+      </w:rPr>
+    </w:lvl>
+    <w:lvl w:ilvl="7" w:tentative="1">
+      <w:start w:val="1"/>
+      <w:numFmt w:val="bullet"/>
+      <w:lvlText w:val=""/>
+      <w:lvlJc w:val="left"/>
+      <w:pPr>
+        <w:tabs>
+          <w:tab w:val="num" w:pos="5760"/>
+        </w:tabs>
+        <w:ind w:left="5760" w:hanging="360"/>
+      </w:pPr>
+      <w:rPr>
+        <w:rFonts w:ascii="Wingdings" w:hAnsi="Wingdings" w:hint="default"/>
+        <w:sz w:val="20"/>
+      </w:rPr>
+    </w:lvl>
+    <w:lvl w:ilvl="8" w:tentative="1">
+      <w:start w:val="1"/>
+      <w:numFmt w:val="bullet"/>
+      <w:lvlText w:val=""/>
+      <w:lvlJc w:val="left"/>
+      <w:pPr>
+        <w:tabs>
+          <w:tab w:val="num" w:pos="6480"/>
+        </w:tabs>
+        <w:ind w:left="6480" w:hanging="360"/>
+      </w:pPr>
+      <w:rPr>
+        <w:rFonts w:ascii="Wingdings" w:hAnsi="Wingdings" w:hint="default"/>
+        <w:sz w:val="20"/>
+      </w:rPr>
+    </w:lvl>
+  </w:abstractNum>
+  <w:abstractNum w:abstractNumId="41" w15:restartNumberingAfterBreak="0">
     <w:nsid w:val="55D644DE"/>
     <w:multiLevelType w:val="multilevel"/>
     <w:tmpl w:val="71040E54"/>
@@ -15545,7 +21306,7 @@
       </w:rPr>
     </w:lvl>
   </w:abstractNum>
-  <w:abstractNum w:abstractNumId="32" w15:restartNumberingAfterBreak="0">
+  <w:abstractNum w:abstractNumId="42" w15:restartNumberingAfterBreak="0">
     <w:nsid w:val="58796B18"/>
     <w:multiLevelType w:val="multilevel"/>
     <w:tmpl w:val="93AA7716"/>
@@ -15694,7 +21455,156 @@
       </w:rPr>
     </w:lvl>
   </w:abstractNum>
-  <w:abstractNum w:abstractNumId="33" w15:restartNumberingAfterBreak="0">
+  <w:abstractNum w:abstractNumId="43" w15:restartNumberingAfterBreak="0">
+    <w:nsid w:val="58CF4715"/>
+    <w:multiLevelType w:val="multilevel"/>
+    <w:tmpl w:val="42120E4E"/>
+    <w:lvl w:ilvl="0">
+      <w:start w:val="1"/>
+      <w:numFmt w:val="bullet"/>
+      <w:lvlText w:val=""/>
+      <w:lvlJc w:val="left"/>
+      <w:pPr>
+        <w:tabs>
+          <w:tab w:val="num" w:pos="720"/>
+        </w:tabs>
+        <w:ind w:left="720" w:hanging="360"/>
+      </w:pPr>
+      <w:rPr>
+        <w:rFonts w:ascii="Symbol" w:hAnsi="Symbol" w:hint="default"/>
+        <w:sz w:val="20"/>
+      </w:rPr>
+    </w:lvl>
+    <w:lvl w:ilvl="1" w:tentative="1">
+      <w:start w:val="1"/>
+      <w:numFmt w:val="bullet"/>
+      <w:lvlText w:val="o"/>
+      <w:lvlJc w:val="left"/>
+      <w:pPr>
+        <w:tabs>
+          <w:tab w:val="num" w:pos="1440"/>
+        </w:tabs>
+        <w:ind w:left="1440" w:hanging="360"/>
+      </w:pPr>
+      <w:rPr>
+        <w:rFonts w:ascii="Courier New" w:hAnsi="Courier New" w:hint="default"/>
+        <w:sz w:val="20"/>
+      </w:rPr>
+    </w:lvl>
+    <w:lvl w:ilvl="2" w:tentative="1">
+      <w:start w:val="1"/>
+      <w:numFmt w:val="bullet"/>
+      <w:lvlText w:val=""/>
+      <w:lvlJc w:val="left"/>
+      <w:pPr>
+        <w:tabs>
+          <w:tab w:val="num" w:pos="2160"/>
+        </w:tabs>
+        <w:ind w:left="2160" w:hanging="360"/>
+      </w:pPr>
+      <w:rPr>
+        <w:rFonts w:ascii="Wingdings" w:hAnsi="Wingdings" w:hint="default"/>
+        <w:sz w:val="20"/>
+      </w:rPr>
+    </w:lvl>
+    <w:lvl w:ilvl="3" w:tentative="1">
+      <w:start w:val="1"/>
+      <w:numFmt w:val="bullet"/>
+      <w:lvlText w:val=""/>
+      <w:lvlJc w:val="left"/>
+      <w:pPr>
+        <w:tabs>
+          <w:tab w:val="num" w:pos="2880"/>
+        </w:tabs>
+        <w:ind w:left="2880" w:hanging="360"/>
+      </w:pPr>
+      <w:rPr>
+        <w:rFonts w:ascii="Wingdings" w:hAnsi="Wingdings" w:hint="default"/>
+        <w:sz w:val="20"/>
+      </w:rPr>
+    </w:lvl>
+    <w:lvl w:ilvl="4" w:tentative="1">
+      <w:start w:val="1"/>
+      <w:numFmt w:val="bullet"/>
+      <w:lvlText w:val=""/>
+      <w:lvlJc w:val="left"/>
+      <w:pPr>
+        <w:tabs>
+          <w:tab w:val="num" w:pos="3600"/>
+        </w:tabs>
+        <w:ind w:left="3600" w:hanging="360"/>
+      </w:pPr>
+      <w:rPr>
+        <w:rFonts w:ascii="Wingdings" w:hAnsi="Wingdings" w:hint="default"/>
+        <w:sz w:val="20"/>
+      </w:rPr>
+    </w:lvl>
+    <w:lvl w:ilvl="5" w:tentative="1">
+      <w:start w:val="1"/>
+      <w:numFmt w:val="bullet"/>
+      <w:lvlText w:val=""/>
+      <w:lvlJc w:val="left"/>
+      <w:pPr>
+        <w:tabs>
+          <w:tab w:val="num" w:pos="4320"/>
+        </w:tabs>
+        <w:ind w:left="4320" w:hanging="360"/>
+      </w:pPr>
+      <w:rPr>
+        <w:rFonts w:ascii="Wingdings" w:hAnsi="Wingdings" w:hint="default"/>
+        <w:sz w:val="20"/>
+      </w:rPr>
+    </w:lvl>
+    <w:lvl w:ilvl="6" w:tentative="1">
+      <w:start w:val="1"/>
+      <w:numFmt w:val="bullet"/>
+      <w:lvlText w:val=""/>
+      <w:lvlJc w:val="left"/>
+      <w:pPr>
+        <w:tabs>
+          <w:tab w:val="num" w:pos="5040"/>
+        </w:tabs>
+        <w:ind w:left="5040" w:hanging="360"/>
+      </w:pPr>
+      <w:rPr>
+        <w:rFonts w:ascii="Wingdings" w:hAnsi="Wingdings" w:hint="default"/>
+        <w:sz w:val="20"/>
+      </w:rPr>
+    </w:lvl>
+    <w:lvl w:ilvl="7" w:tentative="1">
+      <w:start w:val="1"/>
+      <w:numFmt w:val="bullet"/>
+      <w:lvlText w:val=""/>
+      <w:lvlJc w:val="left"/>
+      <w:pPr>
+        <w:tabs>
+          <w:tab w:val="num" w:pos="5760"/>
+        </w:tabs>
+        <w:ind w:left="5760" w:hanging="360"/>
+      </w:pPr>
+      <w:rPr>
+        <w:rFonts w:ascii="Wingdings" w:hAnsi="Wingdings" w:hint="default"/>
+        <w:sz w:val="20"/>
+      </w:rPr>
+    </w:lvl>
+    <w:lvl w:ilvl="8" w:tentative="1">
+      <w:start w:val="1"/>
+      <w:numFmt w:val="bullet"/>
+      <w:lvlText w:val=""/>
+      <w:lvlJc w:val="left"/>
+      <w:pPr>
+        <w:tabs>
+          <w:tab w:val="num" w:pos="6480"/>
+        </w:tabs>
+        <w:ind w:left="6480" w:hanging="360"/>
+      </w:pPr>
+      <w:rPr>
+        <w:rFonts w:ascii="Wingdings" w:hAnsi="Wingdings" w:hint="default"/>
+        <w:sz w:val="20"/>
+      </w:rPr>
+    </w:lvl>
+  </w:abstractNum>
+  <w:abstractNum w:abstractNumId="44" w15:restartNumberingAfterBreak="0">
     <w:nsid w:val="5B2A2165"/>
     <w:multiLevelType w:val="multilevel"/>
     <w:tmpl w:val="B5DC6858"/>
@@ -15843,7 +21753,7 @@
       </w:rPr>
     </w:lvl>
   </w:abstractNum>
-  <w:abstractNum w:abstractNumId="34" w15:restartNumberingAfterBreak="0">
+  <w:abstractNum w:abstractNumId="45" w15:restartNumberingAfterBreak="0">
     <w:nsid w:val="5CF90E96"/>
     <w:multiLevelType w:val="multilevel"/>
     <w:tmpl w:val="892CF8E4"/>
@@ -15992,7 +21902,7 @@
       </w:rPr>
     </w:lvl>
   </w:abstractNum>
-  <w:abstractNum w:abstractNumId="35" w15:restartNumberingAfterBreak="0">
+  <w:abstractNum w:abstractNumId="46" w15:restartNumberingAfterBreak="0">
     <w:nsid w:val="5E164248"/>
     <w:multiLevelType w:val="multilevel"/>
     <w:tmpl w:val="03EEFDFE"/>
@@ -16141,7 +22051,156 @@
       </w:rPr>
     </w:lvl>
   </w:abstractNum>
-  <w:abstractNum w:abstractNumId="36" w15:restartNumberingAfterBreak="0">
+  <w:abstractNum w:abstractNumId="47" w15:restartNumberingAfterBreak="0">
+    <w:nsid w:val="60B36CA6"/>
+    <w:multiLevelType w:val="multilevel"/>
+    <w:tmpl w:val="CBAE7256"/>
+    <w:lvl w:ilvl="0">
+      <w:start w:val="1"/>
+      <w:numFmt w:val="bullet"/>
+      <w:lvlText w:val=""/>
+      <w:lvlJc w:val="left"/>
+      <w:pPr>
+        <w:tabs>
+          <w:tab w:val="num" w:pos="720"/>
+        </w:tabs>
+        <w:ind w:left="720" w:hanging="360"/>
+      </w:pPr>
+      <w:rPr>
+        <w:rFonts w:ascii="Symbol" w:hAnsi="Symbol" w:hint="default"/>
+        <w:sz w:val="20"/>
+      </w:rPr>
+    </w:lvl>
+    <w:lvl w:ilvl="1">
+      <w:start w:val="1"/>
+      <w:numFmt w:val="bullet"/>
+      <w:lvlText w:val="o"/>
+      <w:lvlJc w:val="left"/>
+      <w:pPr>
+        <w:tabs>
+          <w:tab w:val="num" w:pos="1440"/>
+        </w:tabs>
+        <w:ind w:left="1440" w:hanging="360"/>
+      </w:pPr>
+      <w:rPr>
+        <w:rFonts w:ascii="Courier New" w:hAnsi="Courier New" w:hint="default"/>
+        <w:sz w:val="20"/>
+      </w:rPr>
+    </w:lvl>
+    <w:lvl w:ilvl="2" w:tentative="1">
+      <w:start w:val="1"/>
+      <w:numFmt w:val="bullet"/>
+      <w:lvlText w:val=""/>
+      <w:lvlJc w:val="left"/>
+      <w:pPr>
+        <w:tabs>
+          <w:tab w:val="num" w:pos="2160"/>
+        </w:tabs>
+        <w:ind w:left="2160" w:hanging="360"/>
+      </w:pPr>
+      <w:rPr>
+        <w:rFonts w:ascii="Wingdings" w:hAnsi="Wingdings" w:hint="default"/>
+        <w:sz w:val="20"/>
+      </w:rPr>
+    </w:lvl>
+    <w:lvl w:ilvl="3" w:tentative="1">
+      <w:start w:val="1"/>
+      <w:numFmt w:val="bullet"/>
+      <w:lvlText w:val=""/>
+      <w:lvlJc w:val="left"/>
+      <w:pPr>
+        <w:tabs>
+          <w:tab w:val="num" w:pos="2880"/>
+        </w:tabs>
+        <w:ind w:left="2880" w:hanging="360"/>
+      </w:pPr>
+      <w:rPr>
+        <w:rFonts w:ascii="Wingdings" w:hAnsi="Wingdings" w:hint="default"/>
+        <w:sz w:val="20"/>
+      </w:rPr>
+    </w:lvl>
+    <w:lvl w:ilvl="4" w:tentative="1">
+      <w:start w:val="1"/>
+      <w:numFmt w:val="bullet"/>
+      <w:lvlText w:val=""/>
+      <w:lvlJc w:val="left"/>
+      <w:pPr>
+        <w:tabs>
+          <w:tab w:val="num" w:pos="3600"/>
+        </w:tabs>
+        <w:ind w:left="3600" w:hanging="360"/>
+      </w:pPr>
+      <w:rPr>
+        <w:rFonts w:ascii="Wingdings" w:hAnsi="Wingdings" w:hint="default"/>
+        <w:sz w:val="20"/>
+      </w:rPr>
+    </w:lvl>
+    <w:lvl w:ilvl="5" w:tentative="1">
+      <w:start w:val="1"/>
+      <w:numFmt w:val="bullet"/>
+      <w:lvlText w:val=""/>
+      <w:lvlJc w:val="left"/>
+      <w:pPr>
+        <w:tabs>
+          <w:tab w:val="num" w:pos="4320"/>
+        </w:tabs>
+        <w:ind w:left="4320" w:hanging="360"/>
+      </w:pPr>
+      <w:rPr>
+        <w:rFonts w:ascii="Wingdings" w:hAnsi="Wingdings" w:hint="default"/>
+        <w:sz w:val="20"/>
+      </w:rPr>
+    </w:lvl>
+    <w:lvl w:ilvl="6" w:tentative="1">
+      <w:start w:val="1"/>
+      <w:numFmt w:val="bullet"/>
+      <w:lvlText w:val=""/>
+      <w:lvlJc w:val="left"/>
+      <w:pPr>
+        <w:tabs>
+          <w:tab w:val="num" w:pos="5040"/>
+        </w:tabs>
+        <w:ind w:left="5040" w:hanging="360"/>
+      </w:pPr>
+      <w:rPr>
+        <w:rFonts w:ascii="Wingdings" w:hAnsi="Wingdings" w:hint="default"/>
+        <w:sz w:val="20"/>
+      </w:rPr>
+    </w:lvl>
+    <w:lvl w:ilvl="7" w:tentative="1">
+      <w:start w:val="1"/>
+      <w:numFmt w:val="bullet"/>
+      <w:lvlText w:val=""/>
+      <w:lvlJc w:val="left"/>
+      <w:pPr>
+        <w:tabs>
+          <w:tab w:val="num" w:pos="5760"/>
+        </w:tabs>
+        <w:ind w:left="5760" w:hanging="360"/>
+      </w:pPr>
+      <w:rPr>
+        <w:rFonts w:ascii="Wingdings" w:hAnsi="Wingdings" w:hint="default"/>
+        <w:sz w:val="20"/>
+      </w:rPr>
+    </w:lvl>
+    <w:lvl w:ilvl="8" w:tentative="1">
+      <w:start w:val="1"/>
+      <w:numFmt w:val="bullet"/>
+      <w:lvlText w:val=""/>
+      <w:lvlJc w:val="left"/>
+      <w:pPr>
+        <w:tabs>
+          <w:tab w:val="num" w:pos="6480"/>
+        </w:tabs>
+        <w:ind w:left="6480" w:hanging="360"/>
+      </w:pPr>
+      <w:rPr>
+        <w:rFonts w:ascii="Wingdings" w:hAnsi="Wingdings" w:hint="default"/>
+        <w:sz w:val="20"/>
+      </w:rPr>
+    </w:lvl>
+  </w:abstractNum>
+  <w:abstractNum w:abstractNumId="48" w15:restartNumberingAfterBreak="0">
     <w:nsid w:val="61C33BCE"/>
     <w:multiLevelType w:val="multilevel"/>
     <w:tmpl w:val="1E946E58"/>
@@ -16290,7 +22349,7 @@
       </w:rPr>
     </w:lvl>
   </w:abstractNum>
-  <w:abstractNum w:abstractNumId="37" w15:restartNumberingAfterBreak="0">
+  <w:abstractNum w:abstractNumId="49" w15:restartNumberingAfterBreak="0">
     <w:nsid w:val="63283709"/>
     <w:multiLevelType w:val="multilevel"/>
     <w:tmpl w:val="2A9AD564"/>
@@ -16439,7 +22498,7 @@
       </w:rPr>
     </w:lvl>
   </w:abstractNum>
-  <w:abstractNum w:abstractNumId="38" w15:restartNumberingAfterBreak="0">
+  <w:abstractNum w:abstractNumId="50" w15:restartNumberingAfterBreak="0">
     <w:nsid w:val="63FF7B2C"/>
     <w:multiLevelType w:val="multilevel"/>
     <w:tmpl w:val="15164B82"/>
@@ -16588,7 +22647,120 @@
       </w:rPr>
     </w:lvl>
   </w:abstractNum>
-  <w:abstractNum w:abstractNumId="39" w15:restartNumberingAfterBreak="0">
+  <w:abstractNum w:abstractNumId="51" w15:restartNumberingAfterBreak="0">
+    <w:nsid w:val="65275A26"/>
+    <w:multiLevelType w:val="multilevel"/>
+    <w:tmpl w:val="7A24548A"/>
+    <w:lvl w:ilvl="0">
+      <w:start w:val="1"/>
+      <w:numFmt w:val="decimal"/>
+      <w:lvlText w:val="%1."/>
+      <w:lvlJc w:val="left"/>
+      <w:pPr>
+        <w:tabs>
+          <w:tab w:val="num" w:pos="720"/>
+        </w:tabs>
+        <w:ind w:left="720" w:hanging="360"/>
+      </w:pPr>
+    </w:lvl>
+    <w:lvl w:ilvl="1" w:tentative="1">
+      <w:start w:val="1"/>
+      <w:numFmt w:val="decimal"/>
+      <w:lvlText w:val="%2."/>
+      <w:lvlJc w:val="left"/>
+      <w:pPr>
+        <w:tabs>
+          <w:tab w:val="num" w:pos="1440"/>
+        </w:tabs>
+        <w:ind w:left="1440" w:hanging="360"/>
+      </w:pPr>
+    </w:lvl>
+    <w:lvl w:ilvl="2" w:tentative="1">
+      <w:start w:val="1"/>
+      <w:numFmt w:val="decimal"/>
+      <w:lvlText w:val="%3."/>
+      <w:lvlJc w:val="left"/>
+      <w:pPr>
+        <w:tabs>
+          <w:tab w:val="num" w:pos="2160"/>
+        </w:tabs>
+        <w:ind w:left="2160" w:hanging="360"/>
+      </w:pPr>
+    </w:lvl>
+    <w:lvl w:ilvl="3" w:tentative="1">
+      <w:start w:val="1"/>
+      <w:numFmt w:val="decimal"/>
+      <w:lvlText w:val="%4."/>
+      <w:lvlJc w:val="left"/>
+      <w:pPr>
+        <w:tabs>
+          <w:tab w:val="num" w:pos="2880"/>
+        </w:tabs>
+        <w:ind w:left="2880" w:hanging="360"/>
+      </w:pPr>
+    </w:lvl>
+    <w:lvl w:ilvl="4" w:tentative="1">
+      <w:start w:val="1"/>
+      <w:numFmt w:val="decimal"/>
+      <w:lvlText w:val="%5."/>
+      <w:lvlJc w:val="left"/>
+      <w:pPr>
+        <w:tabs>
+          <w:tab w:val="num" w:pos="3600"/>
+        </w:tabs>
+        <w:ind w:left="3600" w:hanging="360"/>
+      </w:pPr>
+    </w:lvl>
+    <w:lvl w:ilvl="5" w:tentative="1">
+      <w:start w:val="1"/>
+      <w:numFmt w:val="decimal"/>
+      <w:lvlText w:val="%6."/>
+      <w:lvlJc w:val="left"/>
+      <w:pPr>
+        <w:tabs>
+          <w:tab w:val="num" w:pos="4320"/>
+        </w:tabs>
+        <w:ind w:left="4320" w:hanging="360"/>
+      </w:pPr>
+    </w:lvl>
+    <w:lvl w:ilvl="6" w:tentative="1">
+      <w:start w:val="1"/>
+      <w:numFmt w:val="decimal"/>
+      <w:lvlText w:val="%7."/>
+      <w:lvlJc w:val="left"/>
+      <w:pPr>
+        <w:tabs>
+          <w:tab w:val="num" w:pos="5040"/>
+        </w:tabs>
+        <w:ind w:left="5040" w:hanging="360"/>
+      </w:pPr>
+    </w:lvl>
+    <w:lvl w:ilvl="7" w:tentative="1">
+      <w:start w:val="1"/>
+      <w:numFmt w:val="decimal"/>
+      <w:lvlText w:val="%8."/>
+      <w:lvlJc w:val="left"/>
+      <w:pPr>
+        <w:tabs>
+          <w:tab w:val="num" w:pos="5760"/>
+        </w:tabs>
+        <w:ind w:left="5760" w:hanging="360"/>
+      </w:pPr>
+    </w:lvl>
+    <w:lvl w:ilvl="8" w:tentative="1">
+      <w:start w:val="1"/>
+      <w:numFmt w:val="decimal"/>
+      <w:lvlText w:val="%9."/>
+      <w:lvlJc w:val="left"/>
+      <w:pPr>
+        <w:tabs>
+          <w:tab w:val="num" w:pos="6480"/>
+        </w:tabs>
+        <w:ind w:left="6480" w:hanging="360"/>
+      </w:pPr>
+    </w:lvl>
+  </w:abstractNum>
+  <w:abstractNum w:abstractNumId="52" w15:restartNumberingAfterBreak="0">
     <w:nsid w:val="66C67F23"/>
     <w:multiLevelType w:val="multilevel"/>
     <w:tmpl w:val="5AD8A51A"/>
@@ -16737,7 +22909,7 @@
       </w:rPr>
     </w:lvl>
   </w:abstractNum>
-  <w:abstractNum w:abstractNumId="40" w15:restartNumberingAfterBreak="0">
+  <w:abstractNum w:abstractNumId="53" w15:restartNumberingAfterBreak="0">
     <w:nsid w:val="67BB4361"/>
     <w:multiLevelType w:val="multilevel"/>
     <w:tmpl w:val="602009EC"/>
@@ -16886,7 +23058,7 @@
       </w:rPr>
     </w:lvl>
   </w:abstractNum>
-  <w:abstractNum w:abstractNumId="41" w15:restartNumberingAfterBreak="0">
+  <w:abstractNum w:abstractNumId="54" w15:restartNumberingAfterBreak="0">
     <w:nsid w:val="680F653F"/>
     <w:multiLevelType w:val="multilevel"/>
     <w:tmpl w:val="F7F2CA34"/>
@@ -17035,7 +23207,120 @@
       </w:rPr>
     </w:lvl>
   </w:abstractNum>
-  <w:abstractNum w:abstractNumId="42" w15:restartNumberingAfterBreak="0">
+  <w:abstractNum w:abstractNumId="55" w15:restartNumberingAfterBreak="0">
+    <w:nsid w:val="686E1B71"/>
+    <w:multiLevelType w:val="multilevel"/>
+    <w:tmpl w:val="010EBAE0"/>
+    <w:lvl w:ilvl="0">
+      <w:start w:val="1"/>
+      <w:numFmt w:val="decimal"/>
+      <w:lvlText w:val="%1."/>
+      <w:lvlJc w:val="left"/>
+      <w:pPr>
+        <w:tabs>
+          <w:tab w:val="num" w:pos="720"/>
+        </w:tabs>
+        <w:ind w:left="720" w:hanging="360"/>
+      </w:pPr>
+    </w:lvl>
+    <w:lvl w:ilvl="1" w:tentative="1">
+      <w:start w:val="1"/>
+      <w:numFmt w:val="decimal"/>
+      <w:lvlText w:val="%2."/>
+      <w:lvlJc w:val="left"/>
+      <w:pPr>
+        <w:tabs>
+          <w:tab w:val="num" w:pos="1440"/>
+        </w:tabs>
+        <w:ind w:left="1440" w:hanging="360"/>
+      </w:pPr>
+    </w:lvl>
+    <w:lvl w:ilvl="2" w:tentative="1">
+      <w:start w:val="1"/>
+      <w:numFmt w:val="decimal"/>
+      <w:lvlText w:val="%3."/>
+      <w:lvlJc w:val="left"/>
+      <w:pPr>
+        <w:tabs>
+          <w:tab w:val="num" w:pos="2160"/>
+        </w:tabs>
+        <w:ind w:left="2160" w:hanging="360"/>
+      </w:pPr>
+    </w:lvl>
+    <w:lvl w:ilvl="3" w:tentative="1">
+      <w:start w:val="1"/>
+      <w:numFmt w:val="decimal"/>
+      <w:lvlText w:val="%4."/>
+      <w:lvlJc w:val="left"/>
+      <w:pPr>
+        <w:tabs>
+          <w:tab w:val="num" w:pos="2880"/>
+        </w:tabs>
+        <w:ind w:left="2880" w:hanging="360"/>
+      </w:pPr>
+    </w:lvl>
+    <w:lvl w:ilvl="4" w:tentative="1">
+      <w:start w:val="1"/>
+      <w:numFmt w:val="decimal"/>
+      <w:lvlText w:val="%5."/>
+      <w:lvlJc w:val="left"/>
+      <w:pPr>
+        <w:tabs>
+          <w:tab w:val="num" w:pos="3600"/>
+        </w:tabs>
+        <w:ind w:left="3600" w:hanging="360"/>
+      </w:pPr>
+    </w:lvl>
+    <w:lvl w:ilvl="5" w:tentative="1">
+      <w:start w:val="1"/>
+      <w:numFmt w:val="decimal"/>
+      <w:lvlText w:val="%6."/>
+      <w:lvlJc w:val="left"/>
+      <w:pPr>
+        <w:tabs>
+          <w:tab w:val="num" w:pos="4320"/>
+        </w:tabs>
+        <w:ind w:left="4320" w:hanging="360"/>
+      </w:pPr>
+    </w:lvl>
+    <w:lvl w:ilvl="6" w:tentative="1">
+      <w:start w:val="1"/>
+      <w:numFmt w:val="decimal"/>
+      <w:lvlText w:val="%7."/>
+      <w:lvlJc w:val="left"/>
+      <w:pPr>
+        <w:tabs>
+          <w:tab w:val="num" w:pos="5040"/>
+        </w:tabs>
+        <w:ind w:left="5040" w:hanging="360"/>
+      </w:pPr>
+    </w:lvl>
+    <w:lvl w:ilvl="7" w:tentative="1">
+      <w:start w:val="1"/>
+      <w:numFmt w:val="decimal"/>
+      <w:lvlText w:val="%8."/>
+      <w:lvlJc w:val="left"/>
+      <w:pPr>
+        <w:tabs>
+          <w:tab w:val="num" w:pos="5760"/>
+        </w:tabs>
+        <w:ind w:left="5760" w:hanging="360"/>
+      </w:pPr>
+    </w:lvl>
+    <w:lvl w:ilvl="8" w:tentative="1">
+      <w:start w:val="1"/>
+      <w:numFmt w:val="decimal"/>
+      <w:lvlText w:val="%9."/>
+      <w:lvlJc w:val="left"/>
+      <w:pPr>
+        <w:tabs>
+          <w:tab w:val="num" w:pos="6480"/>
+        </w:tabs>
+        <w:ind w:left="6480" w:hanging="360"/>
+      </w:pPr>
+    </w:lvl>
+  </w:abstractNum>
+  <w:abstractNum w:abstractNumId="56" w15:restartNumberingAfterBreak="0">
     <w:nsid w:val="6BCE10E8"/>
     <w:multiLevelType w:val="multilevel"/>
     <w:tmpl w:val="9E9E86F0"/>
@@ -17184,7 +23469,7 @@
       </w:rPr>
     </w:lvl>
   </w:abstractNum>
-  <w:abstractNum w:abstractNumId="43" w15:restartNumberingAfterBreak="0">
+  <w:abstractNum w:abstractNumId="57" w15:restartNumberingAfterBreak="0">
     <w:nsid w:val="6CFD6FCF"/>
     <w:multiLevelType w:val="multilevel"/>
     <w:tmpl w:val="734A70C4"/>
@@ -17333,7 +23618,7 @@
       </w:rPr>
     </w:lvl>
   </w:abstractNum>
-  <w:abstractNum w:abstractNumId="44" w15:restartNumberingAfterBreak="0">
+  <w:abstractNum w:abstractNumId="58" w15:restartNumberingAfterBreak="0">
     <w:nsid w:val="6DB91A19"/>
     <w:multiLevelType w:val="multilevel"/>
     <w:tmpl w:val="C0889196"/>
@@ -17482,7 +23767,7 @@
       </w:rPr>
     </w:lvl>
   </w:abstractNum>
-  <w:abstractNum w:abstractNumId="45" w15:restartNumberingAfterBreak="0">
+  <w:abstractNum w:abstractNumId="59" w15:restartNumberingAfterBreak="0">
     <w:nsid w:val="71440AEB"/>
     <w:multiLevelType w:val="multilevel"/>
     <w:tmpl w:val="1A3E374E"/>
@@ -17631,7 +23916,7 @@
       </w:rPr>
     </w:lvl>
   </w:abstractNum>
-  <w:abstractNum w:abstractNumId="46" w15:restartNumberingAfterBreak="0">
+  <w:abstractNum w:abstractNumId="60" w15:restartNumberingAfterBreak="0">
     <w:nsid w:val="7A56042F"/>
     <w:multiLevelType w:val="multilevel"/>
     <w:tmpl w:val="4F18C5E6"/>
@@ -17780,7 +24065,7 @@
       </w:rPr>
     </w:lvl>
   </w:abstractNum>
-  <w:abstractNum w:abstractNumId="47" w15:restartNumberingAfterBreak="0">
+  <w:abstractNum w:abstractNumId="61" w15:restartNumberingAfterBreak="0">
     <w:nsid w:val="7F4C563B"/>
     <w:multiLevelType w:val="multilevel"/>
     <w:tmpl w:val="C810AB66"/>
@@ -17930,148 +24215,190 @@
     </w:lvl>
   </w:abstractNum>
   <w:num w:numId="1" w16cid:durableId="485557878">
+    <w:abstractNumId w:val="56"/>
+  </w:num>
+  <w:num w:numId="2" w16cid:durableId="1579243034">
+    <w:abstractNumId w:val="6"/>
+  </w:num>
+  <w:num w:numId="3" w16cid:durableId="2032294786">
     <w:abstractNumId w:val="42"/>
   </w:num>
-  <w:num w:numId="2" w16cid:durableId="1579243034">
-    <w:abstractNumId w:val="5"/>
-  </w:num>
-  <w:num w:numId="3" w16cid:durableId="2032294786">
-    <w:abstractNumId w:val="32"/>
-  </w:num>
   <w:num w:numId="4" w16cid:durableId="1701972124">
-    <w:abstractNumId w:val="22"/>
+    <w:abstractNumId w:val="28"/>
   </w:num>
   <w:num w:numId="5" w16cid:durableId="1112826832">
     <w:abstractNumId w:val="1"/>
   </w:num>
   <w:num w:numId="6" w16cid:durableId="241381440">
-    <w:abstractNumId w:val="6"/>
+    <w:abstractNumId w:val="7"/>
   </w:num>
   <w:num w:numId="7" w16cid:durableId="410473324">
-    <w:abstractNumId w:val="20"/>
+    <w:abstractNumId w:val="26"/>
   </w:num>
   <w:num w:numId="8" w16cid:durableId="644969814">
-    <w:abstractNumId w:val="14"/>
+    <w:abstractNumId w:val="17"/>
   </w:num>
   <w:num w:numId="9" w16cid:durableId="1082336414">
-    <w:abstractNumId w:val="21"/>
+    <w:abstractNumId w:val="27"/>
   </w:num>
   <w:num w:numId="10" w16cid:durableId="1953584192">
-    <w:abstractNumId w:val="41"/>
+    <w:abstractNumId w:val="54"/>
   </w:num>
   <w:num w:numId="11" w16cid:durableId="1987467622">
-    <w:abstractNumId w:val="40"/>
+    <w:abstractNumId w:val="53"/>
   </w:num>
   <w:num w:numId="12" w16cid:durableId="1137606386">
-    <w:abstractNumId w:val="43"/>
+    <w:abstractNumId w:val="57"/>
   </w:num>
   <w:num w:numId="13" w16cid:durableId="677970049">
-    <w:abstractNumId w:val="38"/>
+    <w:abstractNumId w:val="50"/>
   </w:num>
   <w:num w:numId="14" w16cid:durableId="1557811471">
     <w:abstractNumId w:val="0"/>
   </w:num>
   <w:num w:numId="15" w16cid:durableId="1960717593">
-    <w:abstractNumId w:val="25"/>
+    <w:abstractNumId w:val="32"/>
   </w:num>
   <w:num w:numId="16" w16cid:durableId="1489787178">
-    <w:abstractNumId w:val="23"/>
+    <w:abstractNumId w:val="30"/>
   </w:num>
   <w:num w:numId="17" w16cid:durableId="1284771574">
-    <w:abstractNumId w:val="44"/>
+    <w:abstractNumId w:val="58"/>
   </w:num>
   <w:num w:numId="18" w16cid:durableId="1810398835">
-    <w:abstractNumId w:val="16"/>
+    <w:abstractNumId w:val="19"/>
   </w:num>
   <w:num w:numId="19" w16cid:durableId="116682665">
-    <w:abstractNumId w:val="31"/>
+    <w:abstractNumId w:val="41"/>
   </w:num>
   <w:num w:numId="20" w16cid:durableId="430324070">
     <w:abstractNumId w:val="2"/>
   </w:num>
   <w:num w:numId="21" w16cid:durableId="1369797837">
-    <w:abstractNumId w:val="10"/>
+    <w:abstractNumId w:val="11"/>
   </w:num>
   <w:num w:numId="22" w16cid:durableId="886449076">
-    <w:abstractNumId w:val="17"/>
+    <w:abstractNumId w:val="23"/>
   </w:num>
   <w:num w:numId="23" w16cid:durableId="45186579">
+    <w:abstractNumId w:val="49"/>
+  </w:num>
+  <w:num w:numId="24" w16cid:durableId="2002780532">
+    <w:abstractNumId w:val="61"/>
+  </w:num>
+  <w:num w:numId="25" w16cid:durableId="122118070">
+    <w:abstractNumId w:val="9"/>
+  </w:num>
+  <w:num w:numId="26" w16cid:durableId="278026984">
+    <w:abstractNumId w:val="8"/>
+  </w:num>
+  <w:num w:numId="27" w16cid:durableId="442115571">
+    <w:abstractNumId w:val="35"/>
+  </w:num>
+  <w:num w:numId="28" w16cid:durableId="1940093460">
+    <w:abstractNumId w:val="13"/>
+  </w:num>
+  <w:num w:numId="29" w16cid:durableId="554195051">
+    <w:abstractNumId w:val="25"/>
+  </w:num>
+  <w:num w:numId="30" w16cid:durableId="453868130">
+    <w:abstractNumId w:val="31"/>
+  </w:num>
+  <w:num w:numId="31" w16cid:durableId="849218705">
+    <w:abstractNumId w:val="33"/>
+  </w:num>
+  <w:num w:numId="32" w16cid:durableId="861013564">
     <w:abstractNumId w:val="37"/>
   </w:num>
-  <w:num w:numId="24" w16cid:durableId="2002780532">
-    <w:abstractNumId w:val="47"/>
-  </w:num>
-  <w:num w:numId="25" w16cid:durableId="122118070">
-    <w:abstractNumId w:val="8"/>
-  </w:num>
-  <w:num w:numId="26" w16cid:durableId="278026984">
-    <w:abstractNumId w:val="7"/>
-  </w:num>
-  <w:num w:numId="27" w16cid:durableId="442115571">
-    <w:abstractNumId w:val="28"/>
-  </w:num>
-  <w:num w:numId="28" w16cid:durableId="1940093460">
-    <w:abstractNumId w:val="12"/>
-  </w:num>
-  <w:num w:numId="29" w16cid:durableId="554195051">
-    <w:abstractNumId w:val="19"/>
-  </w:num>
-  <w:num w:numId="30" w16cid:durableId="453868130">
-    <w:abstractNumId w:val="24"/>
-  </w:num>
-  <w:num w:numId="31" w16cid:durableId="849218705">
-    <w:abstractNumId w:val="26"/>
-  </w:num>
-  <w:num w:numId="32" w16cid:durableId="861013564">
-    <w:abstractNumId w:val="29"/>
-  </w:num>
   <w:num w:numId="33" w16cid:durableId="624039413">
-    <w:abstractNumId w:val="30"/>
+    <w:abstractNumId w:val="39"/>
   </w:num>
   <w:num w:numId="34" w16cid:durableId="512260097">
     <w:abstractNumId w:val="4"/>
   </w:num>
   <w:num w:numId="35" w16cid:durableId="514151242">
-    <w:abstractNumId w:val="18"/>
+    <w:abstractNumId w:val="24"/>
   </w:num>
   <w:num w:numId="36" w16cid:durableId="1066151751">
     <w:abstractNumId w:val="3"/>
   </w:num>
   <w:num w:numId="37" w16cid:durableId="1436634573">
+    <w:abstractNumId w:val="48"/>
+  </w:num>
+  <w:num w:numId="38" w16cid:durableId="451170174">
+    <w:abstractNumId w:val="59"/>
+  </w:num>
+  <w:num w:numId="39" w16cid:durableId="1246525197">
+    <w:abstractNumId w:val="12"/>
+  </w:num>
+  <w:num w:numId="40" w16cid:durableId="1208713062">
+    <w:abstractNumId w:val="60"/>
+  </w:num>
+  <w:num w:numId="41" w16cid:durableId="559898419">
+    <w:abstractNumId w:val="34"/>
+  </w:num>
+  <w:num w:numId="42" w16cid:durableId="661010559">
+    <w:abstractNumId w:val="52"/>
+  </w:num>
+  <w:num w:numId="43" w16cid:durableId="1958221178">
+    <w:abstractNumId w:val="45"/>
+  </w:num>
+  <w:num w:numId="44" w16cid:durableId="1567564505">
+    <w:abstractNumId w:val="18"/>
+  </w:num>
+  <w:num w:numId="45" w16cid:durableId="22706943">
+    <w:abstractNumId w:val="15"/>
+  </w:num>
+  <w:num w:numId="46" w16cid:durableId="1227688340">
+    <w:abstractNumId w:val="44"/>
+  </w:num>
+  <w:num w:numId="47" w16cid:durableId="2032220969">
+    <w:abstractNumId w:val="10"/>
+  </w:num>
+  <w:num w:numId="48" w16cid:durableId="1241600662">
+    <w:abstractNumId w:val="46"/>
+  </w:num>
+  <w:num w:numId="49" w16cid:durableId="1541891273">
     <w:abstractNumId w:val="36"/>
   </w:num>
-  <w:num w:numId="38" w16cid:durableId="451170174">
-    <w:abstractNumId w:val="45"/>
+  <w:num w:numId="50" w16cid:durableId="1789742186">
+    <w:abstractNumId w:val="29"/>
   </w:num>
-  <w:num w:numId="39" w16cid:durableId="1246525197">
-    <w:abstractNumId w:val="11"/>
+  <w:num w:numId="51" w16cid:durableId="996495532">
+    <w:abstractNumId w:val="14"/>
   </w:num>
-  <w:num w:numId="40" w16cid:durableId="1208713062">
-    <w:abstractNumId w:val="46"/>
+  <w:num w:numId="52" w16cid:durableId="1353341327">
+    <w:abstractNumId w:val="55"/>
   </w:num>
-  <w:num w:numId="41" w16cid:durableId="559898419">
-    <w:abstractNumId w:val="27"/>
+  <w:num w:numId="53" w16cid:durableId="1751153460">
+    <w:abstractNumId w:val="47"/>
   </w:num>
-  <w:num w:numId="42" w16cid:durableId="661010559">
-    <w:abstractNumId w:val="39"/>
+  <w:num w:numId="54" w16cid:durableId="521016348">
+    <w:abstractNumId w:val="40"/>
   </w:num>
-  <w:num w:numId="43" w16cid:durableId="1958221178">
-    <w:abstractNumId w:val="34"/>
+  <w:num w:numId="55" w16cid:durableId="755514072">
+    <w:abstractNumId w:val="21"/>
   </w:num>
-  <w:num w:numId="44" w16cid:durableId="1567564505">
-    <w:abstractNumId w:val="15"/>
+  <w:num w:numId="56" w16cid:durableId="556629885">
+    <w:abstractNumId w:val="22"/>
   </w:num>
-  <w:num w:numId="45" w16cid:durableId="22706943">
-    <w:abstractNumId w:val="13"/>
+  <w:num w:numId="57" w16cid:durableId="2003120119">
+    <w:abstractNumId w:val="20"/>
   </w:num>
-  <w:num w:numId="46" w16cid:durableId="1227688340">
-    <w:abstractNumId w:val="33"/>
+  <w:num w:numId="58" w16cid:durableId="1588881074">
+    <w:abstractNumId w:val="51"/>
   </w:num>
-  <w:num w:numId="47" w16cid:durableId="2032220969">
-    <w:abstractNumId w:val="9"/>
+  <w:num w:numId="59" w16cid:durableId="1253974698">
+    <w:abstractNumId w:val="38"/>
   </w:num>
-  <w:num w:numId="48" w16cid:durableId="1241600662">
-    <w:abstractNumId w:val="35"/>
+  <w:num w:numId="60" w16cid:durableId="1763716968">
+    <w:abstractNumId w:val="5"/>
+  </w:num>
+  <w:num w:numId="61" w16cid:durableId="1073504759">
+    <w:abstractNumId w:val="16"/>
+  </w:num>
+  <w:num w:numId="62" w16cid:durableId="365372666">
+    <w:abstractNumId w:val="43"/>
   </w:num>
 </w:numbering>
 </file>
@@ -18504,7 +24831,6 @@
     <w:next w:val="Normal"/>
     <w:link w:val="Ttulo2Car"/>
     <w:uiPriority w:val="9"/>
-    <w:semiHidden/>
     <w:unhideWhenUsed/>
     <w:qFormat/>
     <w:rsid w:val="00940398"/>
@@ -18527,7 +24853,6 @@
     <w:next w:val="Normal"/>
     <w:link w:val="Ttulo3Car"/>
     <w:uiPriority w:val="9"/>
-    <w:semiHidden/>
     <w:unhideWhenUsed/>
     <w:qFormat/>
     <w:rsid w:val="00940398"/>
@@ -18679,7 +25004,6 @@
   <w:style w:type="character" w:default="1" w:styleId="Fuentedeprrafopredeter">
     <w:name w:val="Default Paragraph Font"/>
     <w:uiPriority w:val="1"/>
-    <w:semiHidden/>
     <w:unhideWhenUsed/>
   </w:style>
   <w:style w:type="table" w:default="1" w:styleId="Tablanormal">
@@ -18721,7 +25045,6 @@
     <w:basedOn w:val="Fuentedeprrafopredeter"/>
     <w:link w:val="Ttulo2"/>
     <w:uiPriority w:val="9"/>
-    <w:semiHidden/>
     <w:rsid w:val="00940398"/>
     <w:rPr>
       <w:rFonts w:asciiTheme="majorHAnsi" w:eastAsiaTheme="majorEastAsia" w:hAnsiTheme="majorHAnsi" w:cstheme="majorBidi"/>
@@ -18735,7 +25058,6 @@
     <w:basedOn w:val="Fuentedeprrafopredeter"/>
     <w:link w:val="Ttulo3"/>
     <w:uiPriority w:val="9"/>
-    <w:semiHidden/>
     <w:rsid w:val="00940398"/>
     <w:rPr>
       <w:rFonts w:eastAsiaTheme="majorEastAsia" w:cstheme="majorBidi"/>
@@ -18992,6 +25314,161 @@
       <w:color w:val="0F4761" w:themeColor="accent1" w:themeShade="BF"/>
       <w:spacing w:val="5"/>
     </w:rPr>
+  </w:style>
+  <w:style w:type="paragraph" w:styleId="NormalWeb">
+    <w:name w:val="Normal (Web)"/>
+    <w:basedOn w:val="Normal"/>
+    <w:uiPriority w:val="99"/>
+    <w:semiHidden/>
+    <w:unhideWhenUsed/>
+    <w:rsid w:val="00615E32"/>
+    <w:pPr>
+      <w:spacing w:before="100" w:beforeAutospacing="1" w:after="100" w:afterAutospacing="1" w:line="240" w:lineRule="auto"/>
+    </w:pPr>
+    <w:rPr>
+      <w:rFonts w:ascii="Times New Roman" w:eastAsia="Times New Roman" w:hAnsi="Times New Roman" w:cs="Times New Roman"/>
+      <w:kern w:val="0"/>
+      <w:lang w:eastAsia="es-MX"/>
+      <w14:ligatures w14:val="none"/>
+    </w:rPr>
+  </w:style>
+  <w:style w:type="character" w:styleId="CdigoHTML">
+    <w:name w:val="HTML Code"/>
+    <w:basedOn w:val="Fuentedeprrafopredeter"/>
+    <w:uiPriority w:val="99"/>
+    <w:semiHidden/>
+    <w:unhideWhenUsed/>
+    <w:rsid w:val="00615E32"/>
+    <w:rPr>
+      <w:rFonts w:ascii="Courier New" w:eastAsia="Times New Roman" w:hAnsi="Courier New" w:cs="Courier New"/>
+      <w:sz w:val="20"/>
+      <w:szCs w:val="20"/>
+    </w:rPr>
+  </w:style>
+  <w:style w:type="table" w:styleId="Tablaconcuadrcula">
+    <w:name w:val="Table Grid"/>
+    <w:basedOn w:val="Tablanormal"/>
+    <w:uiPriority w:val="39"/>
+    <w:rsid w:val="00724059"/>
+    <w:pPr>
+      <w:spacing w:after="0" w:line="240" w:lineRule="auto"/>
+    </w:pPr>
+    <w:tblPr>
+      <w:tblBorders>
+        <w:top w:val="single" w:sz="4" w:space="0" w:color="auto"/>
+        <w:left w:val="single" w:sz="4" w:space="0" w:color="auto"/>
+        <w:bottom w:val="single" w:sz="4" w:space="0" w:color="auto"/>
+        <w:right w:val="single" w:sz="4" w:space="0" w:color="auto"/>
+        <w:insideH w:val="single" w:sz="4" w:space="0" w:color="auto"/>
+        <w:insideV w:val="single" w:sz="4" w:space="0" w:color="auto"/>
+      </w:tblBorders>
+    </w:tblPr>
+  </w:style>
+  <w:style w:type="table" w:styleId="Tablaconcuadrcula5oscura-nfasis4">
+    <w:name w:val="Grid Table 5 Dark Accent 4"/>
+    <w:basedOn w:val="Tablanormal"/>
+    <w:uiPriority w:val="50"/>
+    <w:rsid w:val="00724059"/>
+    <w:pPr>
+      <w:spacing w:after="0" w:line="240" w:lineRule="auto"/>
+    </w:pPr>
+    <w:tblPr>
+      <w:tblStyleRowBandSize w:val="1"/>
+      <w:tblStyleColBandSize w:val="1"/>
+      <w:tblBorders>
+        <w:top w:val="single" w:sz="4" w:space="0" w:color="FFFFFF" w:themeColor="background1"/>
+        <w:left w:val="single" w:sz="4" w:space="0" w:color="FFFFFF" w:themeColor="background1"/>
+        <w:bottom w:val="single" w:sz="4" w:space="0" w:color="FFFFFF" w:themeColor="background1"/>
+        <w:right w:val="single" w:sz="4" w:space="0" w:color="FFFFFF" w:themeColor="background1"/>
+        <w:insideH w:val="single" w:sz="4" w:space="0" w:color="FFFFFF" w:themeColor="background1"/>
+        <w:insideV w:val="single" w:sz="4" w:space="0" w:color="FFFFFF" w:themeColor="background1"/>
+      </w:tblBorders>
+    </w:tblPr>
+    <w:tcPr>
+      <w:shd w:val="clear" w:color="auto" w:fill="CAEDFB" w:themeFill="accent4" w:themeFillTint="33"/>
+    </w:tcPr>
+    <w:tblStylePr w:type="firstRow">
+      <w:rPr>
+        <w:b/>
+        <w:bCs/>
+        <w:color w:val="FFFFFF" w:themeColor="background1"/>
+      </w:rPr>
+      <w:tblPr/>
+      <w:tcPr>
+        <w:tcBorders>
+          <w:top w:val="single" w:sz="4" w:space="0" w:color="FFFFFF" w:themeColor="background1"/>
+          <w:left w:val="single" w:sz="4" w:space="0" w:color="FFFFFF" w:themeColor="background1"/>
+          <w:right w:val="single" w:sz="4" w:space="0" w:color="FFFFFF" w:themeColor="background1"/>
+          <w:insideH w:val="nil"/>
+          <w:insideV w:val="nil"/>
+        </w:tcBorders>
+        <w:shd w:val="clear" w:color="auto" w:fill="0F9ED5" w:themeFill="accent4"/>
+      </w:tcPr>
+    </w:tblStylePr>
+    <w:tblStylePr w:type="lastRow">
+      <w:rPr>
+        <w:b/>
+        <w:bCs/>
+        <w:color w:val="FFFFFF" w:themeColor="background1"/>
+      </w:rPr>
+      <w:tblPr/>
+      <w:tcPr>
+        <w:tcBorders>
+          <w:left w:val="single" w:sz="4" w:space="0" w:color="FFFFFF" w:themeColor="background1"/>
+          <w:bottom w:val="single" w:sz="4" w:space="0" w:color="FFFFFF" w:themeColor="background1"/>
+          <w:right w:val="single" w:sz="4" w:space="0" w:color="FFFFFF" w:themeColor="background1"/>
+          <w:insideH w:val="nil"/>
+          <w:insideV w:val="nil"/>
+        </w:tcBorders>
+        <w:shd w:val="clear" w:color="auto" w:fill="0F9ED5" w:themeFill="accent4"/>
+      </w:tcPr>
+    </w:tblStylePr>
+    <w:tblStylePr w:type="firstCol">
+      <w:rPr>
+        <w:b/>
+        <w:bCs/>
+        <w:color w:val="FFFFFF" w:themeColor="background1"/>
+      </w:rPr>
+      <w:tblPr/>
+      <w:tcPr>
+        <w:tcBorders>
+          <w:top w:val="single" w:sz="4" w:space="0" w:color="FFFFFF" w:themeColor="background1"/>
+          <w:left w:val="single" w:sz="4" w:space="0" w:color="FFFFFF" w:themeColor="background1"/>
+          <w:bottom w:val="single" w:sz="4" w:space="0" w:color="FFFFFF" w:themeColor="background1"/>
+          <w:insideV w:val="nil"/>
+        </w:tcBorders>
+        <w:shd w:val="clear" w:color="auto" w:fill="0F9ED5" w:themeFill="accent4"/>
+      </w:tcPr>
+    </w:tblStylePr>
+    <w:tblStylePr w:type="lastCol">
+      <w:rPr>
+        <w:b/>
+        <w:bCs/>
+        <w:color w:val="FFFFFF" w:themeColor="background1"/>
+      </w:rPr>
+      <w:tblPr/>
+      <w:tcPr>
+        <w:tcBorders>
+          <w:top w:val="single" w:sz="4" w:space="0" w:color="FFFFFF" w:themeColor="background1"/>
+          <w:bottom w:val="single" w:sz="4" w:space="0" w:color="FFFFFF" w:themeColor="background1"/>
+          <w:right w:val="single" w:sz="4" w:space="0" w:color="FFFFFF" w:themeColor="background1"/>
+          <w:insideV w:val="nil"/>
+        </w:tcBorders>
+        <w:shd w:val="clear" w:color="auto" w:fill="0F9ED5" w:themeFill="accent4"/>
+      </w:tcPr>
+    </w:tblStylePr>
+    <w:tblStylePr w:type="band1Vert">
+      <w:tblPr/>
+      <w:tcPr>
+        <w:shd w:val="clear" w:color="auto" w:fill="95DCF7" w:themeFill="accent4" w:themeFillTint="66"/>
+      </w:tcPr>
+    </w:tblStylePr>
+    <w:tblStylePr w:type="band1Horz">
+      <w:tblPr/>
+      <w:tcPr>
+        <w:shd w:val="clear" w:color="auto" w:fill="95DCF7" w:themeFill="accent4" w:themeFillTint="66"/>
+      </w:tcPr>
+    </w:tblStylePr>
   </w:style>
 </w:styles>
 </file>
